--- a/论文/意图动力学：从意图流转捕捉到模拟智能的架构构想.docx
+++ b/论文/意图动力学：从意图流转捕捉到模拟智能的架构构想.docx
@@ -1716,114 +1716,6 @@
     </w:p>
     <w:p>
       <w:pPr>
-        <w:jc w:val="center"/>
-      </w:pPr>
-      <w:r>
-        <w:drawing>
-          <wp:inline xmlns:a="http://schemas.openxmlformats.org/drawingml/2006/main" xmlns:pic="http://schemas.openxmlformats.org/drawingml/2006/picture">
-            <wp:extent cx="5400000" cy="3085714"/>
-            <wp:docPr id="1" name="Picture 1"/>
-            <wp:cNvGraphicFramePr>
-              <a:graphicFrameLocks noChangeAspect="1"/>
-            </wp:cNvGraphicFramePr>
-            <a:graphic>
-              <a:graphicData uri="http://schemas.openxmlformats.org/drawingml/2006/picture">
-                <pic:pic>
-                  <pic:nvPicPr>
-                    <pic:cNvPr id="0" name="意图流转轨迹图.png"/>
-                    <pic:cNvPicPr/>
-                  </pic:nvPicPr>
-                  <pic:blipFill>
-                    <a:blip r:embed="rId9"/>
-                    <a:stretch>
-                      <a:fillRect/>
-                    </a:stretch>
-                  </pic:blipFill>
-                  <pic:spPr>
-                    <a:xfrm>
-                      <a:off x="0" y="0"/>
-                      <a:ext cx="5400000" cy="3085714"/>
-                    </a:xfrm>
-                    <a:prstGeom prst="rect"/>
-                  </pic:spPr>
-                </pic:pic>
-              </a:graphicData>
-            </a:graphic>
-          </wp:inline>
-        </w:drawing>
-      </w:r>
-    </w:p>
-    <w:p>
-      <w:pPr>
-        <w:jc w:val="center"/>
-      </w:pPr>
-      <w:r>
-        <w:rPr>
-          <w:rFonts w:ascii="Times New Roman" w:hAnsi="Times New Roman" w:eastAsia="宋体"/>
-          <w:b w:val="0"/>
-          <w:i w:val="0"/>
-          <w:color w:val="555555"/>
-          <w:sz w:val="18"/>
-        </w:rPr>
-        <w:t>意图流转轨迹（人类波浪 vs AI 平坦——段级）</w:t>
-      </w:r>
-    </w:p>
-    <w:p>
-      <w:pPr>
-        <w:jc w:val="center"/>
-      </w:pPr>
-      <w:r>
-        <w:drawing>
-          <wp:inline xmlns:a="http://schemas.openxmlformats.org/drawingml/2006/main" xmlns:pic="http://schemas.openxmlformats.org/drawingml/2006/picture">
-            <wp:extent cx="5400000" cy="1735714"/>
-            <wp:docPr id="2" name="Picture 2"/>
-            <wp:cNvGraphicFramePr>
-              <a:graphicFrameLocks noChangeAspect="1"/>
-            </wp:cNvGraphicFramePr>
-            <a:graphic>
-              <a:graphicData uri="http://schemas.openxmlformats.org/drawingml/2006/picture">
-                <pic:pic>
-                  <pic:nvPicPr>
-                    <pic:cNvPr id="0" name="句元级意图轨迹图.png"/>
-                    <pic:cNvPicPr/>
-                  </pic:nvPicPr>
-                  <pic:blipFill>
-                    <a:blip r:embed="rId10"/>
-                    <a:stretch>
-                      <a:fillRect/>
-                    </a:stretch>
-                  </pic:blipFill>
-                  <pic:spPr>
-                    <a:xfrm>
-                      <a:off x="0" y="0"/>
-                      <a:ext cx="5400000" cy="1735714"/>
-                    </a:xfrm>
-                    <a:prstGeom prst="rect"/>
-                  </pic:spPr>
-                </pic:pic>
-              </a:graphicData>
-            </a:graphic>
-          </wp:inline>
-        </w:drawing>
-      </w:r>
-    </w:p>
-    <w:p>
-      <w:pPr>
-        <w:jc w:val="center"/>
-      </w:pPr>
-      <w:r>
-        <w:rPr>
-          <w:rFonts w:ascii="Times New Roman" w:hAnsi="Times New Roman" w:eastAsia="宋体"/>
-          <w:b w:val="0"/>
-          <w:i w:val="0"/>
-          <w:color w:val="555555"/>
-          <w:sz w:val="18"/>
-        </w:rPr>
-        <w:t>句元级意图轨迹（人类陡峭 vs AI 平缓）</w:t>
-      </w:r>
-    </w:p>
-    <w:p>
-      <w:pPr>
         <w:keepNext/>
         <w:spacing w:before="160" w:after="100"/>
       </w:pPr>
@@ -3247,60 +3139,6 @@
     </w:p>
     <w:p>
       <w:pPr>
-        <w:jc w:val="center"/>
-      </w:pPr>
-      <w:r>
-        <w:drawing>
-          <wp:inline xmlns:a="http://schemas.openxmlformats.org/drawingml/2006/main" xmlns:pic="http://schemas.openxmlformats.org/drawingml/2006/picture">
-            <wp:extent cx="5400000" cy="3857143"/>
-            <wp:docPr id="3" name="Picture 3"/>
-            <wp:cNvGraphicFramePr>
-              <a:graphicFrameLocks noChangeAspect="1"/>
-            </wp:cNvGraphicFramePr>
-            <a:graphic>
-              <a:graphicData uri="http://schemas.openxmlformats.org/drawingml/2006/picture">
-                <pic:pic>
-                  <pic:nvPicPr>
-                    <pic:cNvPr id="0" name="转移熵对比图.png"/>
-                    <pic:cNvPicPr/>
-                  </pic:nvPicPr>
-                  <pic:blipFill>
-                    <a:blip r:embed="rId11"/>
-                    <a:stretch>
-                      <a:fillRect/>
-                    </a:stretch>
-                  </pic:blipFill>
-                  <pic:spPr>
-                    <a:xfrm>
-                      <a:off x="0" y="0"/>
-                      <a:ext cx="5400000" cy="3857143"/>
-                    </a:xfrm>
-                    <a:prstGeom prst="rect"/>
-                  </pic:spPr>
-                </pic:pic>
-              </a:graphicData>
-            </a:graphic>
-          </wp:inline>
-        </w:drawing>
-      </w:r>
-    </w:p>
-    <w:p>
-      <w:pPr>
-        <w:jc w:val="center"/>
-      </w:pPr>
-      <w:r>
-        <w:rPr>
-          <w:rFonts w:ascii="Times New Roman" w:hAnsi="Times New Roman" w:eastAsia="宋体"/>
-          <w:b w:val="0"/>
-          <w:i w:val="0"/>
-          <w:color w:val="555555"/>
-          <w:sz w:val="18"/>
-        </w:rPr>
-        <w:t>转移熵对比（AI 机械流动更高）</w:t>
-      </w:r>
-    </w:p>
-    <w:p>
-      <w:pPr>
         <w:keepNext/>
         <w:spacing w:before="160" w:after="100"/>
       </w:pPr>
@@ -3958,114 +3796,6 @@
           <w:sz w:val="21"/>
         </w:rPr>
         <w:t>——这是意图动力学引擎的观测基础。</w:t>
-      </w:r>
-    </w:p>
-    <w:p>
-      <w:pPr>
-        <w:jc w:val="center"/>
-      </w:pPr>
-      <w:r>
-        <w:drawing>
-          <wp:inline xmlns:a="http://schemas.openxmlformats.org/drawingml/2006/main" xmlns:pic="http://schemas.openxmlformats.org/drawingml/2006/picture">
-            <wp:extent cx="5400000" cy="2492308"/>
-            <wp:docPr id="4" name="Picture 4"/>
-            <wp:cNvGraphicFramePr>
-              <a:graphicFrameLocks noChangeAspect="1"/>
-            </wp:cNvGraphicFramePr>
-            <a:graphic>
-              <a:graphicData uri="http://schemas.openxmlformats.org/drawingml/2006/picture">
-                <pic:pic>
-                  <pic:nvPicPr>
-                    <pic:cNvPr id="0" name="思想流形图.png"/>
-                    <pic:cNvPicPr/>
-                  </pic:nvPicPr>
-                  <pic:blipFill>
-                    <a:blip r:embed="rId12"/>
-                    <a:stretch>
-                      <a:fillRect/>
-                    </a:stretch>
-                  </pic:blipFill>
-                  <pic:spPr>
-                    <a:xfrm>
-                      <a:off x="0" y="0"/>
-                      <a:ext cx="5400000" cy="2492308"/>
-                    </a:xfrm>
-                    <a:prstGeom prst="rect"/>
-                  </pic:spPr>
-                </pic:pic>
-              </a:graphicData>
-            </a:graphic>
-          </wp:inline>
-        </w:drawing>
-      </w:r>
-    </w:p>
-    <w:p>
-      <w:pPr>
-        <w:jc w:val="center"/>
-      </w:pPr>
-      <w:r>
-        <w:rPr>
-          <w:rFonts w:ascii="Times New Roman" w:hAnsi="Times New Roman" w:eastAsia="宋体"/>
-          <w:b w:val="0"/>
-          <w:i w:val="0"/>
-          <w:color w:val="555555"/>
-          <w:sz w:val="18"/>
-        </w:rPr>
-        <w:t>思想流形（人类密集集中 vs AI 分散延伸）</w:t>
-      </w:r>
-    </w:p>
-    <w:p>
-      <w:pPr>
-        <w:jc w:val="center"/>
-      </w:pPr>
-      <w:r>
-        <w:drawing>
-          <wp:inline xmlns:a="http://schemas.openxmlformats.org/drawingml/2006/main" xmlns:pic="http://schemas.openxmlformats.org/drawingml/2006/picture">
-            <wp:extent cx="5400000" cy="2520000"/>
-            <wp:docPr id="5" name="Picture 5"/>
-            <wp:cNvGraphicFramePr>
-              <a:graphicFrameLocks noChangeAspect="1"/>
-            </wp:cNvGraphicFramePr>
-            <a:graphic>
-              <a:graphicData uri="http://schemas.openxmlformats.org/drawingml/2006/picture">
-                <pic:pic>
-                  <pic:nvPicPr>
-                    <pic:cNvPr id="0" name="十一维流动热力图.png"/>
-                    <pic:cNvPicPr/>
-                  </pic:nvPicPr>
-                  <pic:blipFill>
-                    <a:blip r:embed="rId13"/>
-                    <a:stretch>
-                      <a:fillRect/>
-                    </a:stretch>
-                  </pic:blipFill>
-                  <pic:spPr>
-                    <a:xfrm>
-                      <a:off x="0" y="0"/>
-                      <a:ext cx="5400000" cy="2520000"/>
-                    </a:xfrm>
-                    <a:prstGeom prst="rect"/>
-                  </pic:spPr>
-                </pic:pic>
-              </a:graphicData>
-            </a:graphic>
-          </wp:inline>
-        </w:drawing>
-      </w:r>
-    </w:p>
-    <w:p>
-      <w:pPr>
-        <w:jc w:val="center"/>
-      </w:pPr>
-      <w:r>
-        <w:rPr>
-          <w:rFonts w:ascii="Times New Roman" w:hAnsi="Times New Roman" w:eastAsia="宋体"/>
-          <w:b w:val="0"/>
-          <w:i w:val="0"/>
-          <w:color w:val="555555"/>
-          <w:sz w:val="18"/>
-        </w:rPr>
-        <w:t>十一维流动热力图（人类波动 vs AI 均匀）</w:t>
       </w:r>
     </w:p>
     <w:p>
@@ -4846,60 +4576,6 @@
           <w:sz w:val="21"/>
         </w:rPr>
         <w:t>——意图状态的核心坐标在这些深层维度上。</w:t>
-      </w:r>
-    </w:p>
-    <w:p>
-      <w:pPr>
-        <w:jc w:val="center"/>
-      </w:pPr>
-      <w:r>
-        <w:drawing>
-          <wp:inline xmlns:a="http://schemas.openxmlformats.org/drawingml/2006/main" xmlns:pic="http://schemas.openxmlformats.org/drawingml/2006/picture">
-            <wp:extent cx="5400000" cy="4050000"/>
-            <wp:docPr id="6" name="Picture 6"/>
-            <wp:cNvGraphicFramePr>
-              <a:graphicFrameLocks noChangeAspect="1"/>
-            </wp:cNvGraphicFramePr>
-            <a:graphic>
-              <a:graphicData uri="http://schemas.openxmlformats.org/drawingml/2006/picture">
-                <pic:pic>
-                  <pic:nvPicPr>
-                    <pic:cNvPr id="0" name="六十四维全景图.png"/>
-                    <pic:cNvPicPr/>
-                  </pic:nvPicPr>
-                  <pic:blipFill>
-                    <a:blip r:embed="rId14"/>
-                    <a:stretch>
-                      <a:fillRect/>
-                    </a:stretch>
-                  </pic:blipFill>
-                  <pic:spPr>
-                    <a:xfrm>
-                      <a:off x="0" y="0"/>
-                      <a:ext cx="5400000" cy="4050000"/>
-                    </a:xfrm>
-                    <a:prstGeom prst="rect"/>
-                  </pic:spPr>
-                </pic:pic>
-              </a:graphicData>
-            </a:graphic>
-          </wp:inline>
-        </w:drawing>
-      </w:r>
-    </w:p>
-    <w:p>
-      <w:pPr>
-        <w:jc w:val="center"/>
-      </w:pPr>
-      <w:r>
-        <w:rPr>
-          <w:rFonts w:ascii="Times New Roman" w:hAnsi="Times New Roman" w:eastAsia="宋体"/>
-          <w:b w:val="0"/>
-          <w:i w:val="0"/>
-          <w:color w:val="555555"/>
-          <w:sz w:val="18"/>
-        </w:rPr>
-        <w:t>64 维人机差异全景（橙=未解释 11 维——集中在强判别区）</w:t>
       </w:r>
     </w:p>
     <w:p>

--- a/论文/意图动力学：从意图流转捕捉到模拟智能的架构构想.docx
+++ b/论文/意图动力学：从意图流转捕捉到模拟智能的架构构想.docx
@@ -1716,6 +1716,114 @@
     </w:p>
     <w:p>
       <w:pPr>
+        <w:jc w:val="center"/>
+      </w:pPr>
+      <w:r>
+        <w:drawing>
+          <wp:inline xmlns:a="http://schemas.openxmlformats.org/drawingml/2006/main" xmlns:pic="http://schemas.openxmlformats.org/drawingml/2006/picture">
+            <wp:extent cx="5400000" cy="3085714"/>
+            <wp:docPr id="1" name="Picture 1"/>
+            <wp:cNvGraphicFramePr>
+              <a:graphicFrameLocks noChangeAspect="1"/>
+            </wp:cNvGraphicFramePr>
+            <a:graphic>
+              <a:graphicData uri="http://schemas.openxmlformats.org/drawingml/2006/picture">
+                <pic:pic>
+                  <pic:nvPicPr>
+                    <pic:cNvPr id="0" name="意图流转轨迹图.png"/>
+                    <pic:cNvPicPr/>
+                  </pic:nvPicPr>
+                  <pic:blipFill>
+                    <a:blip r:embed="rId9"/>
+                    <a:stretch>
+                      <a:fillRect/>
+                    </a:stretch>
+                  </pic:blipFill>
+                  <pic:spPr>
+                    <a:xfrm>
+                      <a:off x="0" y="0"/>
+                      <a:ext cx="5400000" cy="3085714"/>
+                    </a:xfrm>
+                    <a:prstGeom prst="rect"/>
+                  </pic:spPr>
+                </pic:pic>
+              </a:graphicData>
+            </a:graphic>
+          </wp:inline>
+        </w:drawing>
+      </w:r>
+    </w:p>
+    <w:p>
+      <w:pPr>
+        <w:jc w:val="center"/>
+      </w:pPr>
+      <w:r>
+        <w:rPr>
+          <w:rFonts w:ascii="Times New Roman" w:hAnsi="Times New Roman" w:eastAsia="宋体"/>
+          <w:b w:val="0"/>
+          <w:i w:val="0"/>
+          <w:color w:val="555555"/>
+          <w:sz w:val="18"/>
+        </w:rPr>
+        <w:t>意图流转轨迹（人类波浪 vs AI 平坦——段级）</w:t>
+      </w:r>
+    </w:p>
+    <w:p>
+      <w:pPr>
+        <w:jc w:val="center"/>
+      </w:pPr>
+      <w:r>
+        <w:drawing>
+          <wp:inline xmlns:a="http://schemas.openxmlformats.org/drawingml/2006/main" xmlns:pic="http://schemas.openxmlformats.org/drawingml/2006/picture">
+            <wp:extent cx="5400000" cy="1735714"/>
+            <wp:docPr id="2" name="Picture 2"/>
+            <wp:cNvGraphicFramePr>
+              <a:graphicFrameLocks noChangeAspect="1"/>
+            </wp:cNvGraphicFramePr>
+            <a:graphic>
+              <a:graphicData uri="http://schemas.openxmlformats.org/drawingml/2006/picture">
+                <pic:pic>
+                  <pic:nvPicPr>
+                    <pic:cNvPr id="0" name="句元级意图轨迹图.png"/>
+                    <pic:cNvPicPr/>
+                  </pic:nvPicPr>
+                  <pic:blipFill>
+                    <a:blip r:embed="rId10"/>
+                    <a:stretch>
+                      <a:fillRect/>
+                    </a:stretch>
+                  </pic:blipFill>
+                  <pic:spPr>
+                    <a:xfrm>
+                      <a:off x="0" y="0"/>
+                      <a:ext cx="5400000" cy="1735714"/>
+                    </a:xfrm>
+                    <a:prstGeom prst="rect"/>
+                  </pic:spPr>
+                </pic:pic>
+              </a:graphicData>
+            </a:graphic>
+          </wp:inline>
+        </w:drawing>
+      </w:r>
+    </w:p>
+    <w:p>
+      <w:pPr>
+        <w:jc w:val="center"/>
+      </w:pPr>
+      <w:r>
+        <w:rPr>
+          <w:rFonts w:ascii="Times New Roman" w:hAnsi="Times New Roman" w:eastAsia="宋体"/>
+          <w:b w:val="0"/>
+          <w:i w:val="0"/>
+          <w:color w:val="555555"/>
+          <w:sz w:val="18"/>
+        </w:rPr>
+        <w:t>句元级意图轨迹（人类陡峭 vs AI 平缓）</w:t>
+      </w:r>
+    </w:p>
+    <w:p>
+      <w:pPr>
         <w:keepNext/>
         <w:spacing w:before="160" w:after="100"/>
       </w:pPr>
@@ -3139,6 +3247,60 @@
     </w:p>
     <w:p>
       <w:pPr>
+        <w:jc w:val="center"/>
+      </w:pPr>
+      <w:r>
+        <w:drawing>
+          <wp:inline xmlns:a="http://schemas.openxmlformats.org/drawingml/2006/main" xmlns:pic="http://schemas.openxmlformats.org/drawingml/2006/picture">
+            <wp:extent cx="5400000" cy="3857143"/>
+            <wp:docPr id="3" name="Picture 3"/>
+            <wp:cNvGraphicFramePr>
+              <a:graphicFrameLocks noChangeAspect="1"/>
+            </wp:cNvGraphicFramePr>
+            <a:graphic>
+              <a:graphicData uri="http://schemas.openxmlformats.org/drawingml/2006/picture">
+                <pic:pic>
+                  <pic:nvPicPr>
+                    <pic:cNvPr id="0" name="转移熵对比图.png"/>
+                    <pic:cNvPicPr/>
+                  </pic:nvPicPr>
+                  <pic:blipFill>
+                    <a:blip r:embed="rId11"/>
+                    <a:stretch>
+                      <a:fillRect/>
+                    </a:stretch>
+                  </pic:blipFill>
+                  <pic:spPr>
+                    <a:xfrm>
+                      <a:off x="0" y="0"/>
+                      <a:ext cx="5400000" cy="3857143"/>
+                    </a:xfrm>
+                    <a:prstGeom prst="rect"/>
+                  </pic:spPr>
+                </pic:pic>
+              </a:graphicData>
+            </a:graphic>
+          </wp:inline>
+        </w:drawing>
+      </w:r>
+    </w:p>
+    <w:p>
+      <w:pPr>
+        <w:jc w:val="center"/>
+      </w:pPr>
+      <w:r>
+        <w:rPr>
+          <w:rFonts w:ascii="Times New Roman" w:hAnsi="Times New Roman" w:eastAsia="宋体"/>
+          <w:b w:val="0"/>
+          <w:i w:val="0"/>
+          <w:color w:val="555555"/>
+          <w:sz w:val="18"/>
+        </w:rPr>
+        <w:t>转移熵对比（AI 机械流动更高）</w:t>
+      </w:r>
+    </w:p>
+    <w:p>
+      <w:pPr>
         <w:keepNext/>
         <w:spacing w:before="160" w:after="100"/>
       </w:pPr>
@@ -3796,6 +3958,114 @@
           <w:sz w:val="21"/>
         </w:rPr>
         <w:t>——这是意图动力学引擎的观测基础。</w:t>
+      </w:r>
+    </w:p>
+    <w:p>
+      <w:pPr>
+        <w:jc w:val="center"/>
+      </w:pPr>
+      <w:r>
+        <w:drawing>
+          <wp:inline xmlns:a="http://schemas.openxmlformats.org/drawingml/2006/main" xmlns:pic="http://schemas.openxmlformats.org/drawingml/2006/picture">
+            <wp:extent cx="5400000" cy="2492308"/>
+            <wp:docPr id="4" name="Picture 4"/>
+            <wp:cNvGraphicFramePr>
+              <a:graphicFrameLocks noChangeAspect="1"/>
+            </wp:cNvGraphicFramePr>
+            <a:graphic>
+              <a:graphicData uri="http://schemas.openxmlformats.org/drawingml/2006/picture">
+                <pic:pic>
+                  <pic:nvPicPr>
+                    <pic:cNvPr id="0" name="思想流形图.png"/>
+                    <pic:cNvPicPr/>
+                  </pic:nvPicPr>
+                  <pic:blipFill>
+                    <a:blip r:embed="rId12"/>
+                    <a:stretch>
+                      <a:fillRect/>
+                    </a:stretch>
+                  </pic:blipFill>
+                  <pic:spPr>
+                    <a:xfrm>
+                      <a:off x="0" y="0"/>
+                      <a:ext cx="5400000" cy="2492308"/>
+                    </a:xfrm>
+                    <a:prstGeom prst="rect"/>
+                  </pic:spPr>
+                </pic:pic>
+              </a:graphicData>
+            </a:graphic>
+          </wp:inline>
+        </w:drawing>
+      </w:r>
+    </w:p>
+    <w:p>
+      <w:pPr>
+        <w:jc w:val="center"/>
+      </w:pPr>
+      <w:r>
+        <w:rPr>
+          <w:rFonts w:ascii="Times New Roman" w:hAnsi="Times New Roman" w:eastAsia="宋体"/>
+          <w:b w:val="0"/>
+          <w:i w:val="0"/>
+          <w:color w:val="555555"/>
+          <w:sz w:val="18"/>
+        </w:rPr>
+        <w:t>思想流形（人类密集集中 vs AI 分散延伸）</w:t>
+      </w:r>
+    </w:p>
+    <w:p>
+      <w:pPr>
+        <w:jc w:val="center"/>
+      </w:pPr>
+      <w:r>
+        <w:drawing>
+          <wp:inline xmlns:a="http://schemas.openxmlformats.org/drawingml/2006/main" xmlns:pic="http://schemas.openxmlformats.org/drawingml/2006/picture">
+            <wp:extent cx="5400000" cy="2520000"/>
+            <wp:docPr id="5" name="Picture 5"/>
+            <wp:cNvGraphicFramePr>
+              <a:graphicFrameLocks noChangeAspect="1"/>
+            </wp:cNvGraphicFramePr>
+            <a:graphic>
+              <a:graphicData uri="http://schemas.openxmlformats.org/drawingml/2006/picture">
+                <pic:pic>
+                  <pic:nvPicPr>
+                    <pic:cNvPr id="0" name="十一维流动热力图.png"/>
+                    <pic:cNvPicPr/>
+                  </pic:nvPicPr>
+                  <pic:blipFill>
+                    <a:blip r:embed="rId13"/>
+                    <a:stretch>
+                      <a:fillRect/>
+                    </a:stretch>
+                  </pic:blipFill>
+                  <pic:spPr>
+                    <a:xfrm>
+                      <a:off x="0" y="0"/>
+                      <a:ext cx="5400000" cy="2520000"/>
+                    </a:xfrm>
+                    <a:prstGeom prst="rect"/>
+                  </pic:spPr>
+                </pic:pic>
+              </a:graphicData>
+            </a:graphic>
+          </wp:inline>
+        </w:drawing>
+      </w:r>
+    </w:p>
+    <w:p>
+      <w:pPr>
+        <w:jc w:val="center"/>
+      </w:pPr>
+      <w:r>
+        <w:rPr>
+          <w:rFonts w:ascii="Times New Roman" w:hAnsi="Times New Roman" w:eastAsia="宋体"/>
+          <w:b w:val="0"/>
+          <w:i w:val="0"/>
+          <w:color w:val="555555"/>
+          <w:sz w:val="18"/>
+        </w:rPr>
+        <w:t>十一维流动热力图（人类波动 vs AI 均匀）</w:t>
       </w:r>
     </w:p>
     <w:p>
@@ -4576,6 +4846,60 @@
           <w:sz w:val="21"/>
         </w:rPr>
         <w:t>——意图状态的核心坐标在这些深层维度上。</w:t>
+      </w:r>
+    </w:p>
+    <w:p>
+      <w:pPr>
+        <w:jc w:val="center"/>
+      </w:pPr>
+      <w:r>
+        <w:drawing>
+          <wp:inline xmlns:a="http://schemas.openxmlformats.org/drawingml/2006/main" xmlns:pic="http://schemas.openxmlformats.org/drawingml/2006/picture">
+            <wp:extent cx="5400000" cy="4050000"/>
+            <wp:docPr id="6" name="Picture 6"/>
+            <wp:cNvGraphicFramePr>
+              <a:graphicFrameLocks noChangeAspect="1"/>
+            </wp:cNvGraphicFramePr>
+            <a:graphic>
+              <a:graphicData uri="http://schemas.openxmlformats.org/drawingml/2006/picture">
+                <pic:pic>
+                  <pic:nvPicPr>
+                    <pic:cNvPr id="0" name="六十四维全景图.png"/>
+                    <pic:cNvPicPr/>
+                  </pic:nvPicPr>
+                  <pic:blipFill>
+                    <a:blip r:embed="rId14"/>
+                    <a:stretch>
+                      <a:fillRect/>
+                    </a:stretch>
+                  </pic:blipFill>
+                  <pic:spPr>
+                    <a:xfrm>
+                      <a:off x="0" y="0"/>
+                      <a:ext cx="5400000" cy="4050000"/>
+                    </a:xfrm>
+                    <a:prstGeom prst="rect"/>
+                  </pic:spPr>
+                </pic:pic>
+              </a:graphicData>
+            </a:graphic>
+          </wp:inline>
+        </w:drawing>
+      </w:r>
+    </w:p>
+    <w:p>
+      <w:pPr>
+        <w:jc w:val="center"/>
+      </w:pPr>
+      <w:r>
+        <w:rPr>
+          <w:rFonts w:ascii="Times New Roman" w:hAnsi="Times New Roman" w:eastAsia="宋体"/>
+          <w:b w:val="0"/>
+          <w:i w:val="0"/>
+          <w:color w:val="555555"/>
+          <w:sz w:val="18"/>
+        </w:rPr>
+        <w:t>64 维人机差异全景（橙=未解释 11 维——集中在强判别区）</w:t>
       </w:r>
     </w:p>
     <w:p>

--- a/论文/意图动力学：从意图流转捕捉到模拟智能的架构构想.docx
+++ b/论文/意图动力学：从意图流转捕捉到模拟智能的架构构想.docx
@@ -5013,6 +5013,592 @@
           <w:i w:val="0"/>
           <w:sz w:val="25"/>
         </w:rPr>
+        <w:t>5.0 定位声明：现有干预基于结构/表达层——不是意图流转层（重要区分）</w:t>
+      </w:r>
+    </w:p>
+    <w:p>
+      <w:pPr>
+        <w:spacing w:after="120" w:line="300" w:lineRule="auto"/>
+        <w:ind w:firstLine="420"/>
+      </w:pPr>
+      <w:r>
+        <w:rPr>
+          <w:rFonts w:ascii="Times New Roman" w:hAnsi="Times New Roman" w:eastAsia="宋体"/>
+          <w:b/>
+          <w:i w:val="0"/>
+          <w:sz w:val="21"/>
+        </w:rPr>
+        <w:t>必须澄清的层次关系</w:t>
+      </w:r>
+      <w:r>
+        <w:rPr>
+          <w:rFonts w:ascii="Times New Roman" w:hAnsi="Times New Roman" w:eastAsia="宋体"/>
+          <w:b w:val="0"/>
+          <w:i w:val="0"/>
+          <w:sz w:val="21"/>
+        </w:rPr>
+        <w:t>（本研究三个时期的成果）：</w:t>
+      </w:r>
+    </w:p>
+    <w:tbl>
+      <w:tblPr>
+        <w:tblStyle w:val="TableGrid"/>
+        <w:tblW w:type="auto" w:w="0"/>
+        <w:jc w:val="center"/>
+        <w:tblLook w:firstColumn="1" w:firstRow="1" w:lastColumn="0" w:lastRow="0" w:noHBand="0" w:noVBand="1" w:val="04A0"/>
+      </w:tblPr>
+      <w:tblGrid>
+        <w:gridCol w:w="2268"/>
+        <w:gridCol w:w="2268"/>
+        <w:gridCol w:w="2268"/>
+        <w:gridCol w:w="2268"/>
+      </w:tblGrid>
+      <w:tr>
+        <w:tc>
+          <w:tcPr>
+            <w:tcW w:type="dxa" w:w="2268"/>
+            <w:shd w:val="clear" w:fill="E8EEF7"/>
+          </w:tcPr>
+          <w:p>
+            <w:pPr>
+              <w:jc w:val="center"/>
+            </w:pPr>
+            <w:r/>
+            <w:r>
+              <w:rPr>
+                <w:rFonts w:ascii="Times New Roman" w:hAnsi="Times New Roman" w:eastAsia="黑体"/>
+                <w:b/>
+                <w:i w:val="0"/>
+                <w:sz w:val="17"/>
+              </w:rPr>
+              <w:t>层次</w:t>
+            </w:r>
+          </w:p>
+        </w:tc>
+        <w:tc>
+          <w:tcPr>
+            <w:tcW w:type="dxa" w:w="2268"/>
+            <w:shd w:val="clear" w:fill="E8EEF7"/>
+          </w:tcPr>
+          <w:p>
+            <w:pPr>
+              <w:jc w:val="center"/>
+            </w:pPr>
+            <w:r/>
+            <w:r>
+              <w:rPr>
+                <w:rFonts w:ascii="Times New Roman" w:hAnsi="Times New Roman" w:eastAsia="黑体"/>
+                <w:b/>
+                <w:i w:val="0"/>
+                <w:sz w:val="17"/>
+              </w:rPr>
+              <w:t>时期</w:t>
+            </w:r>
+          </w:p>
+        </w:tc>
+        <w:tc>
+          <w:tcPr>
+            <w:tcW w:type="dxa" w:w="2268"/>
+            <w:shd w:val="clear" w:fill="E8EEF7"/>
+          </w:tcPr>
+          <w:p>
+            <w:pPr>
+              <w:jc w:val="center"/>
+            </w:pPr>
+            <w:r/>
+            <w:r>
+              <w:rPr>
+                <w:rFonts w:ascii="Times New Roman" w:hAnsi="Times New Roman" w:eastAsia="黑体"/>
+                <w:b/>
+                <w:i w:val="0"/>
+                <w:sz w:val="17"/>
+              </w:rPr>
+              <w:t>指标/机制</w:t>
+            </w:r>
+          </w:p>
+        </w:tc>
+        <w:tc>
+          <w:tcPr>
+            <w:tcW w:type="dxa" w:w="2268"/>
+            <w:shd w:val="clear" w:fill="E8EEF7"/>
+          </w:tcPr>
+          <w:p>
+            <w:pPr>
+              <w:jc w:val="center"/>
+            </w:pPr>
+            <w:r/>
+            <w:r>
+              <w:rPr>
+                <w:rFonts w:ascii="Times New Roman" w:hAnsi="Times New Roman" w:eastAsia="黑体"/>
+                <w:b/>
+                <w:i w:val="0"/>
+                <w:sz w:val="17"/>
+              </w:rPr>
+              <w:t>状态</w:t>
+            </w:r>
+          </w:p>
+        </w:tc>
+      </w:tr>
+      <w:tr>
+        <w:tc>
+          <w:tcPr>
+            <w:tcW w:type="dxa" w:w="2268"/>
+          </w:tcPr>
+          <w:p>
+            <w:r/>
+            <w:r>
+              <w:rPr>
+                <w:rFonts w:ascii="Times New Roman" w:hAnsi="Times New Roman" w:eastAsia="宋体"/>
+                <w:b/>
+                <w:i w:val="0"/>
+                <w:sz w:val="16"/>
+              </w:rPr>
+              <w:t>结构/表达层干预</w:t>
+            </w:r>
+          </w:p>
+        </w:tc>
+        <w:tc>
+          <w:tcPr>
+            <w:tcW w:type="dxa" w:w="2268"/>
+          </w:tcPr>
+          <w:p>
+            <w:r/>
+            <w:r>
+              <w:rPr>
+                <w:rFonts w:ascii="Times New Roman" w:hAnsi="Times New Roman" w:eastAsia="宋体"/>
+                <w:b w:val="0"/>
+                <w:i w:val="0"/>
+                <w:sz w:val="16"/>
+              </w:rPr>
+              <w:t>v0.68-v0.73（先）</w:t>
+            </w:r>
+          </w:p>
+        </w:tc>
+        <w:tc>
+          <w:tcPr>
+            <w:tcW w:type="dxa" w:w="2268"/>
+          </w:tcPr>
+          <w:p>
+            <w:r/>
+            <w:r>
+              <w:rPr>
+                <w:rFonts w:ascii="Times New Roman" w:hAnsi="Times New Roman" w:eastAsia="宋体"/>
+                <w:b w:val="0"/>
+                <w:i w:val="0"/>
+                <w:sz w:val="16"/>
+              </w:rPr>
+              <w:t>sent_proj 投影（贴核心）/主题词保持/logits 偏置/beam 选优/虚拟 token 注入——</w:t>
+            </w:r>
+            <w:r>
+              <w:rPr>
+                <w:rFonts w:ascii="Times New Roman" w:hAnsi="Times New Roman" w:eastAsia="宋体"/>
+                <w:b/>
+                <w:i w:val="0"/>
+                <w:sz w:val="16"/>
+              </w:rPr>
+              <w:t>全部基于判别器的静态投影与词级结构指标</w:t>
+            </w:r>
+          </w:p>
+        </w:tc>
+        <w:tc>
+          <w:tcPr>
+            <w:tcW w:type="dxa" w:w="2268"/>
+          </w:tcPr>
+          <w:p>
+            <w:r/>
+            <w:r>
+              <w:rPr>
+                <w:rFonts w:ascii="Times New Roman" w:hAnsi="Times New Roman" w:eastAsia="宋体"/>
+                <w:b/>
+                <w:i w:val="0"/>
+                <w:sz w:val="16"/>
+              </w:rPr>
+              <w:t>已实现（本节）</w:t>
+            </w:r>
+          </w:p>
+        </w:tc>
+      </w:tr>
+      <w:tr>
+        <w:tc>
+          <w:tcPr>
+            <w:tcW w:type="dxa" w:w="2268"/>
+          </w:tcPr>
+          <w:p>
+            <w:r/>
+            <w:r>
+              <w:rPr>
+                <w:rFonts w:ascii="Times New Roman" w:hAnsi="Times New Roman" w:eastAsia="宋体"/>
+                <w:b/>
+                <w:i w:val="0"/>
+                <w:sz w:val="16"/>
+              </w:rPr>
+              <w:t>测量/监测层（意图流转）</w:t>
+            </w:r>
+          </w:p>
+        </w:tc>
+        <w:tc>
+          <w:tcPr>
+            <w:tcW w:type="dxa" w:w="2268"/>
+          </w:tcPr>
+          <w:p>
+            <w:r/>
+            <w:r>
+              <w:rPr>
+                <w:rFonts w:ascii="Times New Roman" w:hAnsi="Times New Roman" w:eastAsia="宋体"/>
+                <w:b w:val="0"/>
+                <w:i w:val="0"/>
+                <w:sz w:val="16"/>
+              </w:rPr>
+              <w:t>v0.74（后）</w:t>
+            </w:r>
+          </w:p>
+        </w:tc>
+        <w:tc>
+          <w:tcPr>
+            <w:tcW w:type="dxa" w:w="2268"/>
+          </w:tcPr>
+          <w:p>
+            <w:r/>
+            <w:r>
+              <w:rPr>
+                <w:rFonts w:ascii="Times New Roman" w:hAnsi="Times New Roman" w:eastAsia="宋体"/>
+                <w:b w:val="0"/>
+                <w:i w:val="0"/>
+                <w:sz w:val="16"/>
+              </w:rPr>
+              <w:t>跳跃/转折陡度/Hurst/转移熵/耦合——捕捉人类 vs AI 的</w:t>
+            </w:r>
+            <w:r>
+              <w:rPr>
+                <w:rFonts w:ascii="Times New Roman" w:hAnsi="Times New Roman" w:eastAsia="宋体"/>
+                <w:b/>
+                <w:i w:val="0"/>
+                <w:sz w:val="16"/>
+              </w:rPr>
+              <w:t>流动差异</w:t>
+            </w:r>
+            <w:r>
+              <w:rPr>
+                <w:rFonts w:ascii="Times New Roman" w:hAnsi="Times New Roman" w:eastAsia="宋体"/>
+                <w:b w:val="0"/>
+                <w:i w:val="0"/>
+                <w:sz w:val="16"/>
+              </w:rPr>
+              <w:t>（§3）</w:t>
+            </w:r>
+          </w:p>
+        </w:tc>
+        <w:tc>
+          <w:tcPr>
+            <w:tcW w:type="dxa" w:w="2268"/>
+          </w:tcPr>
+          <w:p>
+            <w:r/>
+            <w:r>
+              <w:rPr>
+                <w:rFonts w:ascii="Times New Roman" w:hAnsi="Times New Roman" w:eastAsia="宋体"/>
+                <w:b w:val="0"/>
+                <w:i w:val="0"/>
+                <w:sz w:val="16"/>
+              </w:rPr>
+              <w:t>已实现（测量）</w:t>
+            </w:r>
+          </w:p>
+        </w:tc>
+      </w:tr>
+      <w:tr>
+        <w:tc>
+          <w:tcPr>
+            <w:tcW w:type="dxa" w:w="2268"/>
+          </w:tcPr>
+          <w:p>
+            <w:r/>
+            <w:r>
+              <w:rPr>
+                <w:rFonts w:ascii="Times New Roman" w:hAnsi="Times New Roman" w:eastAsia="宋体"/>
+                <w:b/>
+                <w:i w:val="0"/>
+                <w:sz w:val="16"/>
+              </w:rPr>
+              <w:t>意图流干预</w:t>
+            </w:r>
+          </w:p>
+        </w:tc>
+        <w:tc>
+          <w:tcPr>
+            <w:tcW w:type="dxa" w:w="2268"/>
+          </w:tcPr>
+          <w:p>
+            <w:r/>
+            <w:r>
+              <w:rPr>
+                <w:rFonts w:ascii="Times New Roman" w:hAnsi="Times New Roman" w:eastAsia="宋体"/>
+                <w:b w:val="0"/>
+                <w:i w:val="0"/>
+                <w:sz w:val="16"/>
+              </w:rPr>
+              <w:t>v0.75 构想（未来）</w:t>
+            </w:r>
+          </w:p>
+        </w:tc>
+        <w:tc>
+          <w:tcPr>
+            <w:tcW w:type="dxa" w:w="2268"/>
+          </w:tcPr>
+          <w:p>
+            <w:r/>
+            <w:r>
+              <w:rPr>
+                <w:rFonts w:ascii="Times New Roman" w:hAnsi="Times New Roman" w:eastAsia="宋体"/>
+                <w:b w:val="0"/>
+                <w:i w:val="0"/>
+                <w:sz w:val="16"/>
+              </w:rPr>
+              <w:t>轨迹规划器把波浪模式（§3 目标分布）用作</w:t>
+            </w:r>
+            <w:r>
+              <w:rPr>
+                <w:rFonts w:ascii="Times New Roman" w:hAnsi="Times New Roman" w:eastAsia="宋体"/>
+                <w:b/>
+                <w:i w:val="0"/>
+                <w:sz w:val="16"/>
+              </w:rPr>
+              <w:t>生成目标</w:t>
+            </w:r>
+          </w:p>
+        </w:tc>
+        <w:tc>
+          <w:tcPr>
+            <w:tcW w:type="dxa" w:w="2268"/>
+          </w:tcPr>
+          <w:p>
+            <w:r/>
+            <w:r>
+              <w:rPr>
+                <w:rFonts w:ascii="Times New Roman" w:hAnsi="Times New Roman" w:eastAsia="宋体"/>
+                <w:b/>
+                <w:i w:val="0"/>
+                <w:sz w:val="16"/>
+              </w:rPr>
+              <w:t>未实现（§6 引擎）</w:t>
+            </w:r>
+          </w:p>
+        </w:tc>
+      </w:tr>
+    </w:tbl>
+    <w:p>
+      <w:pPr>
+        <w:spacing w:after="120" w:line="300" w:lineRule="auto"/>
+        <w:ind w:firstLine="420"/>
+      </w:pPr>
+      <w:r>
+        <w:rPr>
+          <w:rFonts w:ascii="Times New Roman" w:hAnsi="Times New Roman" w:eastAsia="宋体"/>
+          <w:b/>
+          <w:i w:val="0"/>
+          <w:sz w:val="21"/>
+        </w:rPr>
+        <w:t>明确说明</w:t>
+      </w:r>
+      <w:r>
+        <w:rPr>
+          <w:rFonts w:ascii="Times New Roman" w:hAnsi="Times New Roman" w:eastAsia="宋体"/>
+          <w:b w:val="0"/>
+          <w:i w:val="0"/>
+          <w:sz w:val="21"/>
+        </w:rPr>
+        <w:t>：§5 的干预谱系（概率层→logits→beam→种子→虚拟 token→Kalman 门控）</w:t>
+      </w:r>
+      <w:r>
+        <w:rPr>
+          <w:rFonts w:ascii="Times New Roman" w:hAnsi="Times New Roman" w:eastAsia="宋体"/>
+          <w:b/>
+          <w:i w:val="0"/>
+          <w:sz w:val="21"/>
+        </w:rPr>
+        <w:t>全部基于结构/表达层指标</w:t>
+      </w:r>
+      <w:r>
+        <w:rPr>
+          <w:rFonts w:ascii="Times New Roman" w:hAnsi="Times New Roman" w:eastAsia="宋体"/>
+          <w:b w:val="0"/>
+          <w:i w:val="0"/>
+          <w:sz w:val="21"/>
+        </w:rPr>
+        <w:t>——干预目标是"生成文本贴核心"（静态投影一致性 sent_proj）——</w:t>
+      </w:r>
+      <w:r>
+        <w:rPr>
+          <w:rFonts w:ascii="Times New Roman" w:hAnsi="Times New Roman" w:eastAsia="宋体"/>
+          <w:b/>
+          <w:i w:val="0"/>
+          <w:sz w:val="21"/>
+        </w:rPr>
+        <w:t>这些实验（v0.68-v0.73）早于意图流转测量（v0.74）——完全没有使用 §3 的流转指标（跳跃/转折/Hurst/TE/耦合）</w:t>
+      </w:r>
+      <w:r>
+        <w:rPr>
+          <w:rFonts w:ascii="Times New Roman" w:hAnsi="Times New Roman" w:eastAsia="宋体"/>
+          <w:b w:val="0"/>
+          <w:i w:val="0"/>
+          <w:sz w:val="21"/>
+        </w:rPr>
+        <w:t>。意图流转指标在本研究中承担的是</w:t>
+      </w:r>
+      <w:r>
+        <w:rPr>
+          <w:rFonts w:ascii="Times New Roman" w:hAnsi="Times New Roman" w:eastAsia="宋体"/>
+          <w:b/>
+          <w:i w:val="0"/>
+          <w:sz w:val="21"/>
+        </w:rPr>
+        <w:t>测量与监测角色</w:t>
+      </w:r>
+      <w:r>
+        <w:rPr>
+          <w:rFonts w:ascii="Times New Roman" w:hAnsi="Times New Roman" w:eastAsia="宋体"/>
+          <w:b w:val="0"/>
+          <w:i w:val="0"/>
+          <w:sz w:val="21"/>
+        </w:rPr>
+        <w:t>（揭示人机差异）——把流动指标用作</w:t>
+      </w:r>
+      <w:r>
+        <w:rPr>
+          <w:rFonts w:ascii="Times New Roman" w:hAnsi="Times New Roman" w:eastAsia="宋体"/>
+          <w:b/>
+          <w:i w:val="0"/>
+          <w:sz w:val="21"/>
+        </w:rPr>
+        <w:t>干预目标</w:t>
+      </w:r>
+      <w:r>
+        <w:rPr>
+          <w:rFonts w:ascii="Times New Roman" w:hAnsi="Times New Roman" w:eastAsia="宋体"/>
+          <w:b w:val="0"/>
+          <w:i w:val="0"/>
+          <w:sz w:val="21"/>
+        </w:rPr>
+        <w:t>（如"生成轨迹的转折陡度接近人类"）是意图动力学引擎（§6）的构想——</w:t>
+      </w:r>
+      <w:r>
+        <w:rPr>
+          <w:rFonts w:ascii="Times New Roman" w:hAnsi="Times New Roman" w:eastAsia="宋体"/>
+          <w:b/>
+          <w:i w:val="0"/>
+          <w:sz w:val="21"/>
+        </w:rPr>
+        <w:t>尚未实现</w:t>
+      </w:r>
+      <w:r>
+        <w:rPr>
+          <w:rFonts w:ascii="Times New Roman" w:hAnsi="Times New Roman" w:eastAsia="宋体"/>
+          <w:b w:val="0"/>
+          <w:i w:val="0"/>
+          <w:sz w:val="21"/>
+        </w:rPr>
+        <w:t>。因此：</w:t>
+      </w:r>
+    </w:p>
+    <w:p>
+      <w:pPr>
+        <w:spacing w:after="60" w:line="300" w:lineRule="auto"/>
+      </w:pPr>
+      <w:r>
+        <w:rPr>
+          <w:rFonts w:ascii="Times New Roman" w:hAnsi="Times New Roman" w:eastAsia="宋体"/>
+          <w:b w:val="0"/>
+          <w:i w:val="0"/>
+          <w:sz w:val="20"/>
+        </w:rPr>
+        <w:t>§5 的"117%/103% oracle"证明的是</w:t>
+      </w:r>
+      <w:r>
+        <w:rPr>
+          <w:rFonts w:ascii="Times New Roman" w:hAnsi="Times New Roman" w:eastAsia="宋体"/>
+          <w:b/>
+          <w:i w:val="0"/>
+          <w:sz w:val="20"/>
+        </w:rPr>
+        <w:t>结构/表达层干预</w:t>
+      </w:r>
+      <w:r>
+        <w:rPr>
+          <w:rFonts w:ascii="Times New Roman" w:hAnsi="Times New Roman" w:eastAsia="宋体"/>
+          <w:b w:val="0"/>
+          <w:i w:val="0"/>
+          <w:sz w:val="20"/>
+        </w:rPr>
+        <w:t>的谱系上限（贴核心的静态组织）——不是流动层；</w:t>
+      </w:r>
+    </w:p>
+    <w:p>
+      <w:pPr>
+        <w:spacing w:after="60" w:line="300" w:lineRule="auto"/>
+      </w:pPr>
+      <w:r>
+        <w:rPr>
+          <w:rFonts w:ascii="Times New Roman" w:hAnsi="Times New Roman" w:eastAsia="宋体"/>
+          <w:b w:val="0"/>
+          <w:i w:val="0"/>
+          <w:sz w:val="20"/>
+        </w:rPr>
+        <w:t>§3 的流动指标是</w:t>
+      </w:r>
+      <w:r>
+        <w:rPr>
+          <w:rFonts w:ascii="Times New Roman" w:hAnsi="Times New Roman" w:eastAsia="宋体"/>
+          <w:b/>
+          <w:i w:val="0"/>
+          <w:sz w:val="20"/>
+        </w:rPr>
+        <w:t>观测证据</w:t>
+      </w:r>
+      <w:r>
+        <w:rPr>
+          <w:rFonts w:ascii="Times New Roman" w:hAnsi="Times New Roman" w:eastAsia="宋体"/>
+          <w:b w:val="0"/>
+          <w:i w:val="0"/>
+          <w:sz w:val="20"/>
+        </w:rPr>
+        <w:t>（人类波浪 vs AI 平坦）——不是现有干预的目标函数；</w:t>
+      </w:r>
+    </w:p>
+    <w:p>
+      <w:pPr>
+        <w:spacing w:after="60" w:line="300" w:lineRule="auto"/>
+      </w:pPr>
+      <w:r>
+        <w:rPr>
+          <w:rFonts w:ascii="Times New Roman" w:hAnsi="Times New Roman" w:eastAsia="宋体"/>
+          <w:b/>
+          <w:i w:val="0"/>
+          <w:sz w:val="20"/>
+        </w:rPr>
+        <w:t>流动层干预的落地路径</w:t>
+      </w:r>
+      <w:r>
+        <w:rPr>
+          <w:rFonts w:ascii="Times New Roman" w:hAnsi="Times New Roman" w:eastAsia="宋体"/>
+          <w:b w:val="0"/>
+          <w:i w:val="0"/>
+          <w:sz w:val="20"/>
+        </w:rPr>
+        <w:t>（用波浪模式做目标分布）在 §6.4 实现路径中——验收标准=端到端生成五指标接近人类画像（届时才能说"意图流干预已实现"）。</w:t>
+      </w:r>
+    </w:p>
+    <w:p>
+      <w:pPr>
+        <w:keepNext/>
+        <w:spacing w:before="160" w:after="100"/>
+      </w:pPr>
+      <w:r>
+        <w:rPr>
+          <w:rFonts w:ascii="Times New Roman" w:hAnsi="Times New Roman" w:eastAsia="黑体"/>
+          <w:b/>
+          <w:i w:val="0"/>
+          <w:sz w:val="25"/>
+        </w:rPr>
         <w:t>5.1 干预谱系（201 runs/22 条件——oracle=Δ÷0.09×100）</w:t>
       </w:r>
     </w:p>
@@ -6492,6 +7078,1521 @@
           <w:i w:val="0"/>
           <w:sz w:val="28"/>
         </w:rPr>
+        <w:t>附录：复现指南（每个结论的可复现路径）</w:t>
+      </w:r>
+    </w:p>
+    <w:p>
+      <w:pPr>
+        <w:spacing w:after="100"/>
+        <w:ind w:left="454"/>
+      </w:pPr>
+      <w:r>
+        <w:rPr>
+          <w:rFonts w:ascii="Times New Roman" w:hAnsi="Times New Roman" w:eastAsia="宋体"/>
+          <w:b w:val="0"/>
+          <w:i/>
+          <w:color w:val="444444"/>
+          <w:sz w:val="19"/>
+        </w:rPr>
+        <w:t>环境：Python 3.13 + torch/transformers/sentence-transformers/scipy/jieba/sklearn——离线分析纯 CPU（分钟级）——生成实验需 GPU（MX570 2GB 实测）——本地模型：Qwen2.5-0.5B/bge-small-zh（HF_HUB_OFFLINE=1 缓存）——仓库：IntentDynamics（GitHub 就绪——含全部脚本/数据/模型/论文）</w:t>
+      </w:r>
+    </w:p>
+    <w:p>
+      <w:pPr>
+        <w:keepNext/>
+        <w:spacing w:before="160" w:after="100"/>
+      </w:pPr>
+      <w:r>
+        <w:rPr>
+          <w:rFonts w:ascii="Times New Roman" w:hAnsi="Times New Roman" w:eastAsia="黑体"/>
+          <w:b/>
+          <w:i w:val="0"/>
+          <w:sz w:val="25"/>
+        </w:rPr>
+        <w:t>数据与模型（内置——无需重新生成）</w:t>
+      </w:r>
+    </w:p>
+    <w:tbl>
+      <w:tblPr>
+        <w:tblStyle w:val="TableGrid"/>
+        <w:tblW w:type="auto" w:w="0"/>
+        <w:jc w:val="center"/>
+        <w:tblLook w:firstColumn="1" w:firstRow="1" w:lastColumn="0" w:lastRow="0" w:noHBand="0" w:noVBand="1" w:val="04A0"/>
+      </w:tblPr>
+      <w:tblGrid>
+        <w:gridCol w:w="3024"/>
+        <w:gridCol w:w="3024"/>
+        <w:gridCol w:w="3024"/>
+      </w:tblGrid>
+      <w:tr>
+        <w:tc>
+          <w:tcPr>
+            <w:tcW w:type="dxa" w:w="3024"/>
+            <w:shd w:val="clear" w:fill="E8EEF7"/>
+          </w:tcPr>
+          <w:p>
+            <w:pPr>
+              <w:jc w:val="center"/>
+            </w:pPr>
+            <w:r/>
+            <w:r>
+              <w:rPr>
+                <w:rFonts w:ascii="Times New Roman" w:hAnsi="Times New Roman" w:eastAsia="黑体"/>
+                <w:b/>
+                <w:i w:val="0"/>
+                <w:sz w:val="17"/>
+              </w:rPr>
+              <w:t>资产</w:t>
+            </w:r>
+          </w:p>
+        </w:tc>
+        <w:tc>
+          <w:tcPr>
+            <w:tcW w:type="dxa" w:w="3024"/>
+            <w:shd w:val="clear" w:fill="E8EEF7"/>
+          </w:tcPr>
+          <w:p>
+            <w:pPr>
+              <w:jc w:val="center"/>
+            </w:pPr>
+            <w:r/>
+            <w:r>
+              <w:rPr>
+                <w:rFonts w:ascii="Times New Roman" w:hAnsi="Times New Roman" w:eastAsia="黑体"/>
+                <w:b/>
+                <w:i w:val="0"/>
+                <w:sz w:val="17"/>
+              </w:rPr>
+              <w:t>路径</w:t>
+            </w:r>
+          </w:p>
+        </w:tc>
+        <w:tc>
+          <w:tcPr>
+            <w:tcW w:type="dxa" w:w="3024"/>
+            <w:shd w:val="clear" w:fill="E8EEF7"/>
+          </w:tcPr>
+          <w:p>
+            <w:pPr>
+              <w:jc w:val="center"/>
+            </w:pPr>
+            <w:r/>
+            <w:r>
+              <w:rPr>
+                <w:rFonts w:ascii="Times New Roman" w:hAnsi="Times New Roman" w:eastAsia="黑体"/>
+                <w:b/>
+                <w:i w:val="0"/>
+                <w:sz w:val="17"/>
+              </w:rPr>
+              <w:t>验证</w:t>
+            </w:r>
+          </w:p>
+        </w:tc>
+      </w:tr>
+      <w:tr>
+        <w:tc>
+          <w:tcPr>
+            <w:tcW w:type="dxa" w:w="3024"/>
+          </w:tcPr>
+          <w:p>
+            <w:r/>
+            <w:r>
+              <w:rPr>
+                <w:rFonts w:ascii="Times New Roman" w:hAnsi="Times New Roman" w:eastAsia="宋体"/>
+                <w:b w:val="0"/>
+                <w:i w:val="0"/>
+                <w:sz w:val="16"/>
+              </w:rPr>
+              <w:t>逐句元指纹矩阵</w:t>
+            </w:r>
+          </w:p>
+        </w:tc>
+        <w:tc>
+          <w:tcPr>
+            <w:tcW w:type="dxa" w:w="3024"/>
+          </w:tcPr>
+          <w:p>
+            <w:r/>
+            <w:r>
+              <w:rPr>
+                <w:rFonts w:ascii="Times New Roman" w:hAnsi="Times New Roman" w:eastAsia="宋体"/>
+                <w:b w:val="0"/>
+                <w:i w:val="0"/>
+                <w:sz w:val="16"/>
+              </w:rPr>
+              <w:t>data/dim_analysis/fp_matrix.npz（26,734×64 + h1 256 维）</w:t>
+            </w:r>
+          </w:p>
+        </w:tc>
+        <w:tc>
+          <w:tcPr>
+            <w:tcW w:type="dxa" w:w="3024"/>
+          </w:tcPr>
+          <w:p>
+            <w:r/>
+            <w:r>
+              <w:rPr>
+                <w:rFonts w:ascii="Times New Roman" w:hAnsi="Times New Roman" w:eastAsia="宋体"/>
+                <w:b w:val="0"/>
+                <w:i w:val="0"/>
+                <w:sz w:val="16"/>
+              </w:rPr>
+              <w:t>三项回归验证 PASS（篇级 30/30/6dims 3618/3618/disc 603/603）</w:t>
+            </w:r>
+          </w:p>
+        </w:tc>
+      </w:tr>
+      <w:tr>
+        <w:tc>
+          <w:tcPr>
+            <w:tcW w:type="dxa" w:w="3024"/>
+          </w:tcPr>
+          <w:p>
+            <w:r/>
+            <w:r>
+              <w:rPr>
+                <w:rFonts w:ascii="Times New Roman" w:hAnsi="Times New Roman" w:eastAsia="宋体"/>
+                <w:b w:val="0"/>
+                <w:i w:val="0"/>
+                <w:sz w:val="16"/>
+              </w:rPr>
+              <w:t>句元元数据</w:t>
+            </w:r>
+          </w:p>
+        </w:tc>
+        <w:tc>
+          <w:tcPr>
+            <w:tcW w:type="dxa" w:w="3024"/>
+          </w:tcPr>
+          <w:p>
+            <w:r/>
+            <w:r>
+              <w:rPr>
+                <w:rFonts w:ascii="Times New Roman" w:hAnsi="Times New Roman" w:eastAsia="宋体"/>
+                <w:b w:val="0"/>
+                <w:i w:val="0"/>
+                <w:sz w:val="16"/>
+              </w:rPr>
+              <w:t>data/dim_analysis/rows.json</w:t>
+            </w:r>
+          </w:p>
+        </w:tc>
+        <w:tc>
+          <w:tcPr>
+            <w:tcW w:type="dxa" w:w="3024"/>
+          </w:tcPr>
+          <w:p>
+            <w:r/>
+            <w:r>
+              <w:rPr>
+                <w:rFonts w:ascii="Times New Roman" w:hAnsi="Times New Roman" w:eastAsia="宋体"/>
+                <w:b w:val="0"/>
+                <w:i w:val="0"/>
+                <w:sz w:val="16"/>
+              </w:rPr>
+              <w:t>与矩阵行对齐</w:t>
+            </w:r>
+          </w:p>
+        </w:tc>
+      </w:tr>
+      <w:tr>
+        <w:tc>
+          <w:tcPr>
+            <w:tcW w:type="dxa" w:w="3024"/>
+          </w:tcPr>
+          <w:p>
+            <w:r/>
+            <w:r>
+              <w:rPr>
+                <w:rFonts w:ascii="Times New Roman" w:hAnsi="Times New Roman" w:eastAsia="宋体"/>
+                <w:b w:val="0"/>
+                <w:i w:val="0"/>
+                <w:sz w:val="16"/>
+              </w:rPr>
+              <w:t>判别器权重</w:t>
+            </w:r>
+          </w:p>
+        </w:tc>
+        <w:tc>
+          <w:tcPr>
+            <w:tcW w:type="dxa" w:w="3024"/>
+          </w:tcPr>
+          <w:p>
+            <w:r/>
+            <w:r>
+              <w:rPr>
+                <w:rFonts w:ascii="Times New Roman" w:hAnsi="Times New Roman" w:eastAsia="宋体"/>
+                <w:b w:val="0"/>
+                <w:i w:val="0"/>
+                <w:sz w:val="16"/>
+              </w:rPr>
+              <w:t>data/para_discriminator_v2.pt</w:t>
+            </w:r>
+          </w:p>
+        </w:tc>
+        <w:tc>
+          <w:tcPr>
+            <w:tcW w:type="dxa" w:w="3024"/>
+          </w:tcPr>
+          <w:p>
+            <w:r/>
+            <w:r>
+              <w:rPr>
+                <w:rFonts w:ascii="Times New Roman" w:hAnsi="Times New Roman" w:eastAsia="宋体"/>
+                <w:b w:val="0"/>
+                <w:i w:val="0"/>
+                <w:sz w:val="16"/>
+              </w:rPr>
+              <w:t>指纹管线加载</w:t>
+            </w:r>
+          </w:p>
+        </w:tc>
+      </w:tr>
+      <w:tr>
+        <w:tc>
+          <w:tcPr>
+            <w:tcW w:type="dxa" w:w="3024"/>
+          </w:tcPr>
+          <w:p>
+            <w:r/>
+            <w:r>
+              <w:rPr>
+                <w:rFonts w:ascii="Times New Roman" w:hAnsi="Times New Roman" w:eastAsia="宋体"/>
+                <w:b w:val="0"/>
+                <w:i w:val="0"/>
+                <w:sz w:val="16"/>
+              </w:rPr>
+              <w:t>映射层 MLP</w:t>
+            </w:r>
+          </w:p>
+        </w:tc>
+        <w:tc>
+          <w:tcPr>
+            <w:tcW w:type="dxa" w:w="3024"/>
+          </w:tcPr>
+          <w:p>
+            <w:r/>
+            <w:r>
+              <w:rPr>
+                <w:rFonts w:ascii="Times New Roman" w:hAnsi="Times New Roman" w:eastAsia="宋体"/>
+                <w:b w:val="0"/>
+                <w:i w:val="0"/>
+                <w:sz w:val="16"/>
+              </w:rPr>
+              <w:t>data/intent_prior_model/mlp_checkpoint.pt</w:t>
+            </w:r>
+          </w:p>
+        </w:tc>
+        <w:tc>
+          <w:tcPr>
+            <w:tcW w:type="dxa" w:w="3024"/>
+          </w:tcPr>
+          <w:p>
+            <w:r/>
+            <w:r>
+              <w:rPr>
+                <w:rFonts w:ascii="Times New Roman" w:hAnsi="Times New Roman" w:eastAsia="宋体"/>
+                <w:b w:val="0"/>
+                <w:i w:val="0"/>
+                <w:sz w:val="16"/>
+              </w:rPr>
+              <w:t>vt 注入</w:t>
+            </w:r>
+          </w:p>
+        </w:tc>
+      </w:tr>
+      <w:tr>
+        <w:tc>
+          <w:tcPr>
+            <w:tcW w:type="dxa" w:w="3024"/>
+          </w:tcPr>
+          <w:p>
+            <w:r/>
+            <w:r>
+              <w:rPr>
+                <w:rFonts w:ascii="Times New Roman" w:hAnsi="Times New Roman" w:eastAsia="宋体"/>
+                <w:b w:val="0"/>
+                <w:i w:val="0"/>
+                <w:sz w:val="16"/>
+              </w:rPr>
+              <w:t>干预谱系</w:t>
+            </w:r>
+          </w:p>
+        </w:tc>
+        <w:tc>
+          <w:tcPr>
+            <w:tcW w:type="dxa" w:w="3024"/>
+          </w:tcPr>
+          <w:p>
+            <w:r/>
+            <w:r>
+              <w:rPr>
+                <w:rFonts w:ascii="Times New Roman" w:hAnsi="Times New Roman" w:eastAsia="宋体"/>
+                <w:b w:val="0"/>
+                <w:i w:val="0"/>
+                <w:sz w:val="16"/>
+              </w:rPr>
+              <w:t>data/training_intervention/manifest.json + texts/（201 runs 全文）</w:t>
+            </w:r>
+          </w:p>
+        </w:tc>
+        <w:tc>
+          <w:tcPr>
+            <w:tcW w:type="dxa" w:w="3024"/>
+          </w:tcPr>
+          <w:p>
+            <w:r/>
+            <w:r>
+              <w:rPr>
+                <w:rFonts w:ascii="Times New Roman" w:hAnsi="Times New Roman" w:eastAsia="宋体"/>
+                <w:b w:val="0"/>
+                <w:i w:val="0"/>
+                <w:sz w:val="16"/>
+              </w:rPr>
+              <w:t>复现论文数字</w:t>
+            </w:r>
+          </w:p>
+        </w:tc>
+      </w:tr>
+      <w:tr>
+        <w:tc>
+          <w:tcPr>
+            <w:tcW w:type="dxa" w:w="3024"/>
+          </w:tcPr>
+          <w:p>
+            <w:r/>
+            <w:r>
+              <w:rPr>
+                <w:rFonts w:ascii="Times New Roman" w:hAnsi="Times New Roman" w:eastAsia="宋体"/>
+                <w:b w:val="0"/>
+                <w:i w:val="0"/>
+                <w:sz w:val="16"/>
+              </w:rPr>
+              <w:t>独立集探针</w:t>
+            </w:r>
+          </w:p>
+        </w:tc>
+        <w:tc>
+          <w:tcPr>
+            <w:tcW w:type="dxa" w:w="3024"/>
+          </w:tcPr>
+          <w:p>
+            <w:r/>
+            <w:r>
+              <w:rPr>
+                <w:rFonts w:ascii="Times New Roman" w:hAnsi="Times New Roman" w:eastAsia="宋体"/>
+                <w:b w:val="0"/>
+                <w:i w:val="0"/>
+                <w:sz w:val="16"/>
+              </w:rPr>
+              <w:t>data/independent_test/（dim_probe/language_mechanism/manifest）</w:t>
+            </w:r>
+          </w:p>
+        </w:tc>
+        <w:tc>
+          <w:tcPr>
+            <w:tcW w:type="dxa" w:w="3024"/>
+          </w:tcPr>
+          <w:p>
+            <w:r/>
+            <w:r>
+              <w:rPr>
+                <w:rFonts w:ascii="Times New Roman" w:hAnsi="Times New Roman" w:eastAsia="宋体"/>
+                <w:b w:val="0"/>
+                <w:i w:val="0"/>
+                <w:sz w:val="16"/>
+              </w:rPr>
+              <w:t>11 维清单复现</w:t>
+            </w:r>
+          </w:p>
+        </w:tc>
+      </w:tr>
+    </w:tbl>
+    <w:p>
+      <w:pPr>
+        <w:keepNext/>
+        <w:spacing w:before="160" w:after="100"/>
+      </w:pPr>
+      <w:r>
+        <w:rPr>
+          <w:rFonts w:ascii="Times New Roman" w:hAnsi="Times New Roman" w:eastAsia="黑体"/>
+          <w:b/>
+          <w:i w:val="0"/>
+          <w:sz w:val="25"/>
+        </w:rPr>
+        <w:t>结论→复现命令映射（逐节）</w:t>
+      </w:r>
+    </w:p>
+    <w:tbl>
+      <w:tblPr>
+        <w:tblStyle w:val="TableGrid"/>
+        <w:tblW w:type="auto" w:w="0"/>
+        <w:jc w:val="center"/>
+        <w:tblLook w:firstColumn="1" w:firstRow="1" w:lastColumn="0" w:lastRow="0" w:noHBand="0" w:noVBand="1" w:val="04A0"/>
+      </w:tblPr>
+      <w:tblGrid>
+        <w:gridCol w:w="2268"/>
+        <w:gridCol w:w="2268"/>
+        <w:gridCol w:w="2268"/>
+        <w:gridCol w:w="2268"/>
+      </w:tblGrid>
+      <w:tr>
+        <w:tc>
+          <w:tcPr>
+            <w:tcW w:type="dxa" w:w="2268"/>
+            <w:shd w:val="clear" w:fill="E8EEF7"/>
+          </w:tcPr>
+          <w:p>
+            <w:pPr>
+              <w:jc w:val="center"/>
+            </w:pPr>
+            <w:r/>
+            <w:r>
+              <w:rPr>
+                <w:rFonts w:ascii="Times New Roman" w:hAnsi="Times New Roman" w:eastAsia="黑体"/>
+                <w:b/>
+                <w:i w:val="0"/>
+                <w:sz w:val="17"/>
+              </w:rPr>
+              <w:t>论文结论</w:t>
+            </w:r>
+          </w:p>
+        </w:tc>
+        <w:tc>
+          <w:tcPr>
+            <w:tcW w:type="dxa" w:w="2268"/>
+            <w:shd w:val="clear" w:fill="E8EEF7"/>
+          </w:tcPr>
+          <w:p>
+            <w:pPr>
+              <w:jc w:val="center"/>
+            </w:pPr>
+            <w:r/>
+            <w:r>
+              <w:rPr>
+                <w:rFonts w:ascii="Times New Roman" w:hAnsi="Times New Roman" w:eastAsia="黑体"/>
+                <w:b/>
+                <w:i w:val="0"/>
+                <w:sz w:val="17"/>
+              </w:rPr>
+              <w:t>脚本</w:t>
+            </w:r>
+          </w:p>
+        </w:tc>
+        <w:tc>
+          <w:tcPr>
+            <w:tcW w:type="dxa" w:w="2268"/>
+            <w:shd w:val="clear" w:fill="E8EEF7"/>
+          </w:tcPr>
+          <w:p>
+            <w:pPr>
+              <w:jc w:val="center"/>
+            </w:pPr>
+            <w:r/>
+            <w:r>
+              <w:rPr>
+                <w:rFonts w:ascii="Times New Roman" w:hAnsi="Times New Roman" w:eastAsia="黑体"/>
+                <w:b/>
+                <w:i w:val="0"/>
+                <w:sz w:val="17"/>
+              </w:rPr>
+              <w:t>命令</w:t>
+            </w:r>
+          </w:p>
+        </w:tc>
+        <w:tc>
+          <w:tcPr>
+            <w:tcW w:type="dxa" w:w="2268"/>
+            <w:shd w:val="clear" w:fill="E8EEF7"/>
+          </w:tcPr>
+          <w:p>
+            <w:pPr>
+              <w:jc w:val="center"/>
+            </w:pPr>
+            <w:r/>
+            <w:r>
+              <w:rPr>
+                <w:rFonts w:ascii="Times New Roman" w:hAnsi="Times New Roman" w:eastAsia="黑体"/>
+                <w:b/>
+                <w:i w:val="0"/>
+                <w:sz w:val="17"/>
+              </w:rPr>
+              <w:t>产出</w:t>
+            </w:r>
+          </w:p>
+        </w:tc>
+      </w:tr>
+      <w:tr>
+        <w:tc>
+          <w:tcPr>
+            <w:tcW w:type="dxa" w:w="2268"/>
+          </w:tcPr>
+          <w:p>
+            <w:r/>
+            <w:r>
+              <w:rPr>
+                <w:rFonts w:ascii="Times New Roman" w:hAnsi="Times New Roman" w:eastAsia="宋体"/>
+                <w:b w:val="0"/>
+                <w:i w:val="0"/>
+                <w:sz w:val="16"/>
+              </w:rPr>
+              <w:t>§3.2 波浪 vs 平坦（d=+2.16）</w:t>
+            </w:r>
+          </w:p>
+        </w:tc>
+        <w:tc>
+          <w:tcPr>
+            <w:tcW w:type="dxa" w:w="2268"/>
+          </w:tcPr>
+          <w:p>
+            <w:r/>
+            <w:r>
+              <w:rPr>
+                <w:rFonts w:ascii="Times New Roman" w:hAnsi="Times New Roman" w:eastAsia="宋体"/>
+                <w:b w:val="0"/>
+                <w:i w:val="0"/>
+                <w:sz w:val="16"/>
+              </w:rPr>
+              <w:t>dim_flow_sent.py</w:t>
+            </w:r>
+          </w:p>
+        </w:tc>
+        <w:tc>
+          <w:tcPr>
+            <w:tcW w:type="dxa" w:w="2268"/>
+          </w:tcPr>
+          <w:p>
+            <w:r/>
+            <w:r>
+              <w:rPr>
+                <w:rFonts w:ascii="Times New Roman" w:hAnsi="Times New Roman" w:eastAsia="宋体"/>
+                <w:b w:val="0"/>
+                <w:i w:val="0"/>
+                <w:sz w:val="16"/>
+              </w:rPr>
+              <w:t>`python stage3/dim_flow_sent.py`</w:t>
+            </w:r>
+          </w:p>
+        </w:tc>
+        <w:tc>
+          <w:tcPr>
+            <w:tcW w:type="dxa" w:w="2268"/>
+          </w:tcPr>
+          <w:p>
+            <w:r/>
+            <w:r>
+              <w:rPr>
+                <w:rFonts w:ascii="Times New Roman" w:hAnsi="Times New Roman" w:eastAsia="宋体"/>
+                <w:b w:val="0"/>
+                <w:i w:val="0"/>
+                <w:sz w:val="16"/>
+              </w:rPr>
+              <w:t>flow_sent_analysis.json（dim10_jump 行）</w:t>
+            </w:r>
+          </w:p>
+        </w:tc>
+      </w:tr>
+      <w:tr>
+        <w:tc>
+          <w:tcPr>
+            <w:tcW w:type="dxa" w:w="2268"/>
+          </w:tcPr>
+          <w:p>
+            <w:r/>
+            <w:r>
+              <w:rPr>
+                <w:rFonts w:ascii="Times New Roman" w:hAnsi="Times New Roman" w:eastAsia="宋体"/>
+                <w:b w:val="0"/>
+                <w:i w:val="0"/>
+                <w:sz w:val="16"/>
+              </w:rPr>
+              <w:t>§3.3 转折陡度（d=+2.09）</w:t>
+            </w:r>
+          </w:p>
+        </w:tc>
+        <w:tc>
+          <w:tcPr>
+            <w:tcW w:type="dxa" w:w="2268"/>
+          </w:tcPr>
+          <w:p>
+            <w:r/>
+            <w:r>
+              <w:rPr>
+                <w:rFonts w:ascii="Times New Roman" w:hAnsi="Times New Roman" w:eastAsia="宋体"/>
+                <w:b w:val="0"/>
+                <w:i w:val="0"/>
+                <w:sz w:val="16"/>
+              </w:rPr>
+              <w:t>dim_flow_sent.py</w:t>
+            </w:r>
+          </w:p>
+        </w:tc>
+        <w:tc>
+          <w:tcPr>
+            <w:tcW w:type="dxa" w:w="2268"/>
+          </w:tcPr>
+          <w:p>
+            <w:r/>
+            <w:r>
+              <w:rPr>
+                <w:rFonts w:ascii="Times New Roman" w:hAnsi="Times New Roman" w:eastAsia="宋体"/>
+                <w:b w:val="0"/>
+                <w:i w:val="0"/>
+                <w:sz w:val="16"/>
+              </w:rPr>
+              <w:t>同上</w:t>
+            </w:r>
+          </w:p>
+        </w:tc>
+        <w:tc>
+          <w:tcPr>
+            <w:tcW w:type="dxa" w:w="2268"/>
+          </w:tcPr>
+          <w:p>
+            <w:r/>
+            <w:r>
+              <w:rPr>
+                <w:rFonts w:ascii="Times New Roman" w:hAnsi="Times New Roman" w:eastAsia="宋体"/>
+                <w:b w:val="0"/>
+                <w:i w:val="0"/>
+                <w:sz w:val="16"/>
+              </w:rPr>
+              <w:t>turn10_peak_steep_mean 行</w:t>
+            </w:r>
+          </w:p>
+        </w:tc>
+      </w:tr>
+      <w:tr>
+        <w:tc>
+          <w:tcPr>
+            <w:tcW w:type="dxa" w:w="2268"/>
+          </w:tcPr>
+          <w:p>
+            <w:r/>
+            <w:r>
+              <w:rPr>
+                <w:rFonts w:ascii="Times New Roman" w:hAnsi="Times New Roman" w:eastAsia="宋体"/>
+                <w:b w:val="0"/>
+                <w:i w:val="0"/>
+                <w:sz w:val="16"/>
+              </w:rPr>
+              <w:t>§3.4 Hurst 金鱼记忆</w:t>
+            </w:r>
+          </w:p>
+        </w:tc>
+        <w:tc>
+          <w:tcPr>
+            <w:tcW w:type="dxa" w:w="2268"/>
+          </w:tcPr>
+          <w:p>
+            <w:r/>
+            <w:r>
+              <w:rPr>
+                <w:rFonts w:ascii="Times New Roman" w:hAnsi="Times New Roman" w:eastAsia="宋体"/>
+                <w:b w:val="0"/>
+                <w:i w:val="0"/>
+                <w:sz w:val="16"/>
+              </w:rPr>
+              <w:t>dim_flow.py</w:t>
+            </w:r>
+          </w:p>
+        </w:tc>
+        <w:tc>
+          <w:tcPr>
+            <w:tcW w:type="dxa" w:w="2268"/>
+          </w:tcPr>
+          <w:p>
+            <w:r/>
+            <w:r>
+              <w:rPr>
+                <w:rFonts w:ascii="Times New Roman" w:hAnsi="Times New Roman" w:eastAsia="宋体"/>
+                <w:b w:val="0"/>
+                <w:i w:val="0"/>
+                <w:sz w:val="16"/>
+              </w:rPr>
+              <w:t>`python stage3/dim_flow.py`（需素材 archives/天行健——缺失时跳过）</w:t>
+            </w:r>
+          </w:p>
+        </w:tc>
+        <w:tc>
+          <w:tcPr>
+            <w:tcW w:type="dxa" w:w="2268"/>
+          </w:tcPr>
+          <w:p>
+            <w:r/>
+            <w:r>
+              <w:rPr>
+                <w:rFonts w:ascii="Times New Roman" w:hAnsi="Times New Roman" w:eastAsia="宋体"/>
+                <w:b w:val="0"/>
+                <w:i w:val="0"/>
+                <w:sz w:val="16"/>
+              </w:rPr>
+              <w:t>flow_analysis.json（同题材组）</w:t>
+            </w:r>
+          </w:p>
+        </w:tc>
+      </w:tr>
+      <w:tr>
+        <w:tc>
+          <w:tcPr>
+            <w:tcW w:type="dxa" w:w="2268"/>
+          </w:tcPr>
+          <w:p>
+            <w:r/>
+            <w:r>
+              <w:rPr>
+                <w:rFonts w:ascii="Times New Roman" w:hAnsi="Times New Roman" w:eastAsia="宋体"/>
+                <w:b w:val="0"/>
+                <w:i w:val="0"/>
+                <w:sz w:val="16"/>
+              </w:rPr>
+              <w:t>§3.5 转移熵（0.012 vs 0.019）</w:t>
+            </w:r>
+          </w:p>
+        </w:tc>
+        <w:tc>
+          <w:tcPr>
+            <w:tcW w:type="dxa" w:w="2268"/>
+          </w:tcPr>
+          <w:p>
+            <w:r/>
+            <w:r>
+              <w:rPr>
+                <w:rFonts w:ascii="Times New Roman" w:hAnsi="Times New Roman" w:eastAsia="宋体"/>
+                <w:b w:val="0"/>
+                <w:i w:val="0"/>
+                <w:sz w:val="16"/>
+              </w:rPr>
+              <w:t>dim_flow_sent.py</w:t>
+            </w:r>
+          </w:p>
+        </w:tc>
+        <w:tc>
+          <w:tcPr>
+            <w:tcW w:type="dxa" w:w="2268"/>
+          </w:tcPr>
+          <w:p>
+            <w:r/>
+            <w:r>
+              <w:rPr>
+                <w:rFonts w:ascii="Times New Roman" w:hAnsi="Times New Roman" w:eastAsia="宋体"/>
+                <w:b w:val="0"/>
+                <w:i w:val="0"/>
+                <w:sz w:val="16"/>
+              </w:rPr>
+              <w:t>同上</w:t>
+            </w:r>
+          </w:p>
+        </w:tc>
+        <w:tc>
+          <w:tcPr>
+            <w:tcW w:type="dxa" w:w="2268"/>
+          </w:tcPr>
+          <w:p>
+            <w:r/>
+            <w:r>
+              <w:rPr>
+                <w:rFonts w:ascii="Times New Roman" w:hAnsi="Times New Roman" w:eastAsia="宋体"/>
+                <w:b w:val="0"/>
+                <w:i w:val="0"/>
+                <w:sz w:val="16"/>
+              </w:rPr>
+              <w:t>te_10_to_48 行</w:t>
+            </w:r>
+          </w:p>
+        </w:tc>
+      </w:tr>
+      <w:tr>
+        <w:tc>
+          <w:tcPr>
+            <w:tcW w:type="dxa" w:w="2268"/>
+          </w:tcPr>
+          <w:p>
+            <w:r/>
+            <w:r>
+              <w:rPr>
+                <w:rFonts w:ascii="Times New Roman" w:hAnsi="Times New Roman" w:eastAsia="宋体"/>
+                <w:b w:val="0"/>
+                <w:i w:val="0"/>
+                <w:sz w:val="16"/>
+              </w:rPr>
+              <w:t>§3.6 耦合（0.52 vs 0.43）</w:t>
+            </w:r>
+          </w:p>
+        </w:tc>
+        <w:tc>
+          <w:tcPr>
+            <w:tcW w:type="dxa" w:w="2268"/>
+          </w:tcPr>
+          <w:p>
+            <w:r/>
+            <w:r>
+              <w:rPr>
+                <w:rFonts w:ascii="Times New Roman" w:hAnsi="Times New Roman" w:eastAsia="宋体"/>
+                <w:b w:val="0"/>
+                <w:i w:val="0"/>
+                <w:sz w:val="16"/>
+              </w:rPr>
+              <w:t>dim_flow.py</w:t>
+            </w:r>
+          </w:p>
+        </w:tc>
+        <w:tc>
+          <w:tcPr>
+            <w:tcW w:type="dxa" w:w="2268"/>
+          </w:tcPr>
+          <w:p>
+            <w:r/>
+            <w:r>
+              <w:rPr>
+                <w:rFonts w:ascii="Times New Roman" w:hAnsi="Times New Roman" w:eastAsia="宋体"/>
+                <w:b w:val="0"/>
+                <w:i w:val="0"/>
+                <w:sz w:val="16"/>
+              </w:rPr>
+              <w:t>同上</w:t>
+            </w:r>
+          </w:p>
+        </w:tc>
+        <w:tc>
+          <w:tcPr>
+            <w:tcW w:type="dxa" w:w="2268"/>
+          </w:tcPr>
+          <w:p>
+            <w:r/>
+            <w:r>
+              <w:rPr>
+                <w:rFonts w:ascii="Times New Roman" w:hAnsi="Times New Roman" w:eastAsia="宋体"/>
+                <w:b w:val="0"/>
+                <w:i w:val="0"/>
+                <w:sz w:val="16"/>
+              </w:rPr>
+              <w:t>coupling 节</w:t>
+            </w:r>
+          </w:p>
+        </w:tc>
+      </w:tr>
+      <w:tr>
+        <w:tc>
+          <w:tcPr>
+            <w:tcW w:type="dxa" w:w="2268"/>
+          </w:tcPr>
+          <w:p>
+            <w:r/>
+            <w:r>
+              <w:rPr>
+                <w:rFonts w:ascii="Times New Roman" w:hAnsi="Times New Roman" w:eastAsia="宋体"/>
+                <w:b w:val="0"/>
+                <w:i w:val="0"/>
+                <w:sz w:val="16"/>
+              </w:rPr>
+              <w:t>§4.1 dim48/dim10 因果</w:t>
+            </w:r>
+          </w:p>
+        </w:tc>
+        <w:tc>
+          <w:tcPr>
+            <w:tcW w:type="dxa" w:w="2268"/>
+          </w:tcPr>
+          <w:p>
+            <w:r/>
+            <w:r>
+              <w:rPr>
+                <w:rFonts w:ascii="Times New Roman" w:hAnsi="Times New Roman" w:eastAsia="宋体"/>
+                <w:b w:val="0"/>
+                <w:i w:val="0"/>
+                <w:sz w:val="16"/>
+              </w:rPr>
+              <w:t>dim_intervene.py（需 GPU）</w:t>
+            </w:r>
+          </w:p>
+        </w:tc>
+        <w:tc>
+          <w:tcPr>
+            <w:tcW w:type="dxa" w:w="2268"/>
+          </w:tcPr>
+          <w:p>
+            <w:r/>
+            <w:r>
+              <w:rPr>
+                <w:rFonts w:ascii="Times New Roman" w:hAnsi="Times New Roman" w:eastAsia="宋体"/>
+                <w:b w:val="0"/>
+                <w:i w:val="0"/>
+                <w:sz w:val="16"/>
+              </w:rPr>
+              <w:t>`python stage3/dim_intervene.py`</w:t>
+            </w:r>
+          </w:p>
+        </w:tc>
+        <w:tc>
+          <w:tcPr>
+            <w:tcW w:type="dxa" w:w="2268"/>
+          </w:tcPr>
+          <w:p>
+            <w:r/>
+            <w:r>
+              <w:rPr>
+                <w:rFonts w:ascii="Times New Roman" w:hAnsi="Times New Roman" w:eastAsia="宋体"/>
+                <w:b w:val="0"/>
+                <w:i w:val="0"/>
+                <w:sz w:val="16"/>
+              </w:rPr>
+              <w:t>intervene_manifest.json（lm_pron_density）</w:t>
+            </w:r>
+          </w:p>
+        </w:tc>
+      </w:tr>
+      <w:tr>
+        <w:tc>
+          <w:tcPr>
+            <w:tcW w:type="dxa" w:w="2268"/>
+          </w:tcPr>
+          <w:p>
+            <w:r/>
+            <w:r>
+              <w:rPr>
+                <w:rFonts w:ascii="Times New Roman" w:hAnsi="Times New Roman" w:eastAsia="宋体"/>
+                <w:b w:val="0"/>
+                <w:i w:val="0"/>
+                <w:sz w:val="16"/>
+              </w:rPr>
+              <w:t>§4.2 解释性反比</w:t>
+            </w:r>
+          </w:p>
+        </w:tc>
+        <w:tc>
+          <w:tcPr>
+            <w:tcW w:type="dxa" w:w="2268"/>
+          </w:tcPr>
+          <w:p>
+            <w:r/>
+            <w:r>
+              <w:rPr>
+                <w:rFonts w:ascii="Times New Roman" w:hAnsi="Times New Roman" w:eastAsia="宋体"/>
+                <w:b w:val="0"/>
+                <w:i w:val="0"/>
+                <w:sz w:val="16"/>
+              </w:rPr>
+              <w:t>dim_64_full.py</w:t>
+            </w:r>
+          </w:p>
+        </w:tc>
+        <w:tc>
+          <w:tcPr>
+            <w:tcW w:type="dxa" w:w="2268"/>
+          </w:tcPr>
+          <w:p>
+            <w:r/>
+            <w:r>
+              <w:rPr>
+                <w:rFonts w:ascii="Times New Roman" w:hAnsi="Times New Roman" w:eastAsia="宋体"/>
+                <w:b w:val="0"/>
+                <w:i w:val="0"/>
+                <w:sz w:val="16"/>
+              </w:rPr>
+              <w:t>`python stage3/dim_64_full.py`</w:t>
+            </w:r>
+          </w:p>
+        </w:tc>
+        <w:tc>
+          <w:tcPr>
+            <w:tcW w:type="dxa" w:w="2268"/>
+          </w:tcPr>
+          <w:p>
+            <w:r/>
+            <w:r>
+              <w:rPr>
+                <w:rFonts w:ascii="Times New Roman" w:hAnsi="Times New Roman" w:eastAsia="宋体"/>
+                <w:b w:val="0"/>
+                <w:i w:val="0"/>
+                <w:sz w:val="16"/>
+              </w:rPr>
+              <w:t>dim64_full.json（explained 分组）</w:t>
+            </w:r>
+          </w:p>
+        </w:tc>
+      </w:tr>
+      <w:tr>
+        <w:tc>
+          <w:tcPr>
+            <w:tcW w:type="dxa" w:w="2268"/>
+          </w:tcPr>
+          <w:p>
+            <w:r/>
+            <w:r>
+              <w:rPr>
+                <w:rFonts w:ascii="Times New Roman" w:hAnsi="Times New Roman" w:eastAsia="宋体"/>
+                <w:b w:val="0"/>
+                <w:i w:val="0"/>
+                <w:sz w:val="16"/>
+              </w:rPr>
+              <w:t>§5.1 干预谱系</w:t>
+            </w:r>
+          </w:p>
+        </w:tc>
+        <w:tc>
+          <w:tcPr>
+            <w:tcW w:type="dxa" w:w="2268"/>
+          </w:tcPr>
+          <w:p>
+            <w:r/>
+            <w:r>
+              <w:rPr>
+                <w:rFonts w:ascii="Times New Roman" w:hAnsi="Times New Roman" w:eastAsia="宋体"/>
+                <w:b w:val="0"/>
+                <w:i w:val="0"/>
+                <w:sz w:val="16"/>
+              </w:rPr>
+              <w:t>gen_theme_guidance.py（需 GPU）</w:t>
+            </w:r>
+          </w:p>
+        </w:tc>
+        <w:tc>
+          <w:tcPr>
+            <w:tcW w:type="dxa" w:w="2268"/>
+          </w:tcPr>
+          <w:p>
+            <w:r/>
+            <w:r>
+              <w:rPr>
+                <w:rFonts w:ascii="Times New Roman" w:hAnsi="Times New Roman" w:eastAsia="宋体"/>
+                <w:b w:val="0"/>
+                <w:i w:val="0"/>
+                <w:sz w:val="16"/>
+              </w:rPr>
+              <w:t>`--conditions vt_ext,vt_seed_beam,vt_gate_beam --seeds 0,1`</w:t>
+            </w:r>
+          </w:p>
+        </w:tc>
+        <w:tc>
+          <w:tcPr>
+            <w:tcW w:type="dxa" w:w="2268"/>
+          </w:tcPr>
+          <w:p>
+            <w:r/>
+            <w:r>
+              <w:rPr>
+                <w:rFonts w:ascii="Times New Roman" w:hAnsi="Times New Roman" w:eastAsia="宋体"/>
+                <w:b w:val="0"/>
+                <w:i w:val="0"/>
+                <w:sz w:val="16"/>
+              </w:rPr>
+              <w:t>manifest 追加（oracle 计算见分析脚本）</w:t>
+            </w:r>
+          </w:p>
+        </w:tc>
+      </w:tr>
+      <w:tr>
+        <w:tc>
+          <w:tcPr>
+            <w:tcW w:type="dxa" w:w="2268"/>
+          </w:tcPr>
+          <w:p>
+            <w:r/>
+            <w:r>
+              <w:rPr>
+                <w:rFonts w:ascii="Times New Roman" w:hAnsi="Times New Roman" w:eastAsia="宋体"/>
+                <w:b w:val="0"/>
+                <w:i w:val="0"/>
+                <w:sz w:val="16"/>
+              </w:rPr>
+              <w:t>§5.2 Kalman 修复</w:t>
+            </w:r>
+          </w:p>
+        </w:tc>
+        <w:tc>
+          <w:tcPr>
+            <w:tcW w:type="dxa" w:w="2268"/>
+          </w:tcPr>
+          <w:p>
+            <w:r/>
+            <w:r>
+              <w:rPr>
+                <w:rFonts w:ascii="Times New Roman" w:hAnsi="Times New Roman" w:eastAsia="宋体"/>
+                <w:b w:val="0"/>
+                <w:i w:val="0"/>
+                <w:sz w:val="16"/>
+              </w:rPr>
+              <w:t>fix 逻辑在 kalman_pid.py + gen_theme_guidance</w:t>
+            </w:r>
+          </w:p>
+        </w:tc>
+        <w:tc>
+          <w:tcPr>
+            <w:tcW w:type="dxa" w:w="2268"/>
+          </w:tcPr>
+          <w:p>
+            <w:r/>
+            <w:r>
+              <w:rPr>
+                <w:rFonts w:ascii="Times New Roman" w:hAnsi="Times New Roman" w:eastAsia="宋体"/>
+                <w:b w:val="0"/>
+                <w:i w:val="0"/>
+                <w:sz w:val="16"/>
+              </w:rPr>
+              <w:t>离线重放见 data/dim_analysis/kalman_fix.json</w:t>
+            </w:r>
+          </w:p>
+        </w:tc>
+        <w:tc>
+          <w:tcPr>
+            <w:tcW w:type="dxa" w:w="2268"/>
+          </w:tcPr>
+          <w:p>
+            <w:r/>
+            <w:r>
+              <w:rPr>
+                <w:rFonts w:ascii="Times New Roman" w:hAnsi="Times New Roman" w:eastAsia="宋体"/>
+                <w:b w:val="0"/>
+                <w:i w:val="0"/>
+                <w:sz w:val="16"/>
+              </w:rPr>
+              <w:t>r 0.147→0.389</w:t>
+            </w:r>
+          </w:p>
+        </w:tc>
+      </w:tr>
+      <w:tr>
+        <w:tc>
+          <w:tcPr>
+            <w:tcW w:type="dxa" w:w="2268"/>
+          </w:tcPr>
+          <w:p>
+            <w:r/>
+            <w:r>
+              <w:rPr>
+                <w:rFonts w:ascii="Times New Roman" w:hAnsi="Times New Roman" w:eastAsia="宋体"/>
+                <w:b w:val="0"/>
+                <w:i w:val="0"/>
+                <w:sz w:val="16"/>
+              </w:rPr>
+              <w:t>11 维清单</w:t>
+            </w:r>
+          </w:p>
+        </w:tc>
+        <w:tc>
+          <w:tcPr>
+            <w:tcW w:type="dxa" w:w="2268"/>
+          </w:tcPr>
+          <w:p>
+            <w:r/>
+            <w:r>
+              <w:rPr>
+                <w:rFonts w:ascii="Times New Roman" w:hAnsi="Times New Roman" w:eastAsia="宋体"/>
+                <w:b w:val="0"/>
+                <w:i w:val="0"/>
+                <w:sz w:val="16"/>
+              </w:rPr>
+              <w:t>dim_activity.py</w:t>
+            </w:r>
+          </w:p>
+        </w:tc>
+        <w:tc>
+          <w:tcPr>
+            <w:tcW w:type="dxa" w:w="2268"/>
+          </w:tcPr>
+          <w:p>
+            <w:r/>
+            <w:r>
+              <w:rPr>
+                <w:rFonts w:ascii="Times New Roman" w:hAnsi="Times New Roman" w:eastAsia="宋体"/>
+                <w:b w:val="0"/>
+                <w:i w:val="0"/>
+                <w:sz w:val="16"/>
+              </w:rPr>
+              <w:t>`python stage3/dim_activity.py`</w:t>
+            </w:r>
+          </w:p>
+        </w:tc>
+        <w:tc>
+          <w:tcPr>
+            <w:tcW w:type="dxa" w:w="2268"/>
+          </w:tcPr>
+          <w:p>
+            <w:r/>
+            <w:r>
+              <w:rPr>
+                <w:rFonts w:ascii="Times New Roman" w:hAnsi="Times New Roman" w:eastAsia="宋体"/>
+                <w:b w:val="0"/>
+                <w:i w:val="0"/>
+                <w:sz w:val="16"/>
+              </w:rPr>
+              <w:t>activity.json（s_active）</w:t>
+            </w:r>
+          </w:p>
+        </w:tc>
+      </w:tr>
+    </w:tbl>
+    <w:p>
+      <w:pPr>
+        <w:keepNext/>
+        <w:spacing w:before="160" w:after="100"/>
+      </w:pPr>
+      <w:r>
+        <w:rPr>
+          <w:rFonts w:ascii="Times New Roman" w:hAnsi="Times New Roman" w:eastAsia="黑体"/>
+          <w:b/>
+          <w:i w:val="0"/>
+          <w:sz w:val="25"/>
+        </w:rPr>
+        <w:t>完整流水线（端到端重跑）</w:t>
+      </w:r>
+    </w:p>
+    <w:p>
+      <w:pPr>
+        <w:spacing w:after="0"/>
+      </w:pPr>
+      <w:r>
+        <w:rPr>
+          <w:rFonts w:ascii="Consolas" w:hAnsi="Consolas" w:eastAsia="宋体"/>
+          <w:b w:val="0"/>
+          <w:i w:val="0"/>
+          <w:color w:val="333333"/>
+          <w:sz w:val="17"/>
+        </w:rPr>
+        <w:t># 1. 维度分析（离线——几分钟）</w:t>
+      </w:r>
+    </w:p>
+    <w:p>
+      <w:pPr>
+        <w:spacing w:after="0"/>
+      </w:pPr>
+      <w:r>
+        <w:rPr>
+          <w:rFonts w:ascii="Consolas" w:hAnsi="Consolas" w:eastAsia="宋体"/>
+          <w:b w:val="0"/>
+          <w:i w:val="0"/>
+          <w:color w:val="333333"/>
+          <w:sz w:val="17"/>
+        </w:rPr>
+        <w:t>python stage3/dim_activity.py          # 活性</w:t>
+      </w:r>
+    </w:p>
+    <w:p>
+      <w:pPr>
+        <w:spacing w:after="0"/>
+      </w:pPr>
+      <w:r>
+        <w:rPr>
+          <w:rFonts w:ascii="Consolas" w:hAnsi="Consolas" w:eastAsia="宋体"/>
+          <w:b w:val="0"/>
+          <w:i w:val="0"/>
+          <w:color w:val="333333"/>
+          <w:sz w:val="17"/>
+        </w:rPr>
+        <w:t>python stage3/dim_probe_deep.py        # 探针+上层追溯</w:t>
+      </w:r>
+    </w:p>
+    <w:p>
+      <w:pPr>
+        <w:spacing w:after="0"/>
+      </w:pPr>
+      <w:r>
+        <w:rPr>
+          <w:rFonts w:ascii="Consolas" w:hAnsi="Consolas" w:eastAsia="宋体"/>
+          <w:b w:val="0"/>
+          <w:i w:val="0"/>
+          <w:color w:val="333333"/>
+          <w:sz w:val="17"/>
+        </w:rPr>
+        <w:t>python stage3/dim_cross_validate.py    # 双模型一致</w:t>
+      </w:r>
+    </w:p>
+    <w:p>
+      <w:pPr>
+        <w:spacing w:after="0"/>
+      </w:pPr>
+      <w:r>
+        <w:rPr>
+          <w:rFonts w:ascii="Consolas" w:hAnsi="Consolas" w:eastAsia="宋体"/>
+          <w:b w:val="0"/>
+          <w:i w:val="0"/>
+          <w:color w:val="333333"/>
+          <w:sz w:val="17"/>
+        </w:rPr>
+        <w:t>python stage3/dim_64_full.py           # 64 维全景</w:t>
+      </w:r>
+    </w:p>
+    <w:p>
+      <w:pPr>
+        <w:spacing w:after="0"/>
+      </w:pPr>
+      <w:r>
+        <w:rPr>
+          <w:rFonts w:ascii="Consolas" w:hAnsi="Consolas" w:eastAsia="宋体"/>
+          <w:b w:val="0"/>
+          <w:i w:val="0"/>
+          <w:color w:val="333333"/>
+          <w:sz w:val="17"/>
+        </w:rPr>
+        <w:t># 2. 意图流转（离线）</w:t>
+      </w:r>
+    </w:p>
+    <w:p>
+      <w:pPr>
+        <w:spacing w:after="0"/>
+      </w:pPr>
+      <w:r>
+        <w:rPr>
+          <w:rFonts w:ascii="Consolas" w:hAnsi="Consolas" w:eastAsia="宋体"/>
+          <w:b w:val="0"/>
+          <w:i w:val="0"/>
+          <w:color w:val="333333"/>
+          <w:sz w:val="17"/>
+        </w:rPr>
+        <w:t>python stage3/dim_flow.py              # 段级+Hurst（素材缺失自动跳过补算）</w:t>
+      </w:r>
+    </w:p>
+    <w:p>
+      <w:pPr>
+        <w:spacing w:after="0"/>
+      </w:pPr>
+      <w:r>
+        <w:rPr>
+          <w:rFonts w:ascii="Consolas" w:hAnsi="Consolas" w:eastAsia="宋体"/>
+          <w:b w:val="0"/>
+          <w:i w:val="0"/>
+          <w:color w:val="333333"/>
+          <w:sz w:val="17"/>
+        </w:rPr>
+        <w:t>python stage3/dim_flow_sent.py         # 句元级+转移熵</w:t>
+      </w:r>
+    </w:p>
+    <w:p>
+      <w:pPr>
+        <w:spacing w:after="0"/>
+      </w:pPr>
+      <w:r>
+        <w:rPr>
+          <w:rFonts w:ascii="Consolas" w:hAnsi="Consolas" w:eastAsia="宋体"/>
+          <w:b w:val="0"/>
+          <w:i w:val="0"/>
+          <w:color w:val="333333"/>
+          <w:sz w:val="17"/>
+        </w:rPr>
+        <w:t>python stage3/dim_flow_word.py         # 词级+11 维全景</w:t>
+      </w:r>
+    </w:p>
+    <w:p>
+      <w:pPr>
+        <w:spacing w:after="0"/>
+      </w:pPr>
+      <w:r>
+        <w:rPr>
+          <w:rFonts w:ascii="Consolas" w:hAnsi="Consolas" w:eastAsia="宋体"/>
+          <w:b w:val="0"/>
+          <w:i w:val="0"/>
+          <w:color w:val="333333"/>
+          <w:sz w:val="17"/>
+        </w:rPr>
+        <w:t># 3. 生成干预（GPU）</w:t>
+      </w:r>
+    </w:p>
+    <w:p>
+      <w:pPr>
+        <w:spacing w:after="0"/>
+      </w:pPr>
+      <w:r>
+        <w:rPr>
+          <w:rFonts w:ascii="Consolas" w:hAnsi="Consolas" w:eastAsia="宋体"/>
+          <w:b w:val="0"/>
+          <w:i w:val="0"/>
+          <w:color w:val="333333"/>
+          <w:sz w:val="17"/>
+        </w:rPr>
+        <w:t>python stage3/gen_theme_guidance.py --conditions vt_ext --seeds 0,1</w:t>
+      </w:r>
+    </w:p>
+    <w:p>
+      <w:pPr>
+        <w:spacing w:after="0"/>
+      </w:pPr>
+      <w:r>
+        <w:rPr>
+          <w:rFonts w:ascii="Consolas" w:hAnsi="Consolas" w:eastAsia="宋体"/>
+          <w:b w:val="0"/>
+          <w:i w:val="0"/>
+          <w:color w:val="333333"/>
+          <w:sz w:val="17"/>
+        </w:rPr>
+        <w:t># 4. 论文</w:t>
+      </w:r>
+    </w:p>
+    <w:p>
+      <w:pPr>
+        <w:spacing w:after="0"/>
+      </w:pPr>
+      <w:r>
+        <w:rPr>
+          <w:rFonts w:ascii="Consolas" w:hAnsi="Consolas" w:eastAsia="宋体"/>
+          <w:b w:val="0"/>
+          <w:i w:val="0"/>
+          <w:color w:val="333333"/>
+          <w:sz w:val="17"/>
+        </w:rPr>
+        <w:t>python stage3/md_to_docx.py "论文/意图动力学：从意图流转捕捉到模拟智能的架构构想.md"</w:t>
+      </w:r>
+    </w:p>
+    <w:p>
+      <w:pPr>
+        <w:keepNext/>
+        <w:spacing w:before="160" w:after="100"/>
+      </w:pPr>
+      <w:r>
+        <w:rPr>
+          <w:rFonts w:ascii="Times New Roman" w:hAnsi="Times New Roman" w:eastAsia="黑体"/>
+          <w:b/>
+          <w:i w:val="0"/>
+          <w:sz w:val="25"/>
+        </w:rPr>
+        <w:t>复现验证记录（2026-08-14——已实测通过）</w:t>
+      </w:r>
+    </w:p>
+    <w:p>
+      <w:pPr>
+        <w:spacing w:after="120" w:line="300" w:lineRule="auto"/>
+        <w:ind w:firstLine="420"/>
+      </w:pPr>
+      <w:r>
+        <w:rPr>
+          <w:rFonts w:ascii="Times New Roman" w:hAnsi="Times New Roman" w:eastAsia="宋体"/>
+          <w:b w:val="0"/>
+          <w:i w:val="0"/>
+          <w:sz w:val="21"/>
+        </w:rPr>
+        <w:t>dim_activity（11 维清单 ✓）→ dim_64_full（dim59 d=+0.65 ✓）→ dim_flow_sent（d=+2.16/TE 0.0124 vs 0.0194 ✓）→ dim_probe_deep（dim48 追溯 21 对/8-8 ✓）→ gen_theme_guidance 冒烟（vt_ext 0.9602 ✓）→ md_to_docx（✓）——</w:t>
+      </w:r>
+      <w:r>
+        <w:rPr>
+          <w:rFonts w:ascii="Times New Roman" w:hAnsi="Times New Roman" w:eastAsia="宋体"/>
+          <w:b/>
+          <w:i w:val="0"/>
+          <w:sz w:val="21"/>
+        </w:rPr>
+        <w:t>全部数字与论文一致</w:t>
+      </w:r>
+      <w:r>
+        <w:rPr>
+          <w:rFonts w:ascii="Times New Roman" w:hAnsi="Times New Roman" w:eastAsia="宋体"/>
+          <w:b w:val="0"/>
+          <w:i w:val="0"/>
+          <w:sz w:val="21"/>
+        </w:rPr>
+        <w:t>。</w:t>
+      </w:r>
+    </w:p>
+    <w:p>
+      <w:pPr>
+        <w:keepNext/>
+        <w:spacing w:before="280" w:after="160"/>
+      </w:pPr>
+      <w:r>
+        <w:rPr>
+          <w:rFonts w:ascii="Times New Roman" w:hAnsi="Times New Roman" w:eastAsia="黑体"/>
+          <w:b/>
+          <w:i w:val="0"/>
+          <w:sz w:val="28"/>
+        </w:rPr>
         <w:t>附录：数据资产与复现</w:t>
       </w:r>
     </w:p>

--- a/论文/意图动力学：从意图流转捕捉到模拟智能的架构构想.docx
+++ b/论文/意图动力学：从意图流转捕捉到模拟智能的架构构想.docx
@@ -6157,7 +6157,411 @@
           <w:i w:val="0"/>
           <w:sz w:val="21"/>
         </w:rPr>
-        <w:t>（定律三）——实测组件：卡尔曼门控（预测-分配——r=0.389——意图状态可预测）——波动模式学习为待实现核心。</w:t>
+        <w:t>（定律三）——实测组件：卡尔曼门控（预测-分配——r=0.389——意图状态可预测）。</w:t>
+      </w:r>
+      <w:r>
+        <w:rPr>
+          <w:rFonts w:ascii="Times New Roman" w:hAnsi="Times New Roman" w:eastAsia="宋体"/>
+          <w:b/>
+          <w:i w:val="0"/>
+          <w:sz w:val="21"/>
+        </w:rPr>
+        <w:t>波动模式学习已完成（v0.77-1——`stage3/engine_planner_bands.py`——纯离线）</w:t>
+      </w:r>
+      <w:r>
+        <w:rPr>
+          <w:rFonts w:ascii="Times New Roman" w:hAnsi="Times New Roman" w:eastAsia="宋体"/>
+          <w:b w:val="0"/>
+          <w:i w:val="0"/>
+          <w:sz w:val="21"/>
+        </w:rPr>
+        <w:t>：</w:t>
+      </w:r>
+    </w:p>
+    <w:tbl>
+      <w:tblPr>
+        <w:tblStyle w:val="TableGrid"/>
+        <w:tblW w:type="auto" w:w="0"/>
+        <w:jc w:val="center"/>
+        <w:tblLook w:firstColumn="1" w:firstRow="1" w:lastColumn="0" w:lastRow="0" w:noHBand="0" w:noVBand="1" w:val="04A0"/>
+      </w:tblPr>
+      <w:tblGrid>
+        <w:gridCol w:w="4536"/>
+        <w:gridCol w:w="4536"/>
+      </w:tblGrid>
+      <w:tr>
+        <w:tc>
+          <w:tcPr>
+            <w:tcW w:type="dxa" w:w="3402"/>
+            <w:shd w:val="clear" w:fill="E8EEF7"/>
+          </w:tcPr>
+          <w:p>
+            <w:pPr>
+              <w:jc w:val="center"/>
+            </w:pPr>
+            <w:r/>
+            <w:r>
+              <w:rPr>
+                <w:rFonts w:ascii="Times New Roman" w:hAnsi="Times New Roman" w:eastAsia="黑体"/>
+                <w:b/>
+                <w:i w:val="0"/>
+                <w:sz w:val="17"/>
+              </w:rPr>
+              <w:t>目标分布（每篇一个值——人类 p25-p75 带）</w:t>
+            </w:r>
+          </w:p>
+        </w:tc>
+        <w:tc>
+          <w:tcPr>
+            <w:tcW w:type="dxa" w:w="3402"/>
+            <w:shd w:val="clear" w:fill="E8EEF7"/>
+          </w:tcPr>
+          <w:p>
+            <w:pPr>
+              <w:jc w:val="center"/>
+            </w:pPr>
+            <w:r/>
+            <w:r>
+              <w:rPr>
+                <w:rFonts w:ascii="Times New Roman" w:hAnsi="Times New Roman" w:eastAsia="黑体"/>
+                <w:b/>
+                <w:i w:val="0"/>
+                <w:sz w:val="17"/>
+              </w:rPr>
+              <w:t>数值</w:t>
+            </w:r>
+          </w:p>
+        </w:tc>
+      </w:tr>
+      <w:tr>
+        <w:tc>
+          <w:tcPr>
+            <w:tcW w:type="dxa" w:w="3402"/>
+          </w:tcPr>
+          <w:p>
+            <w:r/>
+            <w:r>
+              <w:rPr>
+                <w:rFonts w:ascii="Times New Roman" w:hAnsi="Times New Roman" w:eastAsia="宋体"/>
+                <w:b w:val="0"/>
+                <w:i w:val="0"/>
+                <w:sz w:val="16"/>
+              </w:rPr>
+              <w:t>跳跃度 dim10</w:t>
+            </w:r>
+          </w:p>
+        </w:tc>
+        <w:tc>
+          <w:tcPr>
+            <w:tcW w:type="dxa" w:w="3402"/>
+          </w:tcPr>
+          <w:p>
+            <w:r/>
+            <w:r>
+              <w:rPr>
+                <w:rFonts w:ascii="Times New Roman" w:hAnsi="Times New Roman" w:eastAsia="宋体"/>
+                <w:b w:val="0"/>
+                <w:i w:val="0"/>
+                <w:sz w:val="16"/>
+              </w:rPr>
+              <w:t>0.296-0.324（AI 0.257——强约束）</w:t>
+            </w:r>
+          </w:p>
+        </w:tc>
+      </w:tr>
+      <w:tr>
+        <w:tc>
+          <w:tcPr>
+            <w:tcW w:type="dxa" w:w="3402"/>
+          </w:tcPr>
+          <w:p>
+            <w:r/>
+            <w:r>
+              <w:rPr>
+                <w:rFonts w:ascii="Times New Roman" w:hAnsi="Times New Roman" w:eastAsia="宋体"/>
+                <w:b w:val="0"/>
+                <w:i w:val="0"/>
+                <w:sz w:val="16"/>
+              </w:rPr>
+              <w:t>转折陡度/深度 dim10</w:t>
+            </w:r>
+          </w:p>
+        </w:tc>
+        <w:tc>
+          <w:tcPr>
+            <w:tcW w:type="dxa" w:w="3402"/>
+          </w:tcPr>
+          <w:p>
+            <w:r/>
+            <w:r>
+              <w:rPr>
+                <w:rFonts w:ascii="Times New Roman" w:hAnsi="Times New Roman" w:eastAsia="宋体"/>
+                <w:b w:val="0"/>
+                <w:i w:val="0"/>
+                <w:sz w:val="16"/>
+              </w:rPr>
+              <w:t>0.445-0.486 / 0.446-0.494（AI 0.388）</w:t>
+            </w:r>
+          </w:p>
+        </w:tc>
+      </w:tr>
+      <w:tr>
+        <w:tc>
+          <w:tcPr>
+            <w:tcW w:type="dxa" w:w="3402"/>
+          </w:tcPr>
+          <w:p>
+            <w:r/>
+            <w:r>
+              <w:rPr>
+                <w:rFonts w:ascii="Times New Roman" w:hAnsi="Times New Roman" w:eastAsia="宋体"/>
+                <w:b w:val="0"/>
+                <w:i w:val="0"/>
+                <w:sz w:val="16"/>
+              </w:rPr>
+              <w:t>跳跃度 dim48 / 转折陡度 dim48</w:t>
+            </w:r>
+          </w:p>
+        </w:tc>
+        <w:tc>
+          <w:tcPr>
+            <w:tcW w:type="dxa" w:w="3402"/>
+          </w:tcPr>
+          <w:p>
+            <w:r/>
+            <w:r>
+              <w:rPr>
+                <w:rFonts w:ascii="Times New Roman" w:hAnsi="Times New Roman" w:eastAsia="宋体"/>
+                <w:b w:val="0"/>
+                <w:i w:val="0"/>
+                <w:sz w:val="16"/>
+              </w:rPr>
+              <w:t>0.353-0.382 / 0.523-0.572</w:t>
+            </w:r>
+          </w:p>
+        </w:tc>
+      </w:tr>
+      <w:tr>
+        <w:tc>
+          <w:tcPr>
+            <w:tcW w:type="dxa" w:w="3402"/>
+          </w:tcPr>
+          <w:p>
+            <w:r/>
+            <w:r>
+              <w:rPr>
+                <w:rFonts w:ascii="Times New Roman" w:hAnsi="Times New Roman" w:eastAsia="宋体"/>
+                <w:b w:val="0"/>
+                <w:i w:val="0"/>
+                <w:sz w:val="16"/>
+              </w:rPr>
+              <w:t>Hurst dim10（长程记忆）</w:t>
+            </w:r>
+          </w:p>
+        </w:tc>
+        <w:tc>
+          <w:tcPr>
+            <w:tcW w:type="dxa" w:w="3402"/>
+          </w:tcPr>
+          <w:p>
+            <w:r/>
+            <w:r>
+              <w:rPr>
+                <w:rFonts w:ascii="Times New Roman" w:hAnsi="Times New Roman" w:eastAsia="宋体"/>
+                <w:b w:val="0"/>
+                <w:i w:val="0"/>
+                <w:sz w:val="16"/>
+              </w:rPr>
+              <w:t>0.594-0.696（AI 0.568）</w:t>
+            </w:r>
+          </w:p>
+        </w:tc>
+      </w:tr>
+      <w:tr>
+        <w:tc>
+          <w:tcPr>
+            <w:tcW w:type="dxa" w:w="3402"/>
+          </w:tcPr>
+          <w:p>
+            <w:r/>
+            <w:r>
+              <w:rPr>
+                <w:rFonts w:ascii="Times New Roman" w:hAnsi="Times New Roman" w:eastAsia="宋体"/>
+                <w:b w:val="0"/>
+                <w:i w:val="0"/>
+                <w:sz w:val="16"/>
+              </w:rPr>
+              <w:t>耦合 10×48</w:t>
+            </w:r>
+          </w:p>
+        </w:tc>
+        <w:tc>
+          <w:tcPr>
+            <w:tcW w:type="dxa" w:w="3402"/>
+          </w:tcPr>
+          <w:p>
+            <w:r/>
+            <w:r>
+              <w:rPr>
+                <w:rFonts w:ascii="Times New Roman" w:hAnsi="Times New Roman" w:eastAsia="宋体"/>
+                <w:b w:val="0"/>
+                <w:i w:val="0"/>
+                <w:sz w:val="16"/>
+              </w:rPr>
+              <w:t>0.468-0.558（AI 0.432）</w:t>
+            </w:r>
+          </w:p>
+        </w:tc>
+      </w:tr>
+      <w:tr>
+        <w:tc>
+          <w:tcPr>
+            <w:tcW w:type="dxa" w:w="3402"/>
+          </w:tcPr>
+          <w:p>
+            <w:r/>
+            <w:r>
+              <w:rPr>
+                <w:rFonts w:ascii="Times New Roman" w:hAnsi="Times New Roman" w:eastAsia="宋体"/>
+                <w:b w:val="0"/>
+                <w:i w:val="0"/>
+                <w:sz w:val="16"/>
+              </w:rPr>
+              <w:t>TE 10→48（自由流动——下界约束）</w:t>
+            </w:r>
+          </w:p>
+        </w:tc>
+        <w:tc>
+          <w:tcPr>
+            <w:tcW w:type="dxa" w:w="3402"/>
+          </w:tcPr>
+          <w:p>
+            <w:r/>
+            <w:r>
+              <w:rPr>
+                <w:rFonts w:ascii="Times New Roman" w:hAnsi="Times New Roman" w:eastAsia="宋体"/>
+                <w:b w:val="0"/>
+                <w:i w:val="0"/>
+                <w:sz w:val="16"/>
+              </w:rPr>
+              <w:t>≤0.019（AI 0.023 机械）</w:t>
+            </w:r>
+          </w:p>
+        </w:tc>
+      </w:tr>
+    </w:tbl>
+    <w:p>
+      <w:pPr>
+        <w:spacing w:after="120" w:line="300" w:lineRule="auto"/>
+        <w:ind w:firstLine="420"/>
+      </w:pPr>
+      <w:r>
+        <w:rPr>
+          <w:rFonts w:ascii="Times New Roman" w:hAnsi="Times New Roman" w:eastAsia="宋体"/>
+          <w:b/>
+          <w:i w:val="0"/>
+          <w:sz w:val="21"/>
+        </w:rPr>
+        <w:t>波动带极性验证（11/11 全中）</w:t>
+      </w:r>
+      <w:r>
+        <w:rPr>
+          <w:rFonts w:ascii="Times New Roman" w:hAnsi="Times New Roman" w:eastAsia="宋体"/>
+          <w:b w:val="0"/>
+          <w:i w:val="0"/>
+          <w:sz w:val="21"/>
+        </w:rPr>
+        <w:t xml:space="preserve">：人类组织组（dim10/11/34/46/48/59）段轨迹波动宽度比（人类 std/AI std）全部 </w:t>
+      </w:r>
+      <w:r>
+        <w:rPr>
+          <w:rFonts w:ascii="Times New Roman" w:hAnsi="Times New Roman" w:eastAsia="宋体"/>
+          <w:b/>
+          <w:i w:val="0"/>
+          <w:sz w:val="21"/>
+        </w:rPr>
+        <w:t>&gt;1</w:t>
+      </w:r>
+      <w:r>
+        <w:rPr>
+          <w:rFonts w:ascii="Times New Roman" w:hAnsi="Times New Roman" w:eastAsia="宋体"/>
+          <w:b w:val="0"/>
+          <w:i w:val="0"/>
+          <w:sz w:val="21"/>
+        </w:rPr>
+        <w:t xml:space="preserve">——[1.41, 1.11, 1.23, 1.20, 1.05, 1.15]——中位 </w:t>
+      </w:r>
+      <w:r>
+        <w:rPr>
+          <w:rFonts w:ascii="Times New Roman" w:hAnsi="Times New Roman" w:eastAsia="宋体"/>
+          <w:b/>
+          <w:i w:val="0"/>
+          <w:sz w:val="21"/>
+        </w:rPr>
+        <w:t>1.17</w:t>
+      </w:r>
+      <w:r>
+        <w:rPr>
+          <w:rFonts w:ascii="Times New Roman" w:hAnsi="Times New Roman" w:eastAsia="宋体"/>
+          <w:b w:val="0"/>
+          <w:i w:val="0"/>
+          <w:sz w:val="21"/>
+        </w:rPr>
+        <w:t xml:space="preserve">；AI 特征组（dim22/26/43/52/5）全部 </w:t>
+      </w:r>
+      <w:r>
+        <w:rPr>
+          <w:rFonts w:ascii="Times New Roman" w:hAnsi="Times New Roman" w:eastAsia="宋体"/>
+          <w:b/>
+          <w:i w:val="0"/>
+          <w:sz w:val="21"/>
+        </w:rPr>
+        <w:t>&lt;1</w:t>
+      </w:r>
+      <w:r>
+        <w:rPr>
+          <w:rFonts w:ascii="Times New Roman" w:hAnsi="Times New Roman" w:eastAsia="宋体"/>
+          <w:b w:val="0"/>
+          <w:i w:val="0"/>
+          <w:sz w:val="21"/>
+        </w:rPr>
+        <w:t xml:space="preserve">——[0.73, 0.60, 0.61, 0.55, 0.74]——中位 </w:t>
+      </w:r>
+      <w:r>
+        <w:rPr>
+          <w:rFonts w:ascii="Times New Roman" w:hAnsi="Times New Roman" w:eastAsia="宋体"/>
+          <w:b/>
+          <w:i w:val="0"/>
+          <w:sz w:val="21"/>
+        </w:rPr>
+        <w:t>0.61</w:t>
+      </w:r>
+      <w:r>
+        <w:rPr>
+          <w:rFonts w:ascii="Times New Roman" w:hAnsi="Times New Roman" w:eastAsia="宋体"/>
+          <w:b w:val="0"/>
+          <w:i w:val="0"/>
+          <w:sz w:val="21"/>
+        </w:rPr>
+        <w:t>（人类在这些维度窄带稳定——摆动是 AI 机械行为）。64 维总体 31/64 人类更宽（方向不显著）——但目标 11 维极性 100% 一致——</w:t>
+      </w:r>
+      <w:r>
+        <w:rPr>
+          <w:rFonts w:ascii="Times New Roman" w:hAnsi="Times New Roman" w:eastAsia="宋体"/>
+          <w:b/>
+          <w:i w:val="0"/>
+          <w:sz w:val="21"/>
+        </w:rPr>
+        <w:t>波动带极性是真实维度属性</w:t>
+      </w:r>
+      <w:r>
+        <w:rPr>
+          <w:rFonts w:ascii="Times New Roman" w:hAnsi="Times New Roman" w:eastAsia="宋体"/>
+          <w:b w:val="0"/>
+          <w:i w:val="0"/>
+          <w:sz w:val="21"/>
+        </w:rPr>
+        <w:t>。→ 规划器目标：正极性维度波动带宽≈1.17×AI 水平、负极性维度收紧至≈0.61×AI 水平。</w:t>
       </w:r>
     </w:p>
     <w:p>
@@ -6648,7 +7052,7 @@
           <w:i w:val="0"/>
           <w:sz w:val="20"/>
         </w:rPr>
-        <w:t>（轨迹规划器核心——待实现）：从人类语料学习 dim10/dim48（及全 64 维）的目标跳跃度/转折陡度/耦合度分布——作为生成时的目标状态</w:t>
+        <w:t>（轨迹规划器核心——✅ 已完成 v0.77-1）：五指标目标分布（跳跃/转折/Hurst/TE/耦合——人类 p25-p75 带）+ 64 维波动带极性验证（正极性 1.17×宽带/负极性 0.61×窄带——11/11 全中）——产出 `planner_targets.json`——见 §6.2 目标分布表</w:t>
       </w:r>
     </w:p>
     <w:p>

--- a/论文/意图动力学：从意图流转捕捉到模拟智能的架构构想.docx
+++ b/论文/意图动力学：从意图流转捕捉到模拟智能的架构构想.docx
@@ -7075,7 +7075,43 @@
           <w:i w:val="0"/>
           <w:sz w:val="20"/>
         </w:rPr>
-        <w:t>：根意图（篇核心/外部核心）→ 偏离检测（轨迹与势场距离——句元级）→ 超阈值触发 vt 通道回拉——"自由波动+势场回拉"生成循环</w:t>
+        <w:t>（——✅ 已实施 v0.78——</w:t>
+      </w:r>
+      <w:r>
+        <w:rPr>
+          <w:rFonts w:ascii="Times New Roman" w:hAnsi="Times New Roman" w:eastAsia="宋体"/>
+          <w:b/>
+          <w:i w:val="0"/>
+          <w:sz w:val="20"/>
+        </w:rPr>
+        <w:t>结论：推理期注入无法重塑根意图——表层层可塑——边界实证校正</w:t>
+      </w:r>
+      <w:r>
+        <w:rPr>
+          <w:rFonts w:ascii="Times New Roman" w:hAnsi="Times New Roman" w:eastAsia="宋体"/>
+          <w:b w:val="0"/>
+          <w:i w:val="0"/>
+          <w:sz w:val="20"/>
+        </w:rPr>
+        <w:t xml:space="preserve">）：根意图 R（构造性锚——prompt 核心起点）→ 句元级偏离检测（投影 e=0.90−F·R——门控分级 0.05/0.02 复用）→ 超阈值触发 vt 通道回拉（维度加权定向 v_pull=norm(W⊙R)——只加重偏离贡献大的维度）→ </w:t>
+      </w:r>
+      <w:r>
+        <w:rPr>
+          <w:rFonts w:ascii="Times New Roman" w:hAnsi="Times New Roman" w:eastAsia="宋体"/>
+          <w:b/>
+          <w:i w:val="0"/>
+          <w:sz w:val="20"/>
+        </w:rPr>
+        <w:t>表→根更新</w:t>
+      </w:r>
+      <w:r>
+        <w:rPr>
+          <w:rFonts w:ascii="Times New Roman" w:hAnsi="Times New Roman" w:eastAsia="宋体"/>
+          <w:b w:val="0"/>
+          <w:i w:val="0"/>
+          <w:sz w:val="20"/>
+        </w:rPr>
+        <w:t>（慢 EWMA R←norm((1−α)R+αF̄)——滑动窗口 3 句元降噪——根意图×表面意图双向交互）——24 runs 实证（vt_field 自治环/vt_field_persist 内化检验/vt_field_frozen 冻结对照/vt_field_full 持续注入）：</w:t>
       </w:r>
     </w:p>
     <w:p>
@@ -7089,7 +7125,7 @@
           <w:i w:val="0"/>
           <w:sz w:val="20"/>
         </w:rPr>
-        <w:t>极性引导</w:t>
+        <w:t>C-B1 传导 FAIL</w:t>
       </w:r>
       <w:r>
         <w:rPr>
@@ -7098,7 +7134,7 @@
           <w:i w:val="0"/>
           <w:sz w:val="20"/>
         </w:rPr>
-        <w:t>：正向组维度鼓励波浪（目标分布宽带）——负向组抑制摆动（窄带）——用 dim_perturb 通道定向实施</w:t>
+        <w:t>（ΔR_T=-0.019，p=0.345——R 未被拉向 T=人类核心）——α 校准 0.02/0.05/0.1 完全一致（α 不敏感）</w:t>
       </w:r>
     </w:p>
     <w:p>
@@ -7112,7 +7148,7 @@
           <w:i w:val="0"/>
           <w:sz w:val="20"/>
         </w:rPr>
-        <w:t>训练期</w:t>
+        <w:t>机制诊断</w:t>
       </w:r>
       <w:r>
         <w:rPr>
@@ -7121,7 +7157,153 @@
           <w:i w:val="0"/>
           <w:sz w:val="20"/>
         </w:rPr>
-        <w:t>：dim48/dim10 作损失项（φ 与 LM 联合优化——消除 OOD 注入问题）</w:t>
+        <w:t>：根意图 R 是</w:t>
+      </w:r>
+      <w:r>
+        <w:rPr>
+          <w:rFonts w:ascii="Times New Roman" w:hAnsi="Times New Roman" w:eastAsia="宋体"/>
+          <w:b/>
+          <w:i w:val="0"/>
+          <w:sz w:val="20"/>
+        </w:rPr>
+        <w:t>轨迹的忠实在线估计器而非控制器</w:t>
+      </w:r>
+      <w:r>
+        <w:rPr>
+          <w:rFonts w:ascii="Times New Roman" w:hAnsi="Times New Roman" w:eastAsia="宋体"/>
+          <w:b w:val="0"/>
+          <w:i w:val="0"/>
+          <w:sz w:val="20"/>
+        </w:rPr>
+        <w:t>——R 跟随实际表层 F 而非注入指令 T（F 只贴 T 0.37-0.98——prompt 依赖）——注入目标与生成实现存在鸿沟（单 token 注入压力 &lt; 0.5B 模型先验）——测量天花板（R0 与 T 余弦 0.90-0.98）</w:t>
+      </w:r>
+    </w:p>
+    <w:p>
+      <w:pPr>
+        <w:spacing w:after="60" w:line="300" w:lineRule="auto"/>
+      </w:pPr>
+      <w:r>
+        <w:rPr>
+          <w:rFonts w:ascii="Times New Roman" w:hAnsi="Times New Roman" w:eastAsia="宋体"/>
+          <w:b/>
+          <w:i w:val="0"/>
+          <w:sz w:val="20"/>
+        </w:rPr>
+        <w:t>表层层真实效果</w:t>
+      </w:r>
+      <w:r>
+        <w:rPr>
+          <w:rFonts w:ascii="Times New Roman" w:hAnsi="Times New Roman" w:eastAsia="宋体"/>
+          <w:b w:val="0"/>
+          <w:i w:val="0"/>
+          <w:sz w:val="20"/>
+        </w:rPr>
+        <w:t xml:space="preserve">：vt_field_frozen/full 的 dim10_hurst 0.63-0.65 </w:t>
+      </w:r>
+      <w:r>
+        <w:rPr>
+          <w:rFonts w:ascii="Times New Roman" w:hAnsi="Times New Roman" w:eastAsia="宋体"/>
+          <w:b/>
+          <w:i w:val="0"/>
+          <w:sz w:val="20"/>
+        </w:rPr>
+        <w:t>命中人类带</w:t>
+      </w:r>
+      <w:r>
+        <w:rPr>
+          <w:rFonts w:ascii="Times New Roman" w:hAnsi="Times New Roman" w:eastAsia="宋体"/>
+          <w:b w:val="0"/>
+          <w:i w:val="0"/>
+          <w:sz w:val="20"/>
+        </w:rPr>
+        <w:t>（0.60-0.70）——人类核心注入提升表层文本长程记忆性——表层可塑</w:t>
+      </w:r>
+    </w:p>
+    <w:p>
+      <w:pPr>
+        <w:spacing w:after="60" w:line="300" w:lineRule="auto"/>
+      </w:pPr>
+      <w:r>
+        <w:rPr>
+          <w:rFonts w:ascii="Times New Roman" w:hAnsi="Times New Roman" w:eastAsia="宋体"/>
+          <w:b/>
+          <w:i w:val="0"/>
+          <w:sz w:val="20"/>
+        </w:rPr>
+        <w:t>实证校正</w:t>
+      </w:r>
+      <w:r>
+        <w:rPr>
+          <w:rFonts w:ascii="Times New Roman" w:hAnsi="Times New Roman" w:eastAsia="宋体"/>
+          <w:b w:val="0"/>
+          <w:i w:val="0"/>
+          <w:sz w:val="20"/>
+        </w:rPr>
+        <w:t>：表层层干预（可塑——201 runs 谱系+Hurst 命中）与根意图层干预（推理期不可达——需训练期）的边界——离线证据同样 FAIL（段首单 token 注入无轨迹方向传导——sent_proj 提升≠轨迹方向传导）</w:t>
+      </w:r>
+    </w:p>
+    <w:p>
+      <w:pPr>
+        <w:spacing w:after="60" w:line="300" w:lineRule="auto"/>
+      </w:pPr>
+      <w:r>
+        <w:rPr>
+          <w:rFonts w:ascii="Times New Roman" w:hAnsi="Times New Roman" w:eastAsia="宋体"/>
+          <w:b/>
+          <w:i w:val="0"/>
+          <w:sz w:val="20"/>
+        </w:rPr>
+        <w:t>极性引导</w:t>
+      </w:r>
+      <w:r>
+        <w:rPr>
+          <w:rFonts w:ascii="Times New Roman" w:hAnsi="Times New Roman" w:eastAsia="宋体"/>
+          <w:b w:val="0"/>
+          <w:i w:val="0"/>
+          <w:sz w:val="20"/>
+        </w:rPr>
+        <w:t>：正向组维度鼓励波浪（目标分布宽带）——负向组抑制摆动（窄带）——用 dim_perturb 通道定向实施</w:t>
+      </w:r>
+    </w:p>
+    <w:p>
+      <w:pPr>
+        <w:spacing w:after="60" w:line="300" w:lineRule="auto"/>
+      </w:pPr>
+      <w:r>
+        <w:rPr>
+          <w:rFonts w:ascii="Times New Roman" w:hAnsi="Times New Roman" w:eastAsia="宋体"/>
+          <w:b/>
+          <w:i w:val="0"/>
+          <w:sz w:val="20"/>
+        </w:rPr>
+        <w:t>训练期</w:t>
+      </w:r>
+      <w:r>
+        <w:rPr>
+          <w:rFonts w:ascii="Times New Roman" w:hAnsi="Times New Roman" w:eastAsia="宋体"/>
+          <w:b w:val="0"/>
+          <w:i w:val="0"/>
+          <w:sz w:val="20"/>
+        </w:rPr>
+        <w:t>（——v0.78 负结果后的</w:t>
+      </w:r>
+      <w:r>
+        <w:rPr>
+          <w:rFonts w:ascii="Times New Roman" w:hAnsi="Times New Roman" w:eastAsia="宋体"/>
+          <w:b/>
+          <w:i w:val="0"/>
+          <w:sz w:val="20"/>
+        </w:rPr>
+        <w:t>正路</w:t>
+      </w:r>
+      <w:r>
+        <w:rPr>
+          <w:rFonts w:ascii="Times New Roman" w:hAnsi="Times New Roman" w:eastAsia="宋体"/>
+          <w:b w:val="0"/>
+          <w:i w:val="0"/>
+          <w:sz w:val="20"/>
+        </w:rPr>
+        <w:t>）：dim48/dim10 作损失项（φ 与 LM 联合优化——消除 OOD 注入问题）——推理期注入无法改变生成轨迹本身——训练期正则直接塑形轨迹——依据：R 跟随 F 的忠实性（表层轨迹即根意图的观测）——改变轨迹=改变根意图</w:t>
       </w:r>
     </w:p>
     <w:p>

--- a/论文/意图动力学：从意图流转捕捉到模拟智能的架构构想.docx
+++ b/论文/意图动力学：从意图流转捕捉到模拟智能的架构构想.docx
@@ -7327,6 +7327,271 @@
           <w:sz w:val="20"/>
         </w:rPr>
         <w:t>：端到端生成 → 意图流转五指标（跳跃/转折/Hurst/TE/耦合）应接近人类画像——这是引擎的验收标准</w:t>
+      </w:r>
+    </w:p>
+    <w:p>
+      <w:pPr>
+        <w:keepNext/>
+        <w:spacing w:before="160" w:after="100"/>
+      </w:pPr>
+      <w:r>
+        <w:rPr>
+          <w:rFonts w:ascii="Times New Roman" w:hAnsi="Times New Roman" w:eastAsia="黑体"/>
+          <w:b/>
+          <w:i w:val="0"/>
+          <w:sz w:val="25"/>
+        </w:rPr>
+        <w:t>6.5 意图主轴猜想验证（v0.79——二分否定——连续谱修正——离线）</w:t>
+      </w:r>
+    </w:p>
+    <w:p>
+      <w:pPr>
+        <w:spacing w:after="120" w:line="300" w:lineRule="auto"/>
+        <w:ind w:firstLine="420"/>
+      </w:pPr>
+      <w:r>
+        <w:rPr>
+          <w:rFonts w:ascii="Times New Roman" w:hAnsi="Times New Roman" w:eastAsia="宋体"/>
+          <w:b/>
+          <w:i w:val="0"/>
+          <w:sz w:val="21"/>
+        </w:rPr>
+        <w:t>猜想</w:t>
+      </w:r>
+      <w:r>
+        <w:rPr>
+          <w:rFonts w:ascii="Times New Roman" w:hAnsi="Times New Roman" w:eastAsia="宋体"/>
+          <w:b w:val="0"/>
+          <w:i w:val="0"/>
+          <w:sz w:val="21"/>
+        </w:rPr>
+        <w:t>：人类跳跃度 d=+2.16 可能不是随机跳变——高维空间存在"意图主轴" D——人类沿轴推进（有方向的变）——AI 无方向各向同性漂移（"有方向的推进 vs 无方向的扩散"）。</w:t>
+      </w:r>
+    </w:p>
+    <w:p>
+      <w:pPr>
+        <w:spacing w:after="120" w:line="300" w:lineRule="auto"/>
+        <w:ind w:firstLine="420"/>
+      </w:pPr>
+      <w:r>
+        <w:rPr>
+          <w:rFonts w:ascii="Times New Roman" w:hAnsi="Times New Roman" w:eastAsia="宋体"/>
+          <w:b/>
+          <w:i w:val="0"/>
+          <w:sz w:val="21"/>
+        </w:rPr>
+        <w:t>裁定（判据 C1-C8 预注册——总判定：否定）</w:t>
+      </w:r>
+      <w:r>
+        <w:rPr>
+          <w:rFonts w:ascii="Times New Roman" w:hAnsi="Times New Roman" w:eastAsia="宋体"/>
+          <w:b w:val="0"/>
+          <w:i w:val="0"/>
+          <w:sz w:val="21"/>
+        </w:rPr>
+        <w:t>：</w:t>
+      </w:r>
+    </w:p>
+    <w:p>
+      <w:pPr>
+        <w:spacing w:after="60" w:line="300" w:lineRule="auto"/>
+      </w:pPr>
+      <w:r>
+        <w:rPr>
+          <w:rFonts w:ascii="Times New Roman" w:hAnsi="Times New Roman" w:eastAsia="宋体"/>
+          <w:b/>
+          <w:i w:val="0"/>
+          <w:sz w:val="20"/>
+        </w:rPr>
+        <w:t>两组都有强主轴</w:t>
+      </w:r>
+      <w:r>
+        <w:rPr>
+          <w:rFonts w:ascii="Times New Roman" w:hAnsi="Times New Roman" w:eastAsia="宋体"/>
+          <w:b w:val="0"/>
+          <w:i w:val="0"/>
+          <w:sz w:val="20"/>
+        </w:rPr>
+        <w:t xml:space="preserve">：差分池 PC1 解释方差 人类 0.663 / AI 0.596（各向同性代理基线 0.018——36× 超基线）——且组轴同向 </w:t>
+      </w:r>
+      <w:r>
+        <w:rPr>
+          <w:rFonts w:ascii="Times New Roman" w:hAnsi="Times New Roman" w:eastAsia="宋体"/>
+          <w:b/>
+          <w:i w:val="0"/>
+          <w:sz w:val="20"/>
+        </w:rPr>
+        <w:t>cos(D_h, D_a)=0.985</w:t>
+      </w:r>
+      <w:r>
+        <w:rPr>
+          <w:rFonts w:ascii="Times New Roman" w:hAnsi="Times New Roman" w:eastAsia="宋体"/>
+          <w:b w:val="0"/>
+          <w:i w:val="0"/>
+          <w:sz w:val="20"/>
+        </w:rPr>
+        <w:t>——主轴=判别器空间的固有结构（fp 空间主导方向）——"人类有轴 AI 无轴"二分不成立</w:t>
+      </w:r>
+    </w:p>
+    <w:p>
+      <w:pPr>
+        <w:spacing w:after="60" w:line="300" w:lineRule="auto"/>
+      </w:pPr>
+      <w:r>
+        <w:rPr>
+          <w:rFonts w:ascii="Times New Roman" w:hAnsi="Times New Roman" w:eastAsia="宋体"/>
+          <w:b/>
+          <w:i w:val="0"/>
+          <w:sz w:val="20"/>
+        </w:rPr>
+        <w:t>真实差异是连续谱</w:t>
+      </w:r>
+      <w:r>
+        <w:rPr>
+          <w:rFonts w:ascii="Times New Roman" w:hAnsi="Times New Roman" w:eastAsia="宋体"/>
+          <w:b w:val="0"/>
+          <w:i w:val="0"/>
+          <w:sz w:val="20"/>
+        </w:rPr>
+        <w:t>：方向一致性 align_cos（幅值无关——mean|û·D|）人类 0.632 vs AI 0.581（d=+2.56）；</w:t>
+      </w:r>
+      <w:r>
+        <w:rPr>
+          <w:rFonts w:ascii="Times New Roman" w:hAnsi="Times New Roman" w:eastAsia="宋体"/>
+          <w:b/>
+          <w:i w:val="0"/>
+          <w:sz w:val="20"/>
+        </w:rPr>
+        <w:t>推进集中度 ratio_unit=j_perp/j_par 人类 0.086 vs AI 0.105（d=-3.18——比跳跃度更强的判别指标）</w:t>
+      </w:r>
+      <w:r>
+        <w:rPr>
+          <w:rFonts w:ascii="Times New Roman" w:hAnsi="Times New Roman" w:eastAsia="宋体"/>
+          <w:b w:val="0"/>
+          <w:i w:val="0"/>
+          <w:sz w:val="20"/>
+        </w:rPr>
+        <w:t>——"</w:t>
+      </w:r>
+      <w:r>
+        <w:rPr>
+          <w:rFonts w:ascii="Times New Roman" w:hAnsi="Times New Roman" w:eastAsia="宋体"/>
+          <w:b/>
+          <w:i w:val="0"/>
+          <w:sz w:val="20"/>
+        </w:rPr>
+        <w:t>人类沿轴推进更扁，AI 更圆弥散</w:t>
+      </w:r>
+      <w:r>
+        <w:rPr>
+          <w:rFonts w:ascii="Times New Roman" w:hAnsi="Times New Roman" w:eastAsia="宋体"/>
+          <w:b w:val="0"/>
+          <w:i w:val="0"/>
+          <w:sz w:val="20"/>
+        </w:rPr>
+        <w:t>"</w:t>
+      </w:r>
+    </w:p>
+    <w:p>
+      <w:pPr>
+        <w:spacing w:after="60" w:line="300" w:lineRule="auto"/>
+      </w:pPr>
+      <w:r>
+        <w:rPr>
+          <w:rFonts w:ascii="Times New Roman" w:hAnsi="Times New Roman" w:eastAsia="宋体"/>
+          <w:b/>
+          <w:i w:val="0"/>
+          <w:sz w:val="20"/>
+        </w:rPr>
+        <w:t>记忆不在差分轴上</w:t>
+      </w:r>
+      <w:r>
+        <w:rPr>
+          <w:rFonts w:ascii="Times New Roman" w:hAnsi="Times New Roman" w:eastAsia="宋体"/>
+          <w:b w:val="0"/>
+          <w:i w:val="0"/>
+          <w:sz w:val="20"/>
+        </w:rPr>
+        <w:t>：H(α)人−H(ε)人=-0.04（α 序列 Hurst 0.13-0.17——RS 下偏）——长程记忆（Hurst 0.62）是激活值状态结构，非差分方向结构</w:t>
+      </w:r>
+    </w:p>
+    <w:p>
+      <w:pPr>
+        <w:spacing w:after="60" w:line="300" w:lineRule="auto"/>
+      </w:pPr>
+      <w:r>
+        <w:rPr>
+          <w:rFonts w:ascii="Times New Roman" w:hAnsi="Times New Roman" w:eastAsia="宋体"/>
+          <w:b/>
+          <w:i w:val="0"/>
+          <w:sz w:val="20"/>
+        </w:rPr>
+        <w:t>新判别信号</w:t>
+      </w:r>
+      <w:r>
+        <w:rPr>
+          <w:rFonts w:ascii="Times New Roman" w:hAnsi="Times New Roman" w:eastAsia="宋体"/>
+          <w:b w:val="0"/>
+          <w:i w:val="0"/>
+          <w:sz w:val="20"/>
+        </w:rPr>
+        <w:t>：组间平均漂移方向相反（cos(μ_h,μ_a)=-0.29）</w:t>
+      </w:r>
+    </w:p>
+    <w:p>
+      <w:pPr>
+        <w:spacing w:after="60" w:line="300" w:lineRule="auto"/>
+      </w:pPr>
+      <w:r>
+        <w:rPr>
+          <w:rFonts w:ascii="Times New Roman" w:hAnsi="Times New Roman" w:eastAsia="宋体"/>
+          <w:b w:val="0"/>
+          <w:i w:val="0"/>
+          <w:sz w:val="20"/>
+        </w:rPr>
+        <w:t>探索性一致性命中：人类内 Spearman(align_cos, j_par)=+0.745（p=0.013——旧"跳跃"=轴推进的组内证据）</w:t>
+      </w:r>
+    </w:p>
+    <w:p>
+      <w:pPr>
+        <w:spacing w:after="120" w:line="300" w:lineRule="auto"/>
+        <w:ind w:firstLine="420"/>
+      </w:pPr>
+      <w:r>
+        <w:rPr>
+          <w:rFonts w:ascii="Times New Roman" w:hAnsi="Times New Roman" w:eastAsia="宋体"/>
+          <w:b/>
+          <w:i w:val="0"/>
+          <w:sz w:val="21"/>
+        </w:rPr>
+        <w:t>对引擎的启示</w:t>
+      </w:r>
+      <w:r>
+        <w:rPr>
+          <w:rFonts w:ascii="Times New Roman" w:hAnsi="Times New Roman" w:eastAsia="宋体"/>
+          <w:b w:val="0"/>
+          <w:i w:val="0"/>
+          <w:sz w:val="21"/>
+        </w:rPr>
+        <w:t>：主轴 D 是共享结构——规划器的轴坐标目标（align_cos/ratio_unit 人类带）应针对</w:t>
+      </w:r>
+      <w:r>
+        <w:rPr>
+          <w:rFonts w:ascii="Times New Roman" w:hAnsi="Times New Roman" w:eastAsia="宋体"/>
+          <w:b/>
+          <w:i w:val="0"/>
+          <w:sz w:val="21"/>
+        </w:rPr>
+        <w:t>推进组织方式</w:t>
+      </w:r>
+      <w:r>
+        <w:rPr>
+          <w:rFonts w:ascii="Times New Roman" w:hAnsi="Times New Roman" w:eastAsia="宋体"/>
+          <w:b w:val="0"/>
+          <w:i w:val="0"/>
+          <w:sz w:val="21"/>
+        </w:rPr>
+        <w:t>（集中度/漂移方向）而非轴的存在性——"推进集中度"是新候选判别特征（d=-3.18 &gt; 跳跃度 d=+2.16）——待正式纳入判别体系需独立测试集验证。</w:t>
       </w:r>
     </w:p>
     <w:p>

--- a/论文/意图动力学：从意图流转捕捉到模拟智能的架构构想.docx
+++ b/论文/意图动力学：从意图流转捕捉到模拟智能的架构构想.docx
@@ -7592,6 +7592,120 @@
           <w:sz w:val="21"/>
         </w:rPr>
         <w:t>（集中度/漂移方向）而非轴的存在性——"推进集中度"是新候选判别特征（d=-3.18 &gt; 跳跃度 d=+2.16）——待正式纳入判别体系需独立测试集验证。</w:t>
+      </w:r>
+    </w:p>
+    <w:p>
+      <w:pPr>
+        <w:spacing w:after="120" w:line="300" w:lineRule="auto"/>
+        <w:ind w:firstLine="420"/>
+      </w:pPr>
+      <w:r>
+        <w:rPr>
+          <w:rFonts w:ascii="Times New Roman" w:hAnsi="Times New Roman" w:eastAsia="宋体"/>
+          <w:b/>
+          <w:i w:val="0"/>
+          <w:sz w:val="21"/>
+        </w:rPr>
+        <w:t>独立集验证（v0.80——否定——方向证据保留）</w:t>
+      </w:r>
+      <w:r>
+        <w:rPr>
+          <w:rFonts w:ascii="Times New Roman" w:hAnsi="Times New Roman" w:eastAsia="宋体"/>
+          <w:b w:val="0"/>
+          <w:i w:val="0"/>
+          <w:sz w:val="21"/>
+        </w:rPr>
+        <w:t>：独立测试集（32 对白话/时评 × human/ai/qwen 三侧——冻结 D 无拟合泄漏）上 ratio_unit 效应量</w:t>
+      </w:r>
+      <w:r>
+        <w:rPr>
+          <w:rFonts w:ascii="Times New Roman" w:hAnsi="Times New Roman" w:eastAsia="宋体"/>
+          <w:b/>
+          <w:i w:val="0"/>
+          <w:sz w:val="21"/>
+        </w:rPr>
+        <w:t>缩水至 d=-0.49</w:t>
+      </w:r>
+      <w:r>
+        <w:rPr>
+          <w:rFonts w:ascii="Times New Roman" w:hAnsi="Times New Roman" w:eastAsia="宋体"/>
+          <w:b w:val="0"/>
+          <w:i w:val="0"/>
+          <w:sz w:val="21"/>
+        </w:rPr>
+        <w:t>（bilingual -3.18 的 6.5 分之一——配对 Wilcoxon p=0.073 边缘）——</w:t>
+      </w:r>
+      <w:r>
+        <w:rPr>
+          <w:rFonts w:ascii="Times New Roman" w:hAnsi="Times New Roman" w:eastAsia="宋体"/>
+          <w:b/>
+          <w:i w:val="0"/>
+          <w:sz w:val="21"/>
+        </w:rPr>
+        <w:t>不作为正式判别指标</w:t>
+      </w:r>
+      <w:r>
+        <w:rPr>
+          <w:rFonts w:ascii="Times New Roman" w:hAnsi="Times New Roman" w:eastAsia="宋体"/>
+          <w:b w:val="0"/>
+          <w:i w:val="0"/>
+          <w:sz w:val="21"/>
+        </w:rPr>
+        <w:t>（用户判据 d&gt;1.5 未满足）。白话域 d=-1.07（方向一致强度不足）+ 时评域 d=+0.07（官方体趋同——与 shiping 七维失效先例一致）。</w:t>
+      </w:r>
+      <w:r>
+        <w:rPr>
+          <w:rFonts w:ascii="Times New Roman" w:hAnsi="Times New Roman" w:eastAsia="宋体"/>
+          <w:b/>
+          <w:i w:val="0"/>
+          <w:sz w:val="21"/>
+        </w:rPr>
+        <w:t>增量价值保留</w:t>
+      </w:r>
+      <w:r>
+        <w:rPr>
+          <w:rFonts w:ascii="Times New Roman" w:hAnsi="Times New Roman" w:eastAsia="宋体"/>
+          <w:b w:val="0"/>
+          <w:i w:val="0"/>
+          <w:sz w:val="21"/>
+        </w:rPr>
+        <w:t>：与 sent_proj 低冗余（池化 0.049/人类内 0.595）+ 干预空间独立（Δ 相关 +0.021——注入不改变推进集中度）。</w:t>
+      </w:r>
+      <w:r>
+        <w:rPr>
+          <w:rFonts w:ascii="Times New Roman" w:hAnsi="Times New Roman" w:eastAsia="宋体"/>
+          <w:b/>
+          <w:i w:val="0"/>
+          <w:sz w:val="21"/>
+        </w:rPr>
+        <w:t>主轴跨语料稳定</w:t>
+      </w:r>
+      <w:r>
+        <w:rPr>
+          <w:rFonts w:ascii="Times New Roman" w:hAnsi="Times New Roman" w:eastAsia="宋体"/>
+          <w:b w:val="0"/>
+          <w:i w:val="0"/>
+          <w:sz w:val="21"/>
+        </w:rPr>
+        <w:t>（cos|0.99|——判别器空间固有结构确认）。缩水机制：独立集人类短文本（5-19 差分）噪声向各向同性锚收缩——</w:t>
+      </w:r>
+      <w:r>
+        <w:rPr>
+          <w:rFonts w:ascii="Times New Roman" w:hAnsi="Times New Roman" w:eastAsia="宋体"/>
+          <w:b/>
+          <w:i w:val="0"/>
+          <w:sz w:val="21"/>
+        </w:rPr>
+        <w:t>方向真实强度不足</w:t>
+      </w:r>
+      <w:r>
+        <w:rPr>
+          <w:rFonts w:ascii="Times New Roman" w:hAnsi="Times New Roman" w:eastAsia="宋体"/>
+          <w:b w:val="0"/>
+          <w:i w:val="0"/>
+          <w:sz w:val="21"/>
+        </w:rPr>
+        <w:t>。</w:t>
       </w:r>
     </w:p>
     <w:p>

--- a/论文/意图动力学：从意图流转捕捉到模拟智能的架构构想.docx
+++ b/论文/意图动力学：从意图流转捕捉到模拟智能的架构构想.docx
@@ -7706,6 +7706,117 @@
           <w:sz w:val="21"/>
         </w:rPr>
         <w:t>。</w:t>
+      </w:r>
+    </w:p>
+    <w:p>
+      <w:pPr>
+        <w:spacing w:after="120" w:line="300" w:lineRule="auto"/>
+        <w:ind w:firstLine="420"/>
+      </w:pPr>
+      <w:r>
+        <w:rPr>
+          <w:rFonts w:ascii="Times New Roman" w:hAnsi="Times New Roman" w:eastAsia="宋体"/>
+          <w:b/>
+          <w:i w:val="0"/>
+          <w:sz w:val="21"/>
+        </w:rPr>
+        <w:t>跳跃点事件级分析（v0.81——"淹没假说"否定——跳跃机制确认）</w:t>
+      </w:r>
+      <w:r>
+        <w:rPr>
+          <w:rFonts w:ascii="Times New Roman" w:hAnsi="Times New Roman" w:eastAsia="宋体"/>
+          <w:b w:val="0"/>
+          <w:i w:val="0"/>
+          <w:sz w:val="21"/>
+        </w:rPr>
+        <w:t>：假说"ratio_unit 判别力被非跳跃句元淹没、集中在跳跃点上"——bilingual 事件级检验（p90 同阈 946/704 跳跃窗 ±2 差分窗口——2×2 矩阵——簇 CI）：</w:t>
+      </w:r>
+      <w:r>
+        <w:rPr>
+          <w:rFonts w:ascii="Times New Roman" w:hAnsi="Times New Roman" w:eastAsia="宋体"/>
+          <w:b/>
+          <w:i w:val="0"/>
+          <w:sz w:val="21"/>
+        </w:rPr>
+        <w:t>跳跃窗 d=-0.53 vs 非跳跃窗 d=-0.48——几乎相同——差异全局弥漫非跳跃点特异（淹没假说不成立）</w:t>
+      </w:r>
+      <w:r>
+        <w:rPr>
+          <w:rFonts w:ascii="Times New Roman" w:hAnsi="Times New Roman" w:eastAsia="宋体"/>
+          <w:b w:val="0"/>
+          <w:i w:val="0"/>
+          <w:sz w:val="21"/>
+        </w:rPr>
+        <w:t>。"跳跃窗 ratio_unit 更低"是</w:t>
+      </w:r>
+      <w:r>
+        <w:rPr>
+          <w:rFonts w:ascii="Times New Roman" w:hAnsi="Times New Roman" w:eastAsia="宋体"/>
+          <w:b/>
+          <w:i w:val="0"/>
+          <w:sz w:val="21"/>
+        </w:rPr>
+        <w:t>两类共有的机制</w:t>
+      </w:r>
+      <w:r>
+        <w:rPr>
+          <w:rFonts w:ascii="Times New Roman" w:hAnsi="Times New Roman" w:eastAsia="宋体"/>
+          <w:b w:val="0"/>
+          <w:i w:val="0"/>
+          <w:sz w:val="21"/>
+        </w:rPr>
+        <w:t>（人类 d=+5.28 / AI d=+3.89——AI 更强）——</w:t>
+      </w:r>
+      <w:r>
+        <w:rPr>
+          <w:rFonts w:ascii="Times New Roman" w:hAnsi="Times New Roman" w:eastAsia="宋体"/>
+          <w:b/>
+          <w:i w:val="0"/>
+          <w:sz w:val="21"/>
+        </w:rPr>
+        <w:t>跳跃=沿轴脉冲是共有结构</w:t>
+      </w:r>
+      <w:r>
+        <w:rPr>
+          <w:rFonts w:ascii="Times New Roman" w:hAnsi="Times New Roman" w:eastAsia="宋体"/>
+          <w:b w:val="0"/>
+          <w:i w:val="0"/>
+          <w:sz w:val="21"/>
+        </w:rPr>
+        <w:t>（α 对齐轨迹两组同形——中心沿轴投影 0.91/0.89 先增后减——dim10+48 双 p75 共现跳跃处 0.54 vs 0.05——主题+指代协同大推进——组织层机制确认）。</w:t>
+      </w:r>
+      <w:r>
+        <w:rPr>
+          <w:rFonts w:ascii="Times New Roman" w:hAnsi="Times New Roman" w:eastAsia="宋体"/>
+          <w:b/>
+          <w:i w:val="0"/>
+          <w:sz w:val="21"/>
+        </w:rPr>
+        <w:t>人类/AI 差异在跳跃发生的密度与幅度</w:t>
+      </w:r>
+      <w:r>
+        <w:rPr>
+          <w:rFonts w:ascii="Times New Roman" w:hAnsi="Times New Roman" w:eastAsia="宋体"/>
+          <w:b w:val="0"/>
+          <w:i w:val="0"/>
+          <w:sz w:val="21"/>
+        </w:rPr>
+        <w:t>（密度 d=+1.85——人类 12.1 vs AI 7.7/100 句元——聚集性 gap 5 vs 9）而非跳跃纯度——D_excl 护栏通过（cos 0.999——无循环论证）。</w:t>
+      </w:r>
+    </w:p>
+    <w:p>
+      <w:pPr>
+        <w:keepNext/>
+        <w:spacing w:before="280" w:after="160"/>
+      </w:pPr>
+      <w:r>
+        <w:rPr>
+          <w:rFonts w:ascii="Times New Roman" w:hAnsi="Times New Roman" w:eastAsia="黑体"/>
+          <w:b/>
+          <w:i w:val="0"/>
+          <w:sz w:val="28"/>
+        </w:rPr>
+        <w:t>7. 边界与解耦（引擎的定位限定）</w:t>
       </w:r>
     </w:p>
     <w:p>

--- a/论文/意图动力学：从意图流转捕捉到模拟智能的架构构想.docx
+++ b/论文/意图动力学：从意图流转捕捉到模拟智能的架构构想.docx
@@ -7802,6 +7802,229 @@
           <w:sz w:val="21"/>
         </w:rPr>
         <w:t>（密度 d=+1.85——人类 12.1 vs AI 7.7/100 句元——聚集性 gap 5 vs 9）而非跳跃纯度——D_excl 护栏通过（cos 0.999——无循环论证）。</w:t>
+      </w:r>
+    </w:p>
+    <w:p>
+      <w:pPr>
+        <w:keepNext/>
+        <w:spacing w:before="160" w:after="100"/>
+      </w:pPr>
+      <w:r>
+        <w:rPr>
+          <w:rFonts w:ascii="Times New Roman" w:hAnsi="Times New Roman" w:eastAsia="黑体"/>
+          <w:b/>
+          <w:i w:val="0"/>
+          <w:sz w:val="25"/>
+        </w:rPr>
+        <w:t>6.6 跳跃机制与可控变量（v0.82——为什么 AI 跳跃更少）</w:t>
+      </w:r>
+    </w:p>
+    <w:p>
+      <w:pPr>
+        <w:spacing w:after="120" w:line="300" w:lineRule="auto"/>
+        <w:ind w:firstLine="420"/>
+      </w:pPr>
+      <w:r>
+        <w:rPr>
+          <w:rFonts w:ascii="Times New Roman" w:hAnsi="Times New Roman" w:eastAsia="宋体"/>
+          <w:b/>
+          <w:i w:val="0"/>
+          <w:sz w:val="21"/>
+        </w:rPr>
+        <w:t>确定性审查</w:t>
+      </w:r>
+      <w:r>
+        <w:rPr>
+          <w:rFonts w:ascii="Times New Roman" w:hAnsi="Times New Roman" w:eastAsia="宋体"/>
+          <w:b w:val="0"/>
+          <w:i w:val="0"/>
+          <w:sz w:val="21"/>
+        </w:rPr>
+        <w:t>：跳跃点检测确定性正确——段边界无混淆（跳跃 80%+ 在段内）、句元长度无偏置（ρ≈0）、</w:t>
+      </w:r>
+      <w:r>
+        <w:rPr>
+          <w:rFonts w:ascii="Times New Roman" w:hAnsi="Times New Roman" w:eastAsia="宋体"/>
+          <w:b/>
+          <w:i w:val="0"/>
+          <w:sz w:val="21"/>
+        </w:rPr>
+        <w:t>跳跃主导维=[11,13,17,36,42,55...]（人类/AI 相同——与主轴 top 维重合——跳跃=沿主轴推进确认）</w:t>
+      </w:r>
+      <w:r>
+        <w:rPr>
+          <w:rFonts w:ascii="Times New Roman" w:hAnsi="Times New Roman" w:eastAsia="宋体"/>
+          <w:b w:val="0"/>
+          <w:i w:val="0"/>
+          <w:sz w:val="21"/>
+        </w:rPr>
+        <w:t>、模型因素小（DS 7.4 vs Qwen 8.1/100 句元——"AI 跳跃少"是生成范式普遍特性）、语义验证=真实内容转折（人物引入/对话切换/场景转场）。</w:t>
+      </w:r>
+    </w:p>
+    <w:p>
+      <w:pPr>
+        <w:spacing w:after="120" w:line="300" w:lineRule="auto"/>
+        <w:ind w:firstLine="420"/>
+      </w:pPr>
+      <w:r>
+        <w:rPr>
+          <w:rFonts w:ascii="Times New Roman" w:hAnsi="Times New Roman" w:eastAsia="宋体"/>
+          <w:b/>
+          <w:i w:val="0"/>
+          <w:sz w:val="21"/>
+        </w:rPr>
+        <w:t>可控变量（机制链闭环）</w:t>
+      </w:r>
+      <w:r>
+        <w:rPr>
+          <w:rFonts w:ascii="Times New Roman" w:hAnsi="Times New Roman" w:eastAsia="宋体"/>
+          <w:b w:val="0"/>
+          <w:i w:val="0"/>
+          <w:sz w:val="21"/>
+        </w:rPr>
+        <w:t>：</w:t>
+      </w:r>
+    </w:p>
+    <w:p>
+      <w:pPr>
+        <w:spacing w:after="60" w:line="300" w:lineRule="auto"/>
+      </w:pPr>
+      <w:r>
+        <w:rPr>
+          <w:rFonts w:ascii="Times New Roman" w:hAnsi="Times New Roman" w:eastAsia="宋体"/>
+          <w:b/>
+          <w:i w:val="0"/>
+          <w:sz w:val="20"/>
+        </w:rPr>
+        <w:t>beam 束搜索：降跳跃 39%</w:t>
+      </w:r>
+      <w:r>
+        <w:rPr>
+          <w:rFonts w:ascii="Times New Roman" w:hAnsi="Times New Roman" w:eastAsia="宋体"/>
+          <w:b w:val="0"/>
+          <w:i w:val="0"/>
+          <w:sz w:val="20"/>
+        </w:rPr>
+        <w:t>（9.88→6.04/100 句元——确定性选优平滑轨迹）</w:t>
+      </w:r>
+    </w:p>
+    <w:p>
+      <w:pPr>
+        <w:spacing w:after="60" w:line="300" w:lineRule="auto"/>
+      </w:pPr>
+      <w:r>
+        <w:rPr>
+          <w:rFonts w:ascii="Times New Roman" w:hAnsi="Times New Roman" w:eastAsia="宋体"/>
+          <w:b/>
+          <w:i w:val="0"/>
+          <w:sz w:val="20"/>
+        </w:rPr>
+        <w:t>vt 虚拟 token 注入：增跳跃 37%</w:t>
+      </w:r>
+      <w:r>
+        <w:rPr>
+          <w:rFonts w:ascii="Times New Roman" w:hAnsi="Times New Roman" w:eastAsia="宋体"/>
+          <w:b w:val="0"/>
+          <w:i w:val="0"/>
+          <w:sz w:val="20"/>
+        </w:rPr>
+        <w:t>（9.88→13.51）</w:t>
+      </w:r>
+    </w:p>
+    <w:p>
+      <w:pPr>
+        <w:spacing w:after="60" w:line="300" w:lineRule="auto"/>
+      </w:pPr>
+      <w:r>
+        <w:rPr>
+          <w:rFonts w:ascii="Times New Roman" w:hAnsi="Times New Roman" w:eastAsia="宋体"/>
+          <w:b/>
+          <w:i w:val="0"/>
+          <w:sz w:val="20"/>
+        </w:rPr>
+        <w:t>温度：无显著单调效应</w:t>
+      </w:r>
+      <w:r>
+        <w:rPr>
+          <w:rFonts w:ascii="Times New Roman" w:hAnsi="Times New Roman" w:eastAsia="宋体"/>
+          <w:b w:val="0"/>
+          <w:i w:val="0"/>
+          <w:sz w:val="20"/>
+        </w:rPr>
+        <w:t>（8 runs 扫描 0.6-1.5——Spearman p=0.77——非单调——弱/不确定）</w:t>
+      </w:r>
+    </w:p>
+    <w:p>
+      <w:pPr>
+        <w:spacing w:after="60" w:line="300" w:lineRule="auto"/>
+      </w:pPr>
+      <w:r>
+        <w:rPr>
+          <w:rFonts w:ascii="Times New Roman" w:hAnsi="Times New Roman" w:eastAsia="宋体"/>
+          <w:b/>
+          <w:i w:val="0"/>
+          <w:sz w:val="20"/>
+        </w:rPr>
+        <w:t>语言组织</w:t>
+      </w:r>
+      <w:r>
+        <w:rPr>
+          <w:rFonts w:ascii="Times New Roman" w:hAnsi="Times New Roman" w:eastAsia="宋体"/>
+          <w:b w:val="0"/>
+          <w:i w:val="0"/>
+          <w:sz w:val="20"/>
+        </w:rPr>
+        <w:t>：AI 句短（9.9 vs 12.1）、代词少（指代链弱）、连接词近半——但</w:t>
+      </w:r>
+      <w:r>
+        <w:rPr>
+          <w:rFonts w:ascii="Times New Roman" w:hAnsi="Times New Roman" w:eastAsia="宋体"/>
+          <w:b/>
+          <w:i w:val="0"/>
+          <w:sz w:val="20"/>
+        </w:rPr>
+        <w:t>词汇多样性更高（0.972 vs 0.963）却跳跃更少——"静态词汇多样性 vs 动态轨迹推进"分离</w:t>
+      </w:r>
+      <w:r>
+        <w:rPr>
+          <w:rFonts w:ascii="Times New Roman" w:hAnsi="Times New Roman" w:eastAsia="宋体"/>
+          <w:b w:val="0"/>
+          <w:i w:val="0"/>
+          <w:sz w:val="20"/>
+        </w:rPr>
+        <w:t>——AI 的花哨在词汇层（静态），推进缺失在轨迹层（动态）——char_diversity 与跳跃密度 ρ=+0.33（p&lt;0.001）</w:t>
+      </w:r>
+    </w:p>
+    <w:p>
+      <w:pPr>
+        <w:spacing w:after="60" w:line="300" w:lineRule="auto"/>
+      </w:pPr>
+      <w:r>
+        <w:rPr>
+          <w:rFonts w:ascii="Times New Roman" w:hAnsi="Times New Roman" w:eastAsia="宋体"/>
+          <w:b/>
+          <w:i w:val="0"/>
+          <w:sz w:val="20"/>
+        </w:rPr>
+        <w:t>机制解释</w:t>
+      </w:r>
+      <w:r>
+        <w:rPr>
+          <w:rFonts w:ascii="Times New Roman" w:hAnsi="Times New Roman" w:eastAsia="宋体"/>
+          <w:b w:val="0"/>
+          <w:i w:val="0"/>
+          <w:sz w:val="20"/>
+        </w:rPr>
+        <w:t>："AI 跳跃更少"=采样确定性（beam 类策略）+ 语言组织弱化（句短/指代弱/连接词少）→ 轨迹推进缺失——可控变量集中在</w:t>
+      </w:r>
+      <w:r>
+        <w:rPr>
+          <w:rFonts w:ascii="Times New Roman" w:hAnsi="Times New Roman" w:eastAsia="宋体"/>
+          <w:b/>
+          <w:i w:val="0"/>
+          <w:sz w:val="20"/>
+        </w:rPr>
+        <w:t>解码策略层（推理期——beam/vt 注入）与损失项（训练期——待办 3）</w:t>
       </w:r>
     </w:p>
     <w:p>

--- a/论文/意图动力学：从意图流转捕捉到模拟智能的架构构想.docx
+++ b/论文/意图动力学：从意图流转捕捉到模拟智能的架构构想.docx
@@ -7802,6 +7802,246 @@
           <w:sz w:val="21"/>
         </w:rPr>
         <w:t>（密度 d=+1.85——人类 12.1 vs AI 7.7/100 句元——聚集性 gap 5 vs 9）而非跳跃纯度——D_excl 护栏通过（cos 0.999——无循环论证）。</w:t>
+      </w:r>
+    </w:p>
+    <w:p>
+      <w:pPr>
+        <w:keepNext/>
+        <w:spacing w:before="160" w:after="100"/>
+      </w:pPr>
+      <w:r>
+        <w:rPr>
+          <w:rFonts w:ascii="Times New Roman" w:hAnsi="Times New Roman" w:eastAsia="黑体"/>
+          <w:b/>
+          <w:i w:val="0"/>
+          <w:sz w:val="25"/>
+        </w:rPr>
+        <w:t>6.6.5 意图切换几何聚类（v0.83——四型构想实证检验——否定——连续性弱结构）</w:t>
+      </w:r>
+    </w:p>
+    <w:p>
+      <w:pPr>
+        <w:spacing w:after="120" w:line="300" w:lineRule="auto"/>
+        <w:ind w:firstLine="420"/>
+      </w:pPr>
+      <w:r>
+        <w:rPr>
+          <w:rFonts w:ascii="Times New Roman" w:hAnsi="Times New Roman" w:eastAsia="宋体"/>
+          <w:b/>
+          <w:i w:val="0"/>
+          <w:sz w:val="21"/>
+        </w:rPr>
+        <w:t>构想（用户）</w:t>
+      </w:r>
+      <w:r>
+        <w:rPr>
+          <w:rFonts w:ascii="Times New Roman" w:hAnsi="Times New Roman" w:eastAsia="宋体"/>
+          <w:b w:val="0"/>
+          <w:i w:val="0"/>
+          <w:sz w:val="21"/>
+        </w:rPr>
+        <w:t>：意图切换存在通用几何类型（展开/转向/回摆/分层——纯形式不依赖文体）。</w:t>
+      </w:r>
+      <w:r>
+        <w:rPr>
+          <w:rFonts w:ascii="Times New Roman" w:hAnsi="Times New Roman" w:eastAsia="宋体"/>
+          <w:b/>
+          <w:i w:val="0"/>
+          <w:sz w:val="21"/>
+        </w:rPr>
+        <w:t>实证检验（1626 跳跃点——8 几何特征——per-doc 60/40 切分——KMeans+GMM+稳定性——先验规则——判据 S-C1..C3 预注册）——总判定：否定</w:t>
+      </w:r>
+      <w:r>
+        <w:rPr>
+          <w:rFonts w:ascii="Times New Roman" w:hAnsi="Times New Roman" w:eastAsia="宋体"/>
+          <w:b w:val="0"/>
+          <w:i w:val="0"/>
+          <w:sz w:val="21"/>
+        </w:rPr>
+        <w:t>：</w:t>
+      </w:r>
+    </w:p>
+    <w:p>
+      <w:pPr>
+        <w:spacing w:after="60" w:line="300" w:lineRule="auto"/>
+      </w:pPr>
+      <w:r>
+        <w:rPr>
+          <w:rFonts w:ascii="Times New Roman" w:hAnsi="Times New Roman" w:eastAsia="宋体"/>
+          <w:b/>
+          <w:i w:val="0"/>
+          <w:sz w:val="20"/>
+        </w:rPr>
+        <w:t>S-C1 FAIL</w:t>
+      </w:r>
+      <w:r>
+        <w:rPr>
+          <w:rFonts w:ascii="Times New Roman" w:hAnsi="Times New Roman" w:eastAsia="宋体"/>
+          <w:b w:val="0"/>
+          <w:i w:val="0"/>
+          <w:sz w:val="20"/>
+        </w:rPr>
+        <w:t>：silhouette=0.214（&lt;0.30——弱结构区间）——但稳定性 cos=0.987 + GMM ARI=0.811——</w:t>
+      </w:r>
+      <w:r>
+        <w:rPr>
+          <w:rFonts w:ascii="Times New Roman" w:hAnsi="Times New Roman" w:eastAsia="宋体"/>
+          <w:b/>
+          <w:i w:val="0"/>
+          <w:sz w:val="20"/>
+        </w:rPr>
+        <w:t>"切换几何有稳定的连续性模式但无离散类型"</w:t>
+      </w:r>
+      <w:r>
+        <w:rPr>
+          <w:rFonts w:ascii="Times New Roman" w:hAnsi="Times New Roman" w:eastAsia="宋体"/>
+          <w:b w:val="0"/>
+          <w:i w:val="0"/>
+          <w:sz w:val="20"/>
+        </w:rPr>
+        <w:t>——四型是认知构想非数据可聚类事实</w:t>
+      </w:r>
+    </w:p>
+    <w:p>
+      <w:pPr>
+        <w:spacing w:after="60" w:line="300" w:lineRule="auto"/>
+      </w:pPr>
+      <w:r>
+        <w:rPr>
+          <w:rFonts w:ascii="Times New Roman" w:hAnsi="Times New Roman" w:eastAsia="宋体"/>
+          <w:b/>
+          <w:i w:val="0"/>
+          <w:sz w:val="20"/>
+        </w:rPr>
+        <w:t>S-C2 FAIL</w:t>
+      </w:r>
+      <w:r>
+        <w:rPr>
+          <w:rFonts w:ascii="Times New Roman" w:hAnsi="Times New Roman" w:eastAsia="宋体"/>
+          <w:b w:val="0"/>
+          <w:i w:val="0"/>
+          <w:sz w:val="20"/>
+        </w:rPr>
+        <w:t>：四型规则残差 25%（转向型仅 6%）</w:t>
+      </w:r>
+    </w:p>
+    <w:p>
+      <w:pPr>
+        <w:spacing w:after="60" w:line="300" w:lineRule="auto"/>
+      </w:pPr>
+      <w:r>
+        <w:rPr>
+          <w:rFonts w:ascii="Times New Roman" w:hAnsi="Times New Roman" w:eastAsia="宋体"/>
+          <w:b/>
+          <w:i w:val="0"/>
+          <w:sz w:val="20"/>
+        </w:rPr>
+        <w:t>S-C3 FAIL</w:t>
+      </w:r>
+      <w:r>
+        <w:rPr>
+          <w:rFonts w:ascii="Times New Roman" w:hAnsi="Times New Roman" w:eastAsia="宋体"/>
+          <w:b w:val="0"/>
+          <w:i w:val="0"/>
+          <w:sz w:val="20"/>
+        </w:rPr>
+        <w:t>：人类/AI 四型分布无差异（卡方 p=0.42——所有类型占比差 &lt;0.04——"人类更常转向型/AI 更常展开型"不成立）</w:t>
+      </w:r>
+    </w:p>
+    <w:p>
+      <w:pPr>
+        <w:spacing w:after="120" w:line="300" w:lineRule="auto"/>
+        <w:ind w:firstLine="420"/>
+      </w:pPr>
+      <w:r>
+        <w:rPr>
+          <w:rFonts w:ascii="Times New Roman" w:hAnsi="Times New Roman" w:eastAsia="宋体"/>
+          <w:b/>
+          <w:i w:val="0"/>
+          <w:sz w:val="21"/>
+        </w:rPr>
+        <w:t>方法学贡献（保留）</w:t>
+      </w:r>
+      <w:r>
+        <w:rPr>
+          <w:rFonts w:ascii="Times New Roman" w:hAnsi="Times New Roman" w:eastAsia="宋体"/>
+          <w:b w:val="0"/>
+          <w:i w:val="0"/>
+          <w:sz w:val="21"/>
+        </w:rPr>
+        <w:t>：①</w:t>
+      </w:r>
+      <w:r>
+        <w:rPr>
+          <w:rFonts w:ascii="Times New Roman" w:hAnsi="Times New Roman" w:eastAsia="宋体"/>
+          <w:b/>
+          <w:i w:val="0"/>
+          <w:sz w:val="21"/>
+        </w:rPr>
+        <w:t>64 维全空间方向角高维退化</w:t>
+      </w:r>
+      <w:r>
+        <w:rPr>
+          <w:rFonts w:ascii="Times New Roman" w:hAnsi="Times New Roman" w:eastAsia="宋体"/>
+          <w:b w:val="0"/>
+          <w:i w:val="0"/>
+          <w:sz w:val="21"/>
+        </w:rPr>
+        <w:t xml:space="preserve">（随机向量近正交——所有切换角 ~90°）——方向/回摆维度必须在 </w:t>
+      </w:r>
+      <w:r>
+        <w:rPr>
+          <w:rFonts w:ascii="Times New Roman" w:hAnsi="Times New Roman" w:eastAsia="宋体"/>
+          <w:b/>
+          <w:i w:val="0"/>
+          <w:sz w:val="21"/>
+        </w:rPr>
+        <w:t>(D,E2) 低维流形投影</w:t>
+      </w:r>
+      <w:r>
+        <w:rPr>
+          <w:rFonts w:ascii="Times New Roman" w:hAnsi="Times New Roman" w:eastAsia="宋体"/>
+          <w:b w:val="0"/>
+          <w:i w:val="0"/>
+          <w:sz w:val="21"/>
+        </w:rPr>
+        <w:t>上测量（修复后 θ_switch 18-93° 有区分度）——未来一切角度类分析的低维投影原则；②</w:t>
+      </w:r>
+      <w:r>
+        <w:rPr>
+          <w:rFonts w:ascii="Times New Roman" w:hAnsi="Times New Roman" w:eastAsia="宋体"/>
+          <w:b/>
+          <w:i w:val="0"/>
+          <w:sz w:val="21"/>
+        </w:rPr>
+        <w:t>文档顺序切分陷阱</w:t>
+      </w:r>
+      <w:r>
+        <w:rPr>
+          <w:rFonts w:ascii="Times New Roman" w:hAnsi="Times New Roman" w:eastAsia="宋体"/>
+          <w:b w:val="0"/>
+          <w:i w:val="0"/>
+          <w:sz w:val="21"/>
+        </w:rPr>
+        <w:t>（顺序切分→评估集全 AI——per-doc 切分修复）；③</w:t>
+      </w:r>
+      <w:r>
+        <w:rPr>
+          <w:rFonts w:ascii="Times New Roman" w:hAnsi="Times New Roman" w:eastAsia="宋体"/>
+          <w:b/>
+          <w:i w:val="0"/>
+          <w:sz w:val="21"/>
+        </w:rPr>
+        <w:t>转向型（大角度一去不回）罕见（~6%）</w:t>
+      </w:r>
+      <w:r>
+        <w:rPr>
+          <w:rFonts w:ascii="Times New Roman" w:hAnsi="Times New Roman" w:eastAsia="宋体"/>
+          <w:b w:val="0"/>
+          <w:i w:val="0"/>
+          <w:sz w:val="21"/>
+        </w:rPr>
+        <w:t>——切换类型分布本身有信息（大多数切换是小角度或回摆——"思想的转向比想象中少"）。</w:t>
       </w:r>
     </w:p>
     <w:p>

--- a/论文/意图动力学：从意图流转捕捉到模拟智能的架构构想.docx
+++ b/论文/意图动力学：从意图流转捕捉到模拟智能的架构构想.docx
@@ -8042,6 +8042,336 @@
           <w:sz w:val="21"/>
         </w:rPr>
         <w:t>——切换类型分布本身有信息（大多数切换是小角度或回摆——"思想的转向比想象中少"）。</w:t>
+      </w:r>
+    </w:p>
+    <w:p>
+      <w:pPr>
+        <w:keepNext/>
+        <w:spacing w:before="160" w:after="100"/>
+      </w:pPr>
+      <w:r>
+        <w:rPr>
+          <w:rFonts w:ascii="Times New Roman" w:hAnsi="Times New Roman" w:eastAsia="黑体"/>
+          <w:b/>
+          <w:i w:val="0"/>
+          <w:sz w:val="25"/>
+        </w:rPr>
+        <w:t>6.6.6 连续谱特征优先级排序（v0.84——部分成立——F1/F3 验证优先）</w:t>
+      </w:r>
+    </w:p>
+    <w:p>
+      <w:pPr>
+        <w:spacing w:after="120" w:line="300" w:lineRule="auto"/>
+        <w:ind w:firstLine="420"/>
+      </w:pPr>
+      <w:r>
+        <w:rPr>
+          <w:rFonts w:ascii="Times New Roman" w:hAnsi="Times New Roman" w:eastAsia="宋体"/>
+          <w:b/>
+          <w:i w:val="0"/>
+          <w:sz w:val="21"/>
+        </w:rPr>
+        <w:t>任务（用户方案）</w:t>
+      </w:r>
+      <w:r>
+        <w:rPr>
+          <w:rFonts w:ascii="Times New Roman" w:hAnsi="Times New Roman" w:eastAsia="宋体"/>
+          <w:b w:val="0"/>
+          <w:i w:val="0"/>
+          <w:sz w:val="21"/>
+        </w:rPr>
+        <w:t>：9 数学特征系统比较（F1 α 分布/F2 ε 分布/F3 ratio_unit/F4 速度自相关/F5 分布拟合/F6 谱斜率/F7 DFA-Hurst/F8 频段能量/F9 谱熵）——找"可测量、可干预、可训练"特征——四性综合分（0.4 区分度+0.3 干预+0.2 嵌入+0.1 训练）——判据 S-F1..F3 预注册先写后跑。</w:t>
+      </w:r>
+    </w:p>
+    <w:p>
+      <w:pPr>
+        <w:spacing w:after="120" w:line="300" w:lineRule="auto"/>
+        <w:ind w:firstLine="420"/>
+      </w:pPr>
+      <w:r>
+        <w:rPr>
+          <w:rFonts w:ascii="Times New Roman" w:hAnsi="Times New Roman" w:eastAsia="宋体"/>
+          <w:b/>
+          <w:i w:val="0"/>
+          <w:sz w:val="21"/>
+        </w:rPr>
+        <w:t>裁定（部分成立）</w:t>
+      </w:r>
+      <w:r>
+        <w:rPr>
+          <w:rFonts w:ascii="Times New Roman" w:hAnsi="Times New Roman" w:eastAsia="宋体"/>
+          <w:b w:val="0"/>
+          <w:i w:val="0"/>
+          <w:sz w:val="21"/>
+        </w:rPr>
+        <w:t>：</w:t>
+      </w:r>
+      <w:r>
+        <w:rPr>
+          <w:rFonts w:ascii="Times New Roman" w:hAnsi="Times New Roman" w:eastAsia="宋体"/>
+          <w:b/>
+          <w:i w:val="0"/>
+          <w:sz w:val="21"/>
+        </w:rPr>
+        <w:t>S-F1 PASS</w:t>
+      </w:r>
+      <w:r>
+        <w:rPr>
+          <w:rFonts w:ascii="Times New Roman" w:hAnsi="Times New Roman" w:eastAsia="宋体"/>
+          <w:b w:val="0"/>
+          <w:i w:val="0"/>
+          <w:sz w:val="21"/>
+        </w:rPr>
+        <w:t>（强候选 {F1 d=+1.94, F3 d=-3.18, F7 dfa d=-1.13}——验证 F1/F3 第一优先级）；</w:t>
+      </w:r>
+      <w:r>
+        <w:rPr>
+          <w:rFonts w:ascii="Times New Roman" w:hAnsi="Times New Roman" w:eastAsia="宋体"/>
+          <w:b/>
+          <w:i w:val="0"/>
+          <w:sz w:val="21"/>
+        </w:rPr>
+        <w:t>S-F2 FAIL</w:t>
+      </w:r>
+      <w:r>
+        <w:rPr>
+          <w:rFonts w:ascii="Times New Roman" w:hAnsi="Times New Roman" w:eastAsia="宋体"/>
+          <w:b w:val="0"/>
+          <w:i w:val="0"/>
+          <w:sz w:val="21"/>
+        </w:rPr>
+        <w:t xml:space="preserve">（F4 lag1 d=-0.31——"思维惯性"弱——但 </w:t>
+      </w:r>
+      <w:r>
+        <w:rPr>
+          <w:rFonts w:ascii="Times New Roman" w:hAnsi="Times New Roman" w:eastAsia="宋体"/>
+          <w:b/>
+          <w:i w:val="0"/>
+          <w:sz w:val="21"/>
+        </w:rPr>
+        <w:t>lag2 d=+1.02 节奏性信号</w:t>
+      </w:r>
+      <w:r>
+        <w:rPr>
+          <w:rFonts w:ascii="Times New Roman" w:hAnsi="Times New Roman" w:eastAsia="宋体"/>
+          <w:b w:val="0"/>
+          <w:i w:val="0"/>
+          <w:sz w:val="21"/>
+        </w:rPr>
+        <w:t>）；</w:t>
+      </w:r>
+      <w:r>
+        <w:rPr>
+          <w:rFonts w:ascii="Times New Roman" w:hAnsi="Times New Roman" w:eastAsia="宋体"/>
+          <w:b/>
+          <w:i w:val="0"/>
+          <w:sz w:val="21"/>
+        </w:rPr>
+        <w:t>S-F3 PASS</w:t>
+      </w:r>
+      <w:r>
+        <w:rPr>
+          <w:rFonts w:ascii="Times New Roman" w:hAnsi="Times New Roman" w:eastAsia="宋体"/>
+          <w:b w:val="0"/>
+          <w:i w:val="0"/>
+          <w:sz w:val="21"/>
+        </w:rPr>
+        <w:t>（top-3={F3,F1,F2}）。</w:t>
+      </w:r>
+    </w:p>
+    <w:p>
+      <w:pPr>
+        <w:spacing w:after="120" w:line="300" w:lineRule="auto"/>
+        <w:ind w:firstLine="420"/>
+      </w:pPr>
+      <w:r>
+        <w:rPr>
+          <w:rFonts w:ascii="Times New Roman" w:hAnsi="Times New Roman" w:eastAsia="宋体"/>
+          <w:b/>
+          <w:i w:val="0"/>
+          <w:sz w:val="21"/>
+        </w:rPr>
+        <w:t>优先级排序（指导后续实验）</w:t>
+      </w:r>
+      <w:r>
+        <w:rPr>
+          <w:rFonts w:ascii="Times New Roman" w:hAnsi="Times New Roman" w:eastAsia="宋体"/>
+          <w:b w:val="0"/>
+          <w:i w:val="0"/>
+          <w:sz w:val="21"/>
+        </w:rPr>
+        <w:t>：</w:t>
+      </w:r>
+    </w:p>
+    <w:p>
+      <w:pPr>
+        <w:spacing w:after="60" w:line="300" w:lineRule="auto"/>
+      </w:pPr>
+      <w:r>
+        <w:rPr>
+          <w:rFonts w:ascii="Times New Roman" w:hAnsi="Times New Roman" w:eastAsia="宋体"/>
+          <w:b/>
+          <w:i w:val="0"/>
+          <w:sz w:val="20"/>
+        </w:rPr>
+        <w:t>F3 ratio_unit（0.90）</w:t>
+      </w:r>
+      <w:r>
+        <w:rPr>
+          <w:rFonts w:ascii="Times New Roman" w:hAnsi="Times New Roman" w:eastAsia="宋体"/>
+          <w:b w:val="0"/>
+          <w:i w:val="0"/>
+          <w:sz w:val="20"/>
+        </w:rPr>
+        <w:t>——推进集中度——最强 d 但独立集缩水（v0.80 方向保留）</w:t>
+      </w:r>
+    </w:p>
+    <w:p>
+      <w:pPr>
+        <w:spacing w:after="60" w:line="300" w:lineRule="auto"/>
+      </w:pPr>
+      <w:r>
+        <w:rPr>
+          <w:rFonts w:ascii="Times New Roman" w:hAnsi="Times New Roman" w:eastAsia="宋体"/>
+          <w:b/>
+          <w:i w:val="0"/>
+          <w:sz w:val="20"/>
+        </w:rPr>
+        <w:t>F1 α 分布（0.76）</w:t>
+      </w:r>
+      <w:r>
+        <w:rPr>
+          <w:rFonts w:ascii="Times New Roman" w:hAnsi="Times New Roman" w:eastAsia="宋体"/>
+          <w:b w:val="0"/>
+          <w:i w:val="0"/>
+          <w:sz w:val="20"/>
+        </w:rPr>
+        <w:t>——沿轴推进量——稳定强候选（与跳跃度同源）——</w:t>
+      </w:r>
+      <w:r>
+        <w:rPr>
+          <w:rFonts w:ascii="Times New Roman" w:hAnsi="Times New Roman" w:eastAsia="宋体"/>
+          <w:b/>
+          <w:i w:val="0"/>
+          <w:sz w:val="20"/>
+        </w:rPr>
+        <w:t>F1_mean_signed d=+0.80（人类正向推进更强——方向偏好是超越幅度的信号）</w:t>
+      </w:r>
+    </w:p>
+    <w:p>
+      <w:pPr>
+        <w:spacing w:after="60" w:line="300" w:lineRule="auto"/>
+      </w:pPr>
+      <w:r>
+        <w:rPr>
+          <w:rFonts w:ascii="Times New Roman" w:hAnsi="Times New Roman" w:eastAsia="宋体"/>
+          <w:b/>
+          <w:i w:val="0"/>
+          <w:sz w:val="20"/>
+        </w:rPr>
+        <w:t>F2 ε 分布（0.52）</w:t>
+      </w:r>
+      <w:r>
+        <w:rPr>
+          <w:rFonts w:ascii="Times New Roman" w:hAnsi="Times New Roman" w:eastAsia="宋体"/>
+          <w:b w:val="0"/>
+          <w:i w:val="0"/>
+          <w:sz w:val="20"/>
+        </w:rPr>
+        <w:t>——垂直分量无判别力（d=-0.11——ratio_unit 判别力来自平行分量）——只作干预约束</w:t>
+      </w:r>
+    </w:p>
+    <w:p>
+      <w:pPr>
+        <w:spacing w:after="60" w:line="300" w:lineRule="auto"/>
+      </w:pPr>
+      <w:r>
+        <w:rPr>
+          <w:rFonts w:ascii="Times New Roman" w:hAnsi="Times New Roman" w:eastAsia="宋体"/>
+          <w:b/>
+          <w:i w:val="0"/>
+          <w:sz w:val="20"/>
+        </w:rPr>
+        <w:t>F4 自相关（0.41）</w:t>
+      </w:r>
+      <w:r>
+        <w:rPr>
+          <w:rFonts w:ascii="Times New Roman" w:hAnsi="Times New Roman" w:eastAsia="宋体"/>
+          <w:b w:val="0"/>
+          <w:i w:val="0"/>
+          <w:sz w:val="20"/>
+        </w:rPr>
+        <w:t>——lag2 d=+1.02 节奏性候选（待独立验证）</w:t>
+      </w:r>
+    </w:p>
+    <w:p>
+      <w:pPr>
+        <w:spacing w:after="60" w:line="300" w:lineRule="auto"/>
+      </w:pPr>
+      <w:r>
+        <w:rPr>
+          <w:rFonts w:ascii="Times New Roman" w:hAnsi="Times New Roman" w:eastAsia="宋体"/>
+          <w:b/>
+          <w:i w:val="0"/>
+          <w:sz w:val="20"/>
+        </w:rPr>
+        <w:t>F7 DFA/Hurst（0.32）</w:t>
+      </w:r>
+      <w:r>
+        <w:rPr>
+          <w:rFonts w:ascii="Times New Roman" w:hAnsi="Times New Roman" w:eastAsia="宋体"/>
+          <w:b w:val="0"/>
+          <w:i w:val="0"/>
+          <w:sz w:val="20"/>
+        </w:rPr>
+        <w:t>——d=-1.13 但标度指数存疑（短序列偏差——α_D=0.03 极低）</w:t>
+      </w:r>
+    </w:p>
+    <w:p>
+      <w:pPr>
+        <w:spacing w:after="60" w:line="300" w:lineRule="auto"/>
+      </w:pPr>
+      <w:r>
+        <w:rPr>
+          <w:rFonts w:ascii="Times New Roman" w:hAnsi="Times New Roman" w:eastAsia="宋体"/>
+          <w:b/>
+          <w:i w:val="0"/>
+          <w:sz w:val="20"/>
+        </w:rPr>
+        <w:t>频域全灭</w:t>
+      </w:r>
+      <w:r>
+        <w:rPr>
+          <w:rFonts w:ascii="Times New Roman" w:hAnsi="Times New Roman" w:eastAsia="宋体"/>
+          <w:b w:val="0"/>
+          <w:i w:val="0"/>
+          <w:sz w:val="20"/>
+        </w:rPr>
+        <w:t>（F6/F8/F9 d≈0——验证"频域不工程化"）</w:t>
+      </w:r>
+    </w:p>
+    <w:p>
+      <w:pPr>
+        <w:spacing w:after="120" w:line="300" w:lineRule="auto"/>
+        <w:ind w:firstLine="420"/>
+      </w:pPr>
+      <w:r>
+        <w:rPr>
+          <w:rFonts w:ascii="Times New Roman" w:hAnsi="Times New Roman" w:eastAsia="宋体"/>
+          <w:b/>
+          <w:i w:val="0"/>
+          <w:sz w:val="21"/>
+        </w:rPr>
+        <w:t>方法学</w:t>
+      </w:r>
+      <w:r>
+        <w:rPr>
+          <w:rFonts w:ascii="Times New Roman" w:hAnsi="Times New Roman" w:eastAsia="宋体"/>
+          <w:b w:val="0"/>
+          <w:i w:val="0"/>
+          <w:sz w:val="21"/>
+        </w:rPr>
+        <w:t>：干预实证用 201 既有 runs 离线重算（vt_gate_beam 主对照——零新生成）；BH-FDR 多重比较修正；频段写死预注册；F1 方向符号子特征（评审吸收）。</w:t>
       </w:r>
     </w:p>
     <w:p>

--- a/论文/意图动力学：从意图流转捕捉到模拟智能的架构构想.docx
+++ b/论文/意图动力学：从意图流转捕捉到模拟智能的架构构想.docx
@@ -8372,6 +8372,177 @@
           <w:sz w:val="21"/>
         </w:rPr>
         <w:t>：干预实证用 201 既有 runs 离线重算（vt_gate_beam 主对照——零新生成）；BH-FDR 多重比较修正；频段写死预注册；F1 方向符号子特征（评审吸收）。</w:t>
+      </w:r>
+    </w:p>
+    <w:p>
+      <w:pPr>
+        <w:keepNext/>
+        <w:spacing w:before="160" w:after="100"/>
+      </w:pPr>
+      <w:r>
+        <w:rPr>
+          <w:rFonts w:ascii="Times New Roman" w:hAnsi="Times New Roman" w:eastAsia="黑体"/>
+          <w:b/>
+          <w:i w:val="0"/>
+          <w:sz w:val="25"/>
+        </w:rPr>
+        <w:t>6.6.7 数学运算几何预实验（v0.85——最低门槛未过——数字值域隐藏特征实证）</w:t>
+      </w:r>
+    </w:p>
+    <w:p>
+      <w:pPr>
+        <w:spacing w:after="120" w:line="300" w:lineRule="auto"/>
+        <w:ind w:firstLine="420"/>
+      </w:pPr>
+      <w:r>
+        <w:rPr>
+          <w:rFonts w:ascii="Times New Roman" w:hAnsi="Times New Roman" w:eastAsia="宋体"/>
+          <w:b/>
+          <w:i w:val="0"/>
+          <w:sz w:val="21"/>
+        </w:rPr>
+        <w:t>问题（用户）</w:t>
+      </w:r>
+      <w:r>
+        <w:rPr>
+          <w:rFonts w:ascii="Times New Roman" w:hAnsi="Times New Roman" w:eastAsia="宋体"/>
+          <w:b w:val="0"/>
+          <w:i w:val="0"/>
+          <w:sz w:val="21"/>
+        </w:rPr>
+        <w:t>：数学运算符号/数字组合在意图空间是否有可区分的几何结构？</w:t>
+      </w:r>
+      <w:r>
+        <w:rPr>
+          <w:rFonts w:ascii="Times New Roman" w:hAnsi="Times New Roman" w:eastAsia="宋体"/>
+          <w:b/>
+          <w:i w:val="0"/>
+          <w:sz w:val="21"/>
+        </w:rPr>
+        <w:t>预实验（最低门槛）否定</w:t>
+      </w:r>
+      <w:r>
+        <w:rPr>
+          <w:rFonts w:ascii="Times New Roman" w:hAnsi="Times New Roman" w:eastAsia="宋体"/>
+          <w:b w:val="0"/>
+          <w:i w:val="0"/>
+          <w:sz w:val="21"/>
+        </w:rPr>
+        <w:t>：4 类算式（加/减/乘/除各 24 条——seed 2026）——结构化转写——bge→指纹——</w:t>
+      </w:r>
+      <w:r>
+        <w:rPr>
+          <w:rFonts w:ascii="Times New Roman" w:hAnsi="Times New Roman" w:eastAsia="宋体"/>
+          <w:b/>
+          <w:i w:val="0"/>
+          <w:sz w:val="21"/>
+        </w:rPr>
+        <w:t>占位词基线对照</w:t>
+      </w:r>
+      <w:r>
+        <w:rPr>
+          <w:rFonts w:ascii="Times New Roman" w:hAnsi="Times New Roman" w:eastAsia="宋体"/>
+          <w:b w:val="0"/>
+          <w:i w:val="0"/>
+          <w:sz w:val="21"/>
+        </w:rPr>
+        <w:t>（甲乙丙丁→随机拼音替换运算符词——同模板同数字）。</w:t>
+      </w:r>
+    </w:p>
+    <w:p>
+      <w:pPr>
+        <w:spacing w:after="120" w:line="300" w:lineRule="auto"/>
+        <w:ind w:firstLine="420"/>
+      </w:pPr>
+      <w:r>
+        <w:rPr>
+          <w:rFonts w:ascii="Times New Roman" w:hAnsi="Times New Roman" w:eastAsia="宋体"/>
+          <w:b/>
+          <w:i w:val="0"/>
+          <w:sz w:val="21"/>
+        </w:rPr>
+        <w:t>结果</w:t>
+      </w:r>
+      <w:r>
+        <w:rPr>
+          <w:rFonts w:ascii="Times New Roman" w:hAnsi="Times New Roman" w:eastAsia="宋体"/>
+          <w:b w:val="0"/>
+          <w:i w:val="0"/>
+          <w:sz w:val="21"/>
+        </w:rPr>
+        <w:t>：四则运算文本高度可分（LDA acc 0.990）——</w:t>
+      </w:r>
+      <w:r>
+        <w:rPr>
+          <w:rFonts w:ascii="Times New Roman" w:hAnsi="Times New Roman" w:eastAsia="宋体"/>
+          <w:b/>
+          <w:i w:val="0"/>
+          <w:sz w:val="21"/>
+        </w:rPr>
+        <w:t>但占位词基线也可分（0.927）——Δacc=+0.06 未过判据线 0.15</w:t>
+      </w:r>
+      <w:r>
+        <w:rPr>
+          <w:rFonts w:ascii="Times New Roman" w:hAnsi="Times New Roman" w:eastAsia="宋体"/>
+          <w:b w:val="0"/>
+          <w:i w:val="0"/>
+          <w:sz w:val="21"/>
+        </w:rPr>
+        <w:t>——silhouette Δ=+0.02（&lt;0.10）——</w:t>
+      </w:r>
+      <w:r>
+        <w:rPr>
+          <w:rFonts w:ascii="Times New Roman" w:hAnsi="Times New Roman" w:eastAsia="宋体"/>
+          <w:b/>
+          <w:i w:val="0"/>
+          <w:sz w:val="21"/>
+        </w:rPr>
+        <w:t>四类可分性主要由 C 值域分布驱动</w:t>
+      </w:r>
+      <w:r>
+        <w:rPr>
+          <w:rFonts w:ascii="Times New Roman" w:hAnsi="Times New Roman" w:eastAsia="宋体"/>
+          <w:b w:val="0"/>
+          <w:i w:val="0"/>
+          <w:sz w:val="21"/>
+        </w:rPr>
+        <w:t>（加 [40,165]/减 [2,78]/乘 [110,8366]/除 [1,32]——BGE 对数值大小敏感——数字表面特征）——</w:t>
+      </w:r>
+      <w:r>
+        <w:rPr>
+          <w:rFonts w:ascii="Times New Roman" w:hAnsi="Times New Roman" w:eastAsia="宋体"/>
+          <w:b/>
+          <w:i w:val="0"/>
+          <w:sz w:val="21"/>
+        </w:rPr>
+        <w:t>运算符语义的增量贡献未获证据——最低门槛未过——按原计划不值得继续</w:t>
+      </w:r>
+      <w:r>
+        <w:rPr>
+          <w:rFonts w:ascii="Times New Roman" w:hAnsi="Times New Roman" w:eastAsia="宋体"/>
+          <w:b w:val="0"/>
+          <w:i w:val="0"/>
+          <w:sz w:val="21"/>
+        </w:rPr>
+        <w:t>。置换检验显示真实结构（p&lt;0.001）但属数字组合分布。方法学价值：</w:t>
+      </w:r>
+      <w:r>
+        <w:rPr>
+          <w:rFonts w:ascii="Times New Roman" w:hAnsi="Times New Roman" w:eastAsia="宋体"/>
+          <w:b/>
+          <w:i w:val="0"/>
+          <w:sz w:val="21"/>
+        </w:rPr>
+        <w:t>占位词基线是"词汇分类陷阱"的标准控制</w:t>
+      </w:r>
+      <w:r>
+        <w:rPr>
+          <w:rFonts w:ascii="Times New Roman" w:hAnsi="Times New Roman" w:eastAsia="宋体"/>
+          <w:b w:val="0"/>
+          <w:i w:val="0"/>
+          <w:sz w:val="21"/>
+        </w:rPr>
+        <w:t>（任何模板分类实验必须加）——数字值域是符号文本的固有混淆（同值域配对设计是后续前提）。</w:t>
       </w:r>
     </w:p>
     <w:p>

--- a/论文/意图动力学：从意图流转捕捉到模拟智能的架构构想.docx
+++ b/论文/意图动力学：从意图流转捕捉到模拟智能的架构构想.docx
@@ -8386,7 +8386,7 @@
           <w:i w:val="0"/>
           <w:sz w:val="25"/>
         </w:rPr>
-        <w:t>6.6.7 数学运算几何预实验（v0.85——最低门槛未过——数字值域隐藏特征实证）</w:t>
+        <w:t>6.6.7 数学运算几何预实验（v0.85——数字值域隐藏特征 → 区间映射修复后最低门槛通过）</w:t>
       </w:r>
     </w:p>
     <w:p>
@@ -8410,7 +8410,7 @@
           <w:i w:val="0"/>
           <w:sz w:val="21"/>
         </w:rPr>
-        <w:t>：数学运算符号/数字组合在意图空间是否有可区分的几何结构？</w:t>
+        <w:t>：数学运算符号/数字组合在意图空间是否有可区分的几何结构？——4 类算式（加/减/乘/除各 24 条——seed 2026）——结构化转写——bge→指纹——</w:t>
       </w:r>
       <w:r>
         <w:rPr>
@@ -8419,7 +8419,7 @@
           <w:i w:val="0"/>
           <w:sz w:val="21"/>
         </w:rPr>
-        <w:t>预实验（最低门槛）否定</w:t>
+        <w:t>占位词基线对照</w:t>
       </w:r>
       <w:r>
         <w:rPr>
@@ -8428,25 +8428,7 @@
           <w:i w:val="0"/>
           <w:sz w:val="21"/>
         </w:rPr>
-        <w:t>：4 类算式（加/减/乘/除各 24 条——seed 2026）——结构化转写——bge→指纹——</w:t>
-      </w:r>
-      <w:r>
-        <w:rPr>
-          <w:rFonts w:ascii="Times New Roman" w:hAnsi="Times New Roman" w:eastAsia="宋体"/>
-          <w:b/>
-          <w:i w:val="0"/>
-          <w:sz w:val="21"/>
-        </w:rPr>
-        <w:t>占位词基线对照</w:t>
-      </w:r>
-      <w:r>
-        <w:rPr>
-          <w:rFonts w:ascii="Times New Roman" w:hAnsi="Times New Roman" w:eastAsia="宋体"/>
-          <w:b w:val="0"/>
-          <w:i w:val="0"/>
-          <w:sz w:val="21"/>
-        </w:rPr>
-        <w:t>（甲乙丙丁→随机拼音替换运算符词——同模板同数字）。</w:t>
+        <w:t>（词汇分类陷阱控制）。</w:t>
       </w:r>
     </w:p>
     <w:p>
@@ -8461,7 +8443,7 @@
           <w:i w:val="0"/>
           <w:sz w:val="21"/>
         </w:rPr>
-        <w:t>结果</w:t>
+        <w:t>第一轮（原始数字）</w:t>
       </w:r>
       <w:r>
         <w:rPr>
@@ -8479,7 +8461,7 @@
           <w:i w:val="0"/>
           <w:sz w:val="21"/>
         </w:rPr>
-        <w:t>但占位词基线也可分（0.927）——Δacc=+0.06 未过判据线 0.15</w:t>
+        <w:t>但占位词基线也可分（0.927）——Δacc=+0.06 未过线</w:t>
       </w:r>
       <w:r>
         <w:rPr>
@@ -8488,7 +8470,7 @@
           <w:i w:val="0"/>
           <w:sz w:val="21"/>
         </w:rPr>
-        <w:t>——silhouette Δ=+0.02（&lt;0.10）——</w:t>
+        <w:t>——</w:t>
       </w:r>
       <w:r>
         <w:rPr>
@@ -8506,8 +8488,14 @@
           <w:i w:val="0"/>
           <w:sz w:val="21"/>
         </w:rPr>
-        <w:t>（加 [40,165]/减 [2,78]/乘 [110,8366]/除 [1,32]——BGE 对数值大小敏感——数字表面特征）——</w:t>
-      </w:r>
+        <w:t>（加 [40,165]/减 [2,78]/乘 [110,8366]/除 [1,32]——BGE 数值敏感——数字表面特征）——运算符语义增量未获证据。</w:t>
+      </w:r>
+    </w:p>
+    <w:p>
+      <w:pPr>
+        <w:spacing w:after="120" w:line="300" w:lineRule="auto"/>
+        <w:ind w:firstLine="420"/>
+      </w:pPr>
       <w:r>
         <w:rPr>
           <w:rFonts w:ascii="Times New Roman" w:hAnsi="Times New Roman" w:eastAsia="宋体"/>
@@ -8515,7 +8503,7 @@
           <w:i w:val="0"/>
           <w:sz w:val="21"/>
         </w:rPr>
-        <w:t>运算符语义的增量贡献未获证据——最低门槛未过——按原计划不值得继续</w:t>
+        <w:t>第二轮（区间映射修复——数字→小/中/大 3 档——消除值域差异保留类内多样性）——决定性反转</w:t>
       </w:r>
       <w:r>
         <w:rPr>
@@ -8524,8 +8512,324 @@
           <w:i w:val="0"/>
           <w:sz w:val="21"/>
         </w:rPr>
-        <w:t>。置换检验显示真实结构（p&lt;0.001）但属数字组合分布。方法学价值：</w:t>
-      </w:r>
+        <w:t>：</w:t>
+      </w:r>
+    </w:p>
+    <w:tbl>
+      <w:tblPr>
+        <w:tblStyle w:val="TableGrid"/>
+        <w:tblW w:type="auto" w:w="0"/>
+        <w:jc w:val="center"/>
+        <w:tblLook w:firstColumn="1" w:firstRow="1" w:lastColumn="0" w:lastRow="0" w:noHBand="0" w:noVBand="1" w:val="04A0"/>
+      </w:tblPr>
+      <w:tblGrid>
+        <w:gridCol w:w="2268"/>
+        <w:gridCol w:w="2268"/>
+        <w:gridCol w:w="2268"/>
+        <w:gridCol w:w="2268"/>
+      </w:tblGrid>
+      <w:tr>
+        <w:tc>
+          <w:tcPr>
+            <w:tcW w:type="dxa" w:w="2268"/>
+            <w:shd w:val="clear" w:fill="E8EEF7"/>
+          </w:tcPr>
+          <w:p>
+            <w:pPr>
+              <w:jc w:val="center"/>
+            </w:pPr>
+            <w:r/>
+            <w:r>
+              <w:rPr>
+                <w:rFonts w:ascii="Times New Roman" w:hAnsi="Times New Roman" w:eastAsia="黑体"/>
+                <w:b/>
+                <w:i w:val="0"/>
+                <w:sz w:val="17"/>
+              </w:rPr>
+              <w:t>指标</w:t>
+            </w:r>
+          </w:p>
+        </w:tc>
+        <w:tc>
+          <w:tcPr>
+            <w:tcW w:type="dxa" w:w="2268"/>
+            <w:shd w:val="clear" w:fill="E8EEF7"/>
+          </w:tcPr>
+          <w:p>
+            <w:pPr>
+              <w:jc w:val="center"/>
+            </w:pPr>
+            <w:r/>
+            <w:r>
+              <w:rPr>
+                <w:rFonts w:ascii="Times New Roman" w:hAnsi="Times New Roman" w:eastAsia="黑体"/>
+                <w:b/>
+                <w:i w:val="0"/>
+                <w:sz w:val="17"/>
+              </w:rPr>
+              <w:t>真词</w:t>
+            </w:r>
+          </w:p>
+        </w:tc>
+        <w:tc>
+          <w:tcPr>
+            <w:tcW w:type="dxa" w:w="2268"/>
+            <w:shd w:val="clear" w:fill="E8EEF7"/>
+          </w:tcPr>
+          <w:p>
+            <w:pPr>
+              <w:jc w:val="center"/>
+            </w:pPr>
+            <w:r/>
+            <w:r>
+              <w:rPr>
+                <w:rFonts w:ascii="Times New Roman" w:hAnsi="Times New Roman" w:eastAsia="黑体"/>
+                <w:b/>
+                <w:i w:val="0"/>
+                <w:sz w:val="17"/>
+              </w:rPr>
+              <w:t>占位词基线</w:t>
+            </w:r>
+          </w:p>
+        </w:tc>
+        <w:tc>
+          <w:tcPr>
+            <w:tcW w:type="dxa" w:w="2268"/>
+            <w:shd w:val="clear" w:fill="E8EEF7"/>
+          </w:tcPr>
+          <w:p>
+            <w:pPr>
+              <w:jc w:val="center"/>
+            </w:pPr>
+            <w:r/>
+            <w:r>
+              <w:rPr>
+                <w:rFonts w:ascii="Times New Roman" w:hAnsi="Times New Roman" w:eastAsia="黑体"/>
+                <w:b/>
+                <w:i w:val="0"/>
+                <w:sz w:val="17"/>
+              </w:rPr>
+              <w:t>Δ</w:t>
+            </w:r>
+          </w:p>
+        </w:tc>
+      </w:tr>
+      <w:tr>
+        <w:tc>
+          <w:tcPr>
+            <w:tcW w:type="dxa" w:w="2268"/>
+          </w:tcPr>
+          <w:p>
+            <w:r/>
+            <w:r>
+              <w:rPr>
+                <w:rFonts w:ascii="Times New Roman" w:hAnsi="Times New Roman" w:eastAsia="宋体"/>
+                <w:b w:val="0"/>
+                <w:i w:val="0"/>
+                <w:sz w:val="16"/>
+              </w:rPr>
+              <w:t>silhouette</w:t>
+            </w:r>
+          </w:p>
+        </w:tc>
+        <w:tc>
+          <w:tcPr>
+            <w:tcW w:type="dxa" w:w="2268"/>
+          </w:tcPr>
+          <w:p>
+            <w:r/>
+            <w:r>
+              <w:rPr>
+                <w:rFonts w:ascii="Times New Roman" w:hAnsi="Times New Roman" w:eastAsia="宋体"/>
+                <w:b/>
+                <w:i w:val="0"/>
+                <w:sz w:val="16"/>
+              </w:rPr>
+              <w:t>0.551</w:t>
+            </w:r>
+          </w:p>
+        </w:tc>
+        <w:tc>
+          <w:tcPr>
+            <w:tcW w:type="dxa" w:w="2268"/>
+          </w:tcPr>
+          <w:p>
+            <w:r/>
+            <w:r>
+              <w:rPr>
+                <w:rFonts w:ascii="Times New Roman" w:hAnsi="Times New Roman" w:eastAsia="宋体"/>
+                <w:b w:val="0"/>
+                <w:i w:val="0"/>
+                <w:sz w:val="16"/>
+              </w:rPr>
+              <w:t>0.188</w:t>
+            </w:r>
+          </w:p>
+        </w:tc>
+        <w:tc>
+          <w:tcPr>
+            <w:tcW w:type="dxa" w:w="2268"/>
+          </w:tcPr>
+          <w:p>
+            <w:r/>
+            <w:r>
+              <w:rPr>
+                <w:rFonts w:ascii="Times New Roman" w:hAnsi="Times New Roman" w:eastAsia="宋体"/>
+                <w:b/>
+                <w:i w:val="0"/>
+                <w:sz w:val="16"/>
+              </w:rPr>
+              <w:t>+0.363</w:t>
+            </w:r>
+          </w:p>
+        </w:tc>
+      </w:tr>
+      <w:tr>
+        <w:tc>
+          <w:tcPr>
+            <w:tcW w:type="dxa" w:w="2268"/>
+          </w:tcPr>
+          <w:p>
+            <w:r/>
+            <w:r>
+              <w:rPr>
+                <w:rFonts w:ascii="Times New Roman" w:hAnsi="Times New Roman" w:eastAsia="宋体"/>
+                <w:b w:val="0"/>
+                <w:i w:val="0"/>
+                <w:sz w:val="16"/>
+              </w:rPr>
+              <w:t>LDA acc</w:t>
+            </w:r>
+          </w:p>
+        </w:tc>
+        <w:tc>
+          <w:tcPr>
+            <w:tcW w:type="dxa" w:w="2268"/>
+          </w:tcPr>
+          <w:p>
+            <w:r/>
+            <w:r>
+              <w:rPr>
+                <w:rFonts w:ascii="Times New Roman" w:hAnsi="Times New Roman" w:eastAsia="宋体"/>
+                <w:b w:val="0"/>
+                <w:i w:val="0"/>
+                <w:sz w:val="16"/>
+              </w:rPr>
+              <w:t>1.000</w:t>
+            </w:r>
+          </w:p>
+        </w:tc>
+        <w:tc>
+          <w:tcPr>
+            <w:tcW w:type="dxa" w:w="2268"/>
+          </w:tcPr>
+          <w:p>
+            <w:r/>
+            <w:r>
+              <w:rPr>
+                <w:rFonts w:ascii="Times New Roman" w:hAnsi="Times New Roman" w:eastAsia="宋体"/>
+                <w:b w:val="0"/>
+                <w:i w:val="0"/>
+                <w:sz w:val="16"/>
+              </w:rPr>
+              <w:t>1.000</w:t>
+            </w:r>
+          </w:p>
+        </w:tc>
+        <w:tc>
+          <w:tcPr>
+            <w:tcW w:type="dxa" w:w="2268"/>
+          </w:tcPr>
+          <w:p>
+            <w:r/>
+            <w:r>
+              <w:rPr>
+                <w:rFonts w:ascii="Times New Roman" w:hAnsi="Times New Roman" w:eastAsia="宋体"/>
+                <w:b w:val="0"/>
+                <w:i w:val="0"/>
+                <w:sz w:val="16"/>
+              </w:rPr>
+              <w:t>0.000（饱和）</w:t>
+            </w:r>
+          </w:p>
+        </w:tc>
+      </w:tr>
+      <w:tr>
+        <w:tc>
+          <w:tcPr>
+            <w:tcW w:type="dxa" w:w="2268"/>
+          </w:tcPr>
+          <w:p>
+            <w:r/>
+            <w:r>
+              <w:rPr>
+                <w:rFonts w:ascii="Times New Roman" w:hAnsi="Times New Roman" w:eastAsia="宋体"/>
+                <w:b w:val="0"/>
+                <w:i w:val="0"/>
+                <w:sz w:val="16"/>
+              </w:rPr>
+              <w:t>置换</w:t>
+            </w:r>
+          </w:p>
+        </w:tc>
+        <w:tc>
+          <w:tcPr>
+            <w:tcW w:type="dxa" w:w="2268"/>
+          </w:tcPr>
+          <w:p>
+            <w:r/>
+            <w:r>
+              <w:rPr>
+                <w:rFonts w:ascii="Times New Roman" w:hAnsi="Times New Roman" w:eastAsia="宋体"/>
+                <w:b w:val="0"/>
+                <w:i w:val="0"/>
+                <w:sz w:val="16"/>
+              </w:rPr>
+              <w:t>p&lt;0.001</w:t>
+            </w:r>
+          </w:p>
+        </w:tc>
+        <w:tc>
+          <w:tcPr>
+            <w:tcW w:type="dxa" w:w="2268"/>
+          </w:tcPr>
+          <w:p>
+            <w:r/>
+            <w:r>
+              <w:rPr>
+                <w:rFonts w:ascii="Times New Roman" w:hAnsi="Times New Roman" w:eastAsia="宋体"/>
+                <w:b w:val="0"/>
+                <w:i w:val="0"/>
+                <w:sz w:val="16"/>
+              </w:rPr>
+              <w:t>—</w:t>
+            </w:r>
+          </w:p>
+        </w:tc>
+        <w:tc>
+          <w:tcPr>
+            <w:tcW w:type="dxa" w:w="2268"/>
+          </w:tcPr>
+          <w:p>
+            <w:r/>
+            <w:r>
+              <w:rPr>
+                <w:rFonts w:ascii="Times New Roman" w:hAnsi="Times New Roman" w:eastAsia="宋体"/>
+                <w:b w:val="0"/>
+                <w:i w:val="0"/>
+                <w:sz w:val="16"/>
+              </w:rPr>
+              <w:t>—</w:t>
+            </w:r>
+          </w:p>
+        </w:tc>
+      </w:tr>
+    </w:tbl>
+    <w:p>
+      <w:pPr>
+        <w:spacing w:after="120" w:line="300" w:lineRule="auto"/>
+        <w:ind w:firstLine="420"/>
+      </w:pPr>
       <w:r>
         <w:rPr>
           <w:rFonts w:ascii="Times New Roman" w:hAnsi="Times New Roman" w:eastAsia="宋体"/>
@@ -8533,7 +8837,7 @@
           <w:i w:val="0"/>
           <w:sz w:val="21"/>
         </w:rPr>
-        <w:t>占位词基线是"词汇分类陷阱"的标准控制</w:t>
+        <w:t>区间映射 M-A1 PASS</w:t>
       </w:r>
       <w:r>
         <w:rPr>
@@ -8542,7 +8846,61 @@
           <w:i w:val="0"/>
           <w:sz w:val="21"/>
         </w:rPr>
-        <w:t>（任何模板分类实验必须加）——数字值域是符号文本的固有混淆（同值域配对设计是后续前提）。</w:t>
+        <w:t>（sil=0.551&gt;0.25 ∧ Δsil=+0.363&gt;0.10 ∧ 置换显著）——</w:t>
+      </w:r>
+      <w:r>
+        <w:rPr>
+          <w:rFonts w:ascii="Times New Roman" w:hAnsi="Times New Roman" w:eastAsia="宋体"/>
+          <w:b/>
+          <w:i w:val="0"/>
+          <w:sz w:val="21"/>
+        </w:rPr>
+        <w:t>用户条件精确满足："数字掩码后真词四类仍能分离且超过占位词基线——运算词语义确实有独立几何结构"</w:t>
+      </w:r>
+      <w:r>
+        <w:rPr>
+          <w:rFonts w:ascii="Times New Roman" w:hAnsi="Times New Roman" w:eastAsia="宋体"/>
+          <w:b w:val="0"/>
+          <w:i w:val="0"/>
+          <w:sz w:val="21"/>
+        </w:rPr>
+        <w:t>。机制：数字值域差异是强表面特征（淹没了运算符语义贡献）——区间映射剥离表面特征后——</w:t>
+      </w:r>
+      <w:r>
+        <w:rPr>
+          <w:rFonts w:ascii="Times New Roman" w:hAnsi="Times New Roman" w:eastAsia="宋体"/>
+          <w:b/>
+          <w:i w:val="0"/>
+          <w:sz w:val="21"/>
+        </w:rPr>
+        <w:t>运算词语义的独立分离清晰显现（sil Δ=+0.363）——最低门槛通过——正式"数学逻辑意图"分析值得启动</w:t>
+      </w:r>
+      <w:r>
+        <w:rPr>
+          <w:rFonts w:ascii="Times New Roman" w:hAnsi="Times New Roman" w:eastAsia="宋体"/>
+          <w:b w:val="0"/>
+          <w:i w:val="0"/>
+          <w:sz w:val="21"/>
+        </w:rPr>
+        <w:t>（真实推导轨迹/高级数学复合需后续验证）。方法学价值：</w:t>
+      </w:r>
+      <w:r>
+        <w:rPr>
+          <w:rFonts w:ascii="Times New Roman" w:hAnsi="Times New Roman" w:eastAsia="宋体"/>
+          <w:b/>
+          <w:i w:val="0"/>
+          <w:sz w:val="21"/>
+        </w:rPr>
+        <w:t>数字掩码/区间映射=符号文本分类实验中消除数值表面特征的标准修复</w:t>
+      </w:r>
+      <w:r>
+        <w:rPr>
+          <w:rFonts w:ascii="Times New Roman" w:hAnsi="Times New Roman" w:eastAsia="宋体"/>
+          <w:b w:val="0"/>
+          <w:i w:val="0"/>
+          <w:sz w:val="21"/>
+        </w:rPr>
+        <w:t>；全掩码使类内零方差（模板退化——sil=1.0 数学必然——需区间映射保留类内多样性）。</w:t>
       </w:r>
     </w:p>
     <w:p>

--- a/论文/意图动力学：从意图流转捕捉到模拟智能的架构构想.docx
+++ b/论文/意图动力学：从意图流转捕捉到模拟智能的架构构想.docx
@@ -8901,6 +8901,332 @@
           <w:sz w:val="21"/>
         </w:rPr>
         <w:t>；全掩码使类内零方差（模板退化——sil=1.0 数学必然——需区间映射保留类内多样性）。</w:t>
+      </w:r>
+    </w:p>
+    <w:p>
+      <w:pPr>
+        <w:keepNext/>
+        <w:spacing w:before="160" w:after="100"/>
+      </w:pPr>
+      <w:r>
+        <w:rPr>
+          <w:rFonts w:ascii="Times New Roman" w:hAnsi="Times New Roman" w:eastAsia="黑体"/>
+          <w:b/>
+          <w:i w:val="0"/>
+          <w:sz w:val="25"/>
+        </w:rPr>
+        <w:t>6.6.8 主线 F1/F3 beam 选优干预（v0.85-6——F1 方向生效——F3 未生效）</w:t>
+      </w:r>
+    </w:p>
+    <w:p>
+      <w:pPr>
+        <w:spacing w:after="120" w:line="300" w:lineRule="auto"/>
+        <w:ind w:firstLine="420"/>
+      </w:pPr>
+      <w:r>
+        <w:rPr>
+          <w:rFonts w:ascii="Times New Roman" w:hAnsi="Times New Roman" w:eastAsia="宋体"/>
+          <w:b/>
+          <w:i w:val="0"/>
+          <w:sz w:val="21"/>
+        </w:rPr>
+        <w:t>任务（用户主线）</w:t>
+      </w:r>
+      <w:r>
+        <w:rPr>
+          <w:rFonts w:ascii="Times New Roman" w:hAnsi="Times New Roman" w:eastAsia="宋体"/>
+          <w:b w:val="0"/>
+          <w:i w:val="0"/>
+          <w:sz w:val="21"/>
+        </w:rPr>
+        <w:t>：把 F1（沿轴推进量）/F3（ratio_unit）加入 beam 选优——小规模干预对比（beam5_f1f3 vs beam5——6 配对——打分 = sent_proj + 0.3·(s_f1+s_f3)）。</w:t>
+      </w:r>
+    </w:p>
+    <w:p>
+      <w:pPr>
+        <w:spacing w:after="120" w:line="300" w:lineRule="auto"/>
+        <w:ind w:firstLine="420"/>
+      </w:pPr>
+      <w:r>
+        <w:rPr>
+          <w:rFonts w:ascii="Times New Roman" w:hAnsi="Times New Roman" w:eastAsia="宋体"/>
+          <w:b/>
+          <w:i w:val="0"/>
+          <w:sz w:val="21"/>
+        </w:rPr>
+        <w:t>结果（诚实）</w:t>
+      </w:r>
+      <w:r>
+        <w:rPr>
+          <w:rFonts w:ascii="Times New Roman" w:hAnsi="Times New Roman" w:eastAsia="宋体"/>
+          <w:b w:val="0"/>
+          <w:i w:val="0"/>
+          <w:sz w:val="21"/>
+        </w:rPr>
+        <w:t>：</w:t>
+      </w:r>
+    </w:p>
+    <w:p>
+      <w:pPr>
+        <w:spacing w:after="60" w:line="300" w:lineRule="auto"/>
+      </w:pPr>
+      <w:r>
+        <w:rPr>
+          <w:rFonts w:ascii="Times New Roman" w:hAnsi="Times New Roman" w:eastAsia="宋体"/>
+          <w:b/>
+          <w:i w:val="0"/>
+          <w:sz w:val="20"/>
+        </w:rPr>
+        <w:t>F1 方向生效</w:t>
+      </w:r>
+      <w:r>
+        <w:rPr>
+          <w:rFonts w:ascii="Times New Roman" w:hAnsi="Times New Roman" w:eastAsia="宋体"/>
+          <w:b w:val="0"/>
+          <w:i w:val="0"/>
+          <w:sz w:val="20"/>
+        </w:rPr>
+        <w:t xml:space="preserve">：沿轴推进量 1.267 → </w:t>
+      </w:r>
+      <w:r>
+        <w:rPr>
+          <w:rFonts w:ascii="Times New Roman" w:hAnsi="Times New Roman" w:eastAsia="宋体"/>
+          <w:b/>
+          <w:i w:val="0"/>
+          <w:sz w:val="20"/>
+        </w:rPr>
+        <w:t>1.307（+3.2%——生成文本沿轴推进增强）</w:t>
+      </w:r>
+    </w:p>
+    <w:p>
+      <w:pPr>
+        <w:spacing w:after="60" w:line="300" w:lineRule="auto"/>
+      </w:pPr>
+      <w:r>
+        <w:rPr>
+          <w:rFonts w:ascii="Times New Roman" w:hAnsi="Times New Roman" w:eastAsia="宋体"/>
+          <w:b/>
+          <w:i w:val="0"/>
+          <w:sz w:val="20"/>
+        </w:rPr>
+        <w:t>sent_proj 不退化</w:t>
+      </w:r>
+      <w:r>
+        <w:rPr>
+          <w:rFonts w:ascii="Times New Roman" w:hAnsi="Times New Roman" w:eastAsia="宋体"/>
+          <w:b w:val="0"/>
+          <w:i w:val="0"/>
+          <w:sz w:val="20"/>
+        </w:rPr>
+        <w:t>（0.893 → 0.883——-0.01 线内勉强）</w:t>
+      </w:r>
+    </w:p>
+    <w:p>
+      <w:pPr>
+        <w:spacing w:after="60" w:line="300" w:lineRule="auto"/>
+      </w:pPr>
+      <w:r>
+        <w:rPr>
+          <w:rFonts w:ascii="Times New Roman" w:hAnsi="Times New Roman" w:eastAsia="宋体"/>
+          <w:b/>
+          <w:i w:val="0"/>
+          <w:sz w:val="20"/>
+        </w:rPr>
+        <w:t>F3 未生效</w:t>
+      </w:r>
+      <w:r>
+        <w:rPr>
+          <w:rFonts w:ascii="Times New Roman" w:hAnsi="Times New Roman" w:eastAsia="宋体"/>
+          <w:b w:val="0"/>
+          <w:i w:val="0"/>
+          <w:sz w:val="20"/>
+        </w:rPr>
+        <w:t>（ratio_unit 微升——候选间与 F1 正相关或操作空间不足——</w:t>
+      </w:r>
+      <w:r>
+        <w:rPr>
+          <w:rFonts w:ascii="Times New Roman" w:hAnsi="Times New Roman" w:eastAsia="宋体"/>
+          <w:b/>
+          <w:i w:val="0"/>
+          <w:sz w:val="20"/>
+        </w:rPr>
+        <w:t>F3 不作 beam 打分特征</w:t>
+      </w:r>
+      <w:r>
+        <w:rPr>
+          <w:rFonts w:ascii="Times New Roman" w:hAnsi="Times New Roman" w:eastAsia="宋体"/>
+          <w:b w:val="0"/>
+          <w:i w:val="0"/>
+          <w:sz w:val="20"/>
+        </w:rPr>
+        <w:t>）</w:t>
+      </w:r>
+    </w:p>
+    <w:p>
+      <w:pPr>
+        <w:spacing w:after="60" w:line="300" w:lineRule="auto"/>
+      </w:pPr>
+      <w:r>
+        <w:rPr>
+          <w:rFonts w:ascii="Times New Roman" w:hAnsi="Times New Roman" w:eastAsia="宋体"/>
+          <w:b w:val="0"/>
+          <w:i w:val="0"/>
+          <w:sz w:val="20"/>
+        </w:rPr>
+        <w:t>实现教训：短文本段 F1 尺度偏移（0.4-1.1 vs 人类 1.47——归一化需短文本专属参考）——候选无句号分割异常（split_subclauses 修复）</w:t>
+      </w:r>
+    </w:p>
+    <w:p>
+      <w:pPr>
+        <w:spacing w:after="120" w:line="300" w:lineRule="auto"/>
+        <w:ind w:firstLine="420"/>
+      </w:pPr>
+      <w:r>
+        <w:rPr>
+          <w:rFonts w:ascii="Times New Roman" w:hAnsi="Times New Roman" w:eastAsia="宋体"/>
+          <w:b/>
+          <w:i w:val="0"/>
+          <w:sz w:val="21"/>
+        </w:rPr>
+        <w:t>结论</w:t>
+      </w:r>
+      <w:r>
+        <w:rPr>
+          <w:rFonts w:ascii="Times New Roman" w:hAnsi="Times New Roman" w:eastAsia="宋体"/>
+          <w:b w:val="0"/>
+          <w:i w:val="0"/>
+          <w:sz w:val="21"/>
+        </w:rPr>
+        <w:t>：</w:t>
+      </w:r>
+      <w:r>
+        <w:rPr>
+          <w:rFonts w:ascii="Times New Roman" w:hAnsi="Times New Roman" w:eastAsia="宋体"/>
+          <w:b/>
+          <w:i w:val="0"/>
+          <w:sz w:val="21"/>
+        </w:rPr>
+        <w:t>F1 可作 beam 打分特征（温和——推理期干预层）——F3 无操作空间</w:t>
+      </w:r>
+      <w:r>
+        <w:rPr>
+          <w:rFonts w:ascii="Times New Roman" w:hAnsi="Times New Roman" w:eastAsia="宋体"/>
+          <w:b w:val="0"/>
+          <w:i w:val="0"/>
+          <w:sz w:val="21"/>
+        </w:rPr>
+        <w:t>——推理期 beam 选优在组织层部分饱和（sent_proj 已捕获大部分）——F1 融合提供小增量——</w:t>
+      </w:r>
+      <w:r>
+        <w:rPr>
+          <w:rFonts w:ascii="Times New Roman" w:hAnsi="Times New Roman" w:eastAsia="宋体"/>
+          <w:b/>
+          <w:i w:val="0"/>
+          <w:sz w:val="21"/>
+        </w:rPr>
+        <w:t>训练期损失（F1 分布匹配）仍是改变组织层的主路径</w:t>
+      </w:r>
+      <w:r>
+        <w:rPr>
+          <w:rFonts w:ascii="Times New Roman" w:hAnsi="Times New Roman" w:eastAsia="宋体"/>
+          <w:b w:val="0"/>
+          <w:i w:val="0"/>
+          <w:sz w:val="21"/>
+        </w:rPr>
+        <w:t>。</w:t>
+      </w:r>
+    </w:p>
+    <w:p>
+      <w:pPr>
+        <w:keepNext/>
+        <w:spacing w:before="160" w:after="100"/>
+      </w:pPr>
+      <w:r>
+        <w:rPr>
+          <w:rFonts w:ascii="Times New Roman" w:hAnsi="Times New Roman" w:eastAsia="黑体"/>
+          <w:b/>
+          <w:i w:val="0"/>
+          <w:sz w:val="25"/>
+        </w:rPr>
+        <w:t>6.6.9 数学支线加固（v0.85-7——区间映射稳健/真实文本 1/3/轨迹数据缺口）</w:t>
+      </w:r>
+    </w:p>
+    <w:p>
+      <w:pPr>
+        <w:spacing w:after="60" w:line="300" w:lineRule="auto"/>
+      </w:pPr>
+      <w:r>
+        <w:rPr>
+          <w:rFonts w:ascii="Times New Roman" w:hAnsi="Times New Roman" w:eastAsia="宋体"/>
+          <w:b/>
+          <w:i w:val="0"/>
+          <w:sz w:val="20"/>
+        </w:rPr>
+        <w:t>区间映射稳健性</w:t>
+      </w:r>
+      <w:r>
+        <w:rPr>
+          <w:rFonts w:ascii="Times New Roman" w:hAnsi="Times New Roman" w:eastAsia="宋体"/>
+          <w:b w:val="0"/>
+          <w:i w:val="0"/>
+          <w:sz w:val="20"/>
+        </w:rPr>
+        <w:t>：切点/档位 4 法全 PASS（Δsil +0.16~+0.29）——"运算符语义独立结构"在离散化口径稳健——归一化小数因 vmax 覆盖不足 FAIL（乘法 C 值域远超——设计缺陷非反证）</w:t>
+      </w:r>
+    </w:p>
+    <w:p>
+      <w:pPr>
+        <w:spacing w:after="60" w:line="300" w:lineRule="auto"/>
+      </w:pPr>
+      <w:r>
+        <w:rPr>
+          <w:rFonts w:ascii="Times New Roman" w:hAnsi="Times New Roman" w:eastAsia="宋体"/>
+          <w:b/>
+          <w:i w:val="0"/>
+          <w:sz w:val="20"/>
+        </w:rPr>
+        <w:t>真实推导文本</w:t>
+      </w:r>
+      <w:r>
+        <w:rPr>
+          <w:rFonts w:ascii="Times New Roman" w:hAnsi="Times New Roman" w:eastAsia="宋体"/>
+          <w:b w:val="0"/>
+          <w:i w:val="0"/>
+          <w:sz w:val="20"/>
+        </w:rPr>
+        <w:t>：1/3 PASS——竖式（运算词动词性语义）有额外结构——应用题/方程差异由数字组合模式驱动（占位词替换后同样可分）——</w:t>
+      </w:r>
+      <w:r>
+        <w:rPr>
+          <w:rFonts w:ascii="Times New Roman" w:hAnsi="Times New Roman" w:eastAsia="宋体"/>
+          <w:b/>
+          <w:i w:val="0"/>
+          <w:sz w:val="20"/>
+        </w:rPr>
+        <w:t>模板算式 PASS 未在真实文本普遍保持——正式数学意图分析证据强度有限</w:t>
+      </w:r>
+    </w:p>
+    <w:p>
+      <w:pPr>
+        <w:spacing w:after="60" w:line="300" w:lineRule="auto"/>
+      </w:pPr>
+      <w:r>
+        <w:rPr>
+          <w:rFonts w:ascii="Times New Roman" w:hAnsi="Times New Roman" w:eastAsia="宋体"/>
+          <w:b/>
+          <w:i w:val="0"/>
+          <w:sz w:val="20"/>
+        </w:rPr>
+        <w:t>轨迹特征数据缺口</w:t>
+      </w:r>
+      <w:r>
+        <w:rPr>
+          <w:rFonts w:ascii="Times New Roman" w:hAnsi="Times New Roman" w:eastAsia="宋体"/>
+          <w:b w:val="0"/>
+          <w:i w:val="0"/>
+          <w:sz w:val="20"/>
+        </w:rPr>
+        <w:t>：单数学文本太短（&lt;15 差分）——跳跃密度/α/ratio_unit 不可算——需长数学推导语料</w:t>
       </w:r>
     </w:p>
     <w:p>

--- a/论文/意图动力学：从意图流转捕捉到模拟智能的架构构想.docx
+++ b/论文/意图动力学：从意图流转捕捉到模拟智能的架构构想.docx
@@ -9227,6 +9227,921 @@
           <w:sz w:val="20"/>
         </w:rPr>
         <w:t>：单数学文本太短（&lt;15 差分）——跳跃密度/α/ratio_unit 不可算——需长数学推导语料</w:t>
+      </w:r>
+    </w:p>
+    <w:p>
+      <w:pPr>
+        <w:keepNext/>
+        <w:spacing w:before="160" w:after="100"/>
+      </w:pPr>
+      <w:r>
+        <w:rPr>
+          <w:rFonts w:ascii="Times New Roman" w:hAnsi="Times New Roman" w:eastAsia="黑体"/>
+          <w:b/>
+          <w:i w:val="0"/>
+          <w:sz w:val="25"/>
+        </w:rPr>
+        <w:t>6.6.10 数学运算跨层级坍缩方向（v0.88——纵向坍缩——共享内容池——占位 Δg 主判——总判定：否定）</w:t>
+      </w:r>
+    </w:p>
+    <w:p>
+      <w:pPr>
+        <w:spacing w:after="120" w:line="300" w:lineRule="auto"/>
+        <w:ind w:firstLine="420"/>
+      </w:pPr>
+      <w:r>
+        <w:rPr>
+          <w:rFonts w:ascii="Times New Roman" w:hAnsi="Times New Roman" w:eastAsia="宋体"/>
+          <w:b/>
+          <w:i w:val="0"/>
+          <w:sz w:val="21"/>
+        </w:rPr>
+        <w:t>问题（用户——方向性纠正）</w:t>
+      </w:r>
+      <w:r>
+        <w:rPr>
+          <w:rFonts w:ascii="Times New Roman" w:hAnsi="Times New Roman" w:eastAsia="宋体"/>
+          <w:b w:val="0"/>
+          <w:i w:val="0"/>
+          <w:sz w:val="21"/>
+        </w:rPr>
+        <w:t>：v0.85 比较"同一语言层级的四类运算"只测到运算符词面差异——真实数学化是</w:t>
+      </w:r>
+      <w:r>
+        <w:rPr>
+          <w:rFonts w:ascii="Times New Roman" w:hAnsi="Times New Roman" w:eastAsia="宋体"/>
+          <w:b/>
+          <w:i w:val="0"/>
+          <w:sz w:val="21"/>
+        </w:rPr>
+        <w:t>纵向</w:t>
+      </w:r>
+      <w:r>
+        <w:rPr>
+          <w:rFonts w:ascii="Times New Roman" w:hAnsi="Times New Roman" w:eastAsia="宋体"/>
+          <w:b w:val="0"/>
+          <w:i w:val="0"/>
+          <w:sz w:val="21"/>
+        </w:rPr>
+        <w:t>的：同一运算从 L1 语言实体→L2 动作语言→L3 符号→L4 代数的坍缩方向 C = n(F_L4) − n(F_L1) 可能才是运算的意图几何。</w:t>
+      </w:r>
+      <w:r>
+        <w:rPr>
+          <w:rFonts w:ascii="Times New Roman" w:hAnsi="Times New Roman" w:eastAsia="宋体"/>
+          <w:b/>
+          <w:i w:val="0"/>
+          <w:sz w:val="21"/>
+        </w:rPr>
+        <w:t>望远镜恒等</w:t>
+      </w:r>
+      <w:r>
+        <w:rPr>
+          <w:rFonts w:ascii="Times New Roman" w:hAnsi="Times New Roman" w:eastAsia="宋体"/>
+          <w:b w:val="0"/>
+          <w:i w:val="0"/>
+          <w:sz w:val="21"/>
+        </w:rPr>
+        <w:t>：C = Σ 逐级位移——中层仅逐级诊断贡献（预注册声明）。</w:t>
+      </w:r>
+    </w:p>
+    <w:p>
+      <w:pPr>
+        <w:spacing w:after="120" w:line="300" w:lineRule="auto"/>
+        <w:ind w:firstLine="420"/>
+      </w:pPr>
+      <w:r>
+        <w:rPr>
+          <w:rFonts w:ascii="Times New Roman" w:hAnsi="Times New Roman" w:eastAsia="宋体"/>
+          <w:b/>
+          <w:i w:val="0"/>
+          <w:sz w:val="21"/>
+        </w:rPr>
+        <w:t>设计</w:t>
+      </w:r>
+      <w:r>
+        <w:rPr>
+          <w:rFonts w:ascii="Times New Roman" w:hAnsi="Times New Roman" w:eastAsia="宋体"/>
+          <w:b w:val="0"/>
+          <w:i w:val="0"/>
+          <w:sz w:val="21"/>
+        </w:rPr>
+        <w:t>（判据先写后跑——评审 5 条吸收）：4 运算 × 12 阶梯 × 4 层；</w:t>
+      </w:r>
+      <w:r>
+        <w:rPr>
+          <w:rFonts w:ascii="Times New Roman" w:hAnsi="Times New Roman" w:eastAsia="宋体"/>
+          <w:b/>
+          <w:i w:val="0"/>
+          <w:sz w:val="21"/>
+        </w:rPr>
+        <w:t>共享内容池</w:t>
+      </w:r>
+      <w:r>
+        <w:rPr>
+          <w:rFonts w:ascii="Times New Roman" w:hAnsi="Times New Roman" w:eastAsia="宋体"/>
+          <w:b w:val="0"/>
+          <w:i w:val="0"/>
+          <w:sz w:val="21"/>
+        </w:rPr>
+        <w:t>（同 (A,B,物体,变量组) 跨 4 运算——A,B 值域分布逐点一致——C 值域仅在 L2/L3 且望远镜抵消——v0.85 数字值域混淆结构性消除）；占位臂同文本仅换运算符槽（P0 预检切换随机拼音——sil 0.224→0.066）；</w:t>
+      </w:r>
+      <w:r>
+        <w:rPr>
+          <w:rFonts w:ascii="Times New Roman" w:hAnsi="Times New Roman" w:eastAsia="宋体"/>
+          <w:b/>
+          <w:i w:val="0"/>
+          <w:sz w:val="21"/>
+        </w:rPr>
+        <w:t>同一真词臂 Ĉ 残差化两臂</w:t>
+      </w:r>
+      <w:r>
+        <w:rPr>
+          <w:rFonts w:ascii="Times New Roman" w:hAnsi="Times New Roman" w:eastAsia="宋体"/>
+          <w:b w:val="0"/>
+          <w:i w:val="0"/>
+          <w:sz w:val="21"/>
+        </w:rPr>
+        <w:t>（Δg 同基准——共同"叙事→代数"分量 κ=0.534 移除后主判）；全新 seed 20260816。</w:t>
+      </w:r>
+    </w:p>
+    <w:p>
+      <w:pPr>
+        <w:spacing w:after="120" w:line="300" w:lineRule="auto"/>
+        <w:ind w:firstLine="420"/>
+      </w:pPr>
+      <w:r>
+        <w:rPr>
+          <w:rFonts w:ascii="Times New Roman" w:hAnsi="Times New Roman" w:eastAsia="宋体"/>
+          <w:b/>
+          <w:i w:val="0"/>
+          <w:sz w:val="21"/>
+        </w:rPr>
+        <w:t>结果（诚实）</w:t>
+      </w:r>
+      <w:r>
+        <w:rPr>
+          <w:rFonts w:ascii="Times New Roman" w:hAnsi="Times New Roman" w:eastAsia="宋体"/>
+          <w:b w:val="0"/>
+          <w:i w:val="0"/>
+          <w:sz w:val="21"/>
+        </w:rPr>
+        <w:t>：</w:t>
+      </w:r>
+    </w:p>
+    <w:tbl>
+      <w:tblPr>
+        <w:tblStyle w:val="TableGrid"/>
+        <w:tblW w:type="auto" w:w="0"/>
+        <w:jc w:val="center"/>
+        <w:tblLook w:firstColumn="1" w:firstRow="1" w:lastColumn="0" w:lastRow="0" w:noHBand="0" w:noVBand="1" w:val="04A0"/>
+      </w:tblPr>
+      <w:tblGrid>
+        <w:gridCol w:w="2268"/>
+        <w:gridCol w:w="2268"/>
+        <w:gridCol w:w="2268"/>
+        <w:gridCol w:w="2268"/>
+      </w:tblGrid>
+      <w:tr>
+        <w:tc>
+          <w:tcPr>
+            <w:tcW w:type="dxa" w:w="2268"/>
+            <w:shd w:val="clear" w:fill="E8EEF7"/>
+          </w:tcPr>
+          <w:p>
+            <w:pPr>
+              <w:jc w:val="center"/>
+            </w:pPr>
+            <w:r/>
+            <w:r>
+              <w:rPr>
+                <w:rFonts w:ascii="Times New Roman" w:hAnsi="Times New Roman" w:eastAsia="黑体"/>
+                <w:b/>
+                <w:i w:val="0"/>
+                <w:sz w:val="17"/>
+              </w:rPr>
+              <w:t>指标</w:t>
+            </w:r>
+          </w:p>
+        </w:tc>
+        <w:tc>
+          <w:tcPr>
+            <w:tcW w:type="dxa" w:w="2268"/>
+            <w:shd w:val="clear" w:fill="E8EEF7"/>
+          </w:tcPr>
+          <w:p>
+            <w:pPr>
+              <w:jc w:val="center"/>
+            </w:pPr>
+            <w:r/>
+            <w:r>
+              <w:rPr>
+                <w:rFonts w:ascii="Times New Roman" w:hAnsi="Times New Roman" w:eastAsia="黑体"/>
+                <w:b/>
+                <w:i w:val="0"/>
+                <w:sz w:val="17"/>
+              </w:rPr>
+              <w:t>真词臂</w:t>
+            </w:r>
+          </w:p>
+        </w:tc>
+        <w:tc>
+          <w:tcPr>
+            <w:tcW w:type="dxa" w:w="2268"/>
+            <w:shd w:val="clear" w:fill="E8EEF7"/>
+          </w:tcPr>
+          <w:p>
+            <w:pPr>
+              <w:jc w:val="center"/>
+            </w:pPr>
+            <w:r/>
+            <w:r>
+              <w:rPr>
+                <w:rFonts w:ascii="Times New Roman" w:hAnsi="Times New Roman" w:eastAsia="黑体"/>
+                <w:b/>
+                <w:i w:val="0"/>
+                <w:sz w:val="17"/>
+              </w:rPr>
+              <w:t>占位臂（同一 Ĉ）</w:t>
+            </w:r>
+          </w:p>
+        </w:tc>
+        <w:tc>
+          <w:tcPr>
+            <w:tcW w:type="dxa" w:w="2268"/>
+            <w:shd w:val="clear" w:fill="E8EEF7"/>
+          </w:tcPr>
+          <w:p>
+            <w:pPr>
+              <w:jc w:val="center"/>
+            </w:pPr>
+            <w:r/>
+            <w:r>
+              <w:rPr>
+                <w:rFonts w:ascii="Times New Roman" w:hAnsi="Times New Roman" w:eastAsia="黑体"/>
+                <w:b/>
+                <w:i w:val="0"/>
+                <w:sz w:val="17"/>
+              </w:rPr>
+              <w:t>判定</w:t>
+            </w:r>
+          </w:p>
+        </w:tc>
+      </w:tr>
+      <w:tr>
+        <w:tc>
+          <w:tcPr>
+            <w:tcW w:type="dxa" w:w="2268"/>
+          </w:tcPr>
+          <w:p>
+            <w:r/>
+            <w:r>
+              <w:rPr>
+                <w:rFonts w:ascii="Times New Roman" w:hAnsi="Times New Roman" w:eastAsia="宋体"/>
+                <w:b w:val="0"/>
+                <w:i w:val="0"/>
+                <w:sz w:val="16"/>
+              </w:rPr>
+              <w:t>残差空间 within</w:t>
+            </w:r>
+          </w:p>
+        </w:tc>
+        <w:tc>
+          <w:tcPr>
+            <w:tcW w:type="dxa" w:w="2268"/>
+          </w:tcPr>
+          <w:p>
+            <w:r/>
+            <w:r>
+              <w:rPr>
+                <w:rFonts w:ascii="Times New Roman" w:hAnsi="Times New Roman" w:eastAsia="宋体"/>
+                <w:b w:val="0"/>
+                <w:i w:val="0"/>
+                <w:sz w:val="16"/>
+              </w:rPr>
+              <w:t>0.092（≈随机基线 0.10）</w:t>
+            </w:r>
+          </w:p>
+        </w:tc>
+        <w:tc>
+          <w:tcPr>
+            <w:tcW w:type="dxa" w:w="2268"/>
+          </w:tcPr>
+          <w:p>
+            <w:r/>
+            <w:r>
+              <w:rPr>
+                <w:rFonts w:ascii="Times New Roman" w:hAnsi="Times New Roman" w:eastAsia="宋体"/>
+                <w:b w:val="0"/>
+                <w:i w:val="0"/>
+                <w:sz w:val="16"/>
+              </w:rPr>
+              <w:t>0.279</w:t>
+            </w:r>
+          </w:p>
+        </w:tc>
+        <w:tc>
+          <w:tcPr>
+            <w:tcW w:type="dxa" w:w="2268"/>
+          </w:tcPr>
+          <w:p>
+            <w:r/>
+            <w:r>
+              <w:rPr>
+                <w:rFonts w:ascii="Times New Roman" w:hAnsi="Times New Roman" w:eastAsia="宋体"/>
+                <w:b w:val="0"/>
+                <w:i w:val="0"/>
+                <w:sz w:val="16"/>
+              </w:rPr>
+              <w:t>M-C1 ✗（需 ≥0.5）</w:t>
+            </w:r>
+          </w:p>
+        </w:tc>
+      </w:tr>
+      <w:tr>
+        <w:tc>
+          <w:tcPr>
+            <w:tcW w:type="dxa" w:w="2268"/>
+          </w:tcPr>
+          <w:p>
+            <w:r/>
+            <w:r>
+              <w:rPr>
+                <w:rFonts w:ascii="Times New Roman" w:hAnsi="Times New Roman" w:eastAsia="宋体"/>
+                <w:b w:val="0"/>
+                <w:i w:val="0"/>
+                <w:sz w:val="16"/>
+              </w:rPr>
+              <w:t>g</w:t>
+            </w:r>
+          </w:p>
+        </w:tc>
+        <w:tc>
+          <w:tcPr>
+            <w:tcW w:type="dxa" w:w="2268"/>
+          </w:tcPr>
+          <w:p>
+            <w:r/>
+            <w:r>
+              <w:rPr>
+                <w:rFonts w:ascii="Times New Roman" w:hAnsi="Times New Roman" w:eastAsia="宋体"/>
+                <w:b w:val="0"/>
+                <w:i w:val="0"/>
+                <w:sz w:val="16"/>
+              </w:rPr>
+              <w:t>0.147</w:t>
+            </w:r>
+          </w:p>
+        </w:tc>
+        <w:tc>
+          <w:tcPr>
+            <w:tcW w:type="dxa" w:w="2268"/>
+          </w:tcPr>
+          <w:p>
+            <w:r/>
+            <w:r>
+              <w:rPr>
+                <w:rFonts w:ascii="Times New Roman" w:hAnsi="Times New Roman" w:eastAsia="宋体"/>
+                <w:b w:val="0"/>
+                <w:i w:val="0"/>
+                <w:sz w:val="16"/>
+              </w:rPr>
+              <w:t>0.221</w:t>
+            </w:r>
+          </w:p>
+        </w:tc>
+        <w:tc>
+          <w:tcPr>
+            <w:tcW w:type="dxa" w:w="2268"/>
+          </w:tcPr>
+          <w:p>
+            <w:r/>
+            <w:r>
+              <w:rPr>
+                <w:rFonts w:ascii="Times New Roman" w:hAnsi="Times New Roman" w:eastAsia="宋体"/>
+                <w:b w:val="0"/>
+                <w:i w:val="0"/>
+                <w:sz w:val="16"/>
+              </w:rPr>
+              <w:t>M-C2 ✗（擦边 0.15）</w:t>
+            </w:r>
+          </w:p>
+        </w:tc>
+      </w:tr>
+      <w:tr>
+        <w:tc>
+          <w:tcPr>
+            <w:tcW w:type="dxa" w:w="2268"/>
+          </w:tcPr>
+          <w:p>
+            <w:r/>
+            <w:r>
+              <w:rPr>
+                <w:rFonts w:ascii="Times New Roman" w:hAnsi="Times New Roman" w:eastAsia="宋体"/>
+                <w:b w:val="0"/>
+                <w:i w:val="0"/>
+                <w:sz w:val="16"/>
+              </w:rPr>
+              <w:t>Δg</w:t>
+            </w:r>
+          </w:p>
+        </w:tc>
+        <w:tc>
+          <w:tcPr>
+            <w:tcW w:type="dxa" w:w="2268"/>
+          </w:tcPr>
+          <w:p>
+            <w:r/>
+            <w:r>
+              <w:rPr>
+                <w:rFonts w:ascii="Times New Roman" w:hAnsi="Times New Roman" w:eastAsia="宋体"/>
+                <w:b w:val="0"/>
+                <w:i w:val="0"/>
+                <w:sz w:val="16"/>
+              </w:rPr>
+              <w:t>—</w:t>
+            </w:r>
+          </w:p>
+        </w:tc>
+        <w:tc>
+          <w:tcPr>
+            <w:tcW w:type="dxa" w:w="2268"/>
+          </w:tcPr>
+          <w:p>
+            <w:r/>
+            <w:r>
+              <w:rPr>
+                <w:rFonts w:ascii="Times New Roman" w:hAnsi="Times New Roman" w:eastAsia="宋体"/>
+                <w:b w:val="0"/>
+                <w:i w:val="0"/>
+                <w:sz w:val="16"/>
+              </w:rPr>
+              <w:t>−0.074（CI [−0.124, −0.022]——显著为负）</w:t>
+            </w:r>
+          </w:p>
+        </w:tc>
+        <w:tc>
+          <w:tcPr>
+            <w:tcW w:type="dxa" w:w="2268"/>
+          </w:tcPr>
+          <w:p>
+            <w:r/>
+            <w:r>
+              <w:rPr>
+                <w:rFonts w:ascii="Times New Roman" w:hAnsi="Times New Roman" w:eastAsia="宋体"/>
+                <w:b w:val="0"/>
+                <w:i w:val="0"/>
+                <w:sz w:val="16"/>
+              </w:rPr>
+              <w:t>M-C2 ✗</w:t>
+            </w:r>
+          </w:p>
+        </w:tc>
+      </w:tr>
+      <w:tr>
+        <w:tc>
+          <w:tcPr>
+            <w:tcW w:type="dxa" w:w="2268"/>
+          </w:tcPr>
+          <w:p>
+            <w:r/>
+            <w:r>
+              <w:rPr>
+                <w:rFonts w:ascii="Times New Roman" w:hAnsi="Times New Roman" w:eastAsia="宋体"/>
+                <w:b w:val="0"/>
+                <w:i w:val="0"/>
+                <w:sz w:val="16"/>
+              </w:rPr>
+              <w:t>标签置换 p</w:t>
+            </w:r>
+          </w:p>
+        </w:tc>
+        <w:tc>
+          <w:tcPr>
+            <w:tcW w:type="dxa" w:w="2268"/>
+          </w:tcPr>
+          <w:p>
+            <w:r/>
+            <w:r>
+              <w:rPr>
+                <w:rFonts w:ascii="Times New Roman" w:hAnsi="Times New Roman" w:eastAsia="宋体"/>
+                <w:b w:val="0"/>
+                <w:i w:val="0"/>
+                <w:sz w:val="16"/>
+              </w:rPr>
+              <w:t>0.0000</w:t>
+            </w:r>
+          </w:p>
+        </w:tc>
+        <w:tc>
+          <w:tcPr>
+            <w:tcW w:type="dxa" w:w="2268"/>
+          </w:tcPr>
+          <w:p>
+            <w:r/>
+            <w:r>
+              <w:rPr>
+                <w:rFonts w:ascii="Times New Roman" w:hAnsi="Times New Roman" w:eastAsia="宋体"/>
+                <w:b w:val="0"/>
+                <w:i w:val="0"/>
+                <w:sz w:val="16"/>
+              </w:rPr>
+              <w:t>—</w:t>
+            </w:r>
+          </w:p>
+        </w:tc>
+        <w:tc>
+          <w:tcPr>
+            <w:tcW w:type="dxa" w:w="2268"/>
+          </w:tcPr>
+          <w:p>
+            <w:r/>
+            <w:r>
+              <w:rPr>
+                <w:rFonts w:ascii="Times New Roman" w:hAnsi="Times New Roman" w:eastAsia="宋体"/>
+                <w:b w:val="0"/>
+                <w:i w:val="0"/>
+                <w:sz w:val="16"/>
+              </w:rPr>
+              <w:t>分离存在但模板承载</w:t>
+            </w:r>
+          </w:p>
+        </w:tc>
+      </w:tr>
+      <w:tr>
+        <w:tc>
+          <w:tcPr>
+            <w:tcW w:type="dxa" w:w="2268"/>
+          </w:tcPr>
+          <w:p>
+            <w:r/>
+            <w:r>
+              <w:rPr>
+                <w:rFonts w:ascii="Times New Roman" w:hAnsi="Times New Roman" w:eastAsia="宋体"/>
+                <w:b w:val="0"/>
+                <w:i w:val="0"/>
+                <w:sz w:val="16"/>
+              </w:rPr>
+              <w:t>cross-op shuffle p</w:t>
+            </w:r>
+          </w:p>
+        </w:tc>
+        <w:tc>
+          <w:tcPr>
+            <w:tcW w:type="dxa" w:w="2268"/>
+          </w:tcPr>
+          <w:p>
+            <w:r/>
+            <w:r>
+              <w:rPr>
+                <w:rFonts w:ascii="Times New Roman" w:hAnsi="Times New Roman" w:eastAsia="宋体"/>
+                <w:b w:val="0"/>
+                <w:i w:val="0"/>
+                <w:sz w:val="16"/>
+              </w:rPr>
+              <w:t>0.952</w:t>
+            </w:r>
+          </w:p>
+        </w:tc>
+        <w:tc>
+          <w:tcPr>
+            <w:tcW w:type="dxa" w:w="2268"/>
+          </w:tcPr>
+          <w:p>
+            <w:r/>
+            <w:r>
+              <w:rPr>
+                <w:rFonts w:ascii="Times New Roman" w:hAnsi="Times New Roman" w:eastAsia="宋体"/>
+                <w:b w:val="0"/>
+                <w:i w:val="0"/>
+                <w:sz w:val="16"/>
+              </w:rPr>
+              <w:t>—</w:t>
+            </w:r>
+          </w:p>
+        </w:tc>
+        <w:tc>
+          <w:tcPr>
+            <w:tcW w:type="dxa" w:w="2268"/>
+          </w:tcPr>
+          <w:p>
+            <w:r/>
+            <w:r>
+              <w:rPr>
+                <w:rFonts w:ascii="Times New Roman" w:hAnsi="Times New Roman" w:eastAsia="宋体"/>
+                <w:b w:val="0"/>
+                <w:i w:val="0"/>
+                <w:sz w:val="16"/>
+              </w:rPr>
+              <w:t>M-C1 ✗</w:t>
+            </w:r>
+          </w:p>
+        </w:tc>
+      </w:tr>
+      <w:tr>
+        <w:tc>
+          <w:tcPr>
+            <w:tcW w:type="dxa" w:w="2268"/>
+          </w:tcPr>
+          <w:p>
+            <w:r/>
+            <w:r>
+              <w:rPr>
+                <w:rFonts w:ascii="Times New Roman" w:hAnsi="Times New Roman" w:eastAsia="宋体"/>
+                <w:b w:val="0"/>
+                <w:i w:val="0"/>
+                <w:sz w:val="16"/>
+              </w:rPr>
+              <w:t>逐级 Δg</w:t>
+            </w:r>
+          </w:p>
+        </w:tc>
+        <w:tc>
+          <w:tcPr>
+            <w:tcW w:type="dxa" w:w="2268"/>
+          </w:tcPr>
+          <w:p>
+            <w:r/>
+            <w:r>
+              <w:rPr>
+                <w:rFonts w:ascii="Times New Roman" w:hAnsi="Times New Roman" w:eastAsia="宋体"/>
+                <w:b w:val="0"/>
+                <w:i w:val="0"/>
+                <w:sz w:val="16"/>
+              </w:rPr>
+              <w:t xml:space="preserve">d12 +0.015 / </w:t>
+            </w:r>
+            <w:r>
+              <w:rPr>
+                <w:rFonts w:ascii="Times New Roman" w:hAnsi="Times New Roman" w:eastAsia="宋体"/>
+                <w:b/>
+                <w:i w:val="0"/>
+                <w:sz w:val="16"/>
+              </w:rPr>
+              <w:t>d23（中文词→符号）+0.105</w:t>
+            </w:r>
+            <w:r>
+              <w:rPr>
+                <w:rFonts w:ascii="Times New Roman" w:hAnsi="Times New Roman" w:eastAsia="宋体"/>
+                <w:b w:val="0"/>
+                <w:i w:val="0"/>
+                <w:sz w:val="16"/>
+              </w:rPr>
+              <w:t xml:space="preserve"> / d34 −0.036</w:t>
+            </w:r>
+          </w:p>
+        </w:tc>
+        <w:tc>
+          <w:tcPr>
+            <w:tcW w:type="dxa" w:w="2268"/>
+          </w:tcPr>
+          <w:p>
+            <w:r/>
+            <w:r>
+              <w:rPr>
+                <w:rFonts w:ascii="Times New Roman" w:hAnsi="Times New Roman" w:eastAsia="宋体"/>
+                <w:b w:val="0"/>
+                <w:i w:val="0"/>
+                <w:sz w:val="16"/>
+              </w:rPr>
+              <w:t>—</w:t>
+            </w:r>
+          </w:p>
+        </w:tc>
+        <w:tc>
+          <w:tcPr>
+            <w:tcW w:type="dxa" w:w="2268"/>
+          </w:tcPr>
+          <w:p>
+            <w:r/>
+            <w:r>
+              <w:rPr>
+                <w:rFonts w:ascii="Times New Roman" w:hAnsi="Times New Roman" w:eastAsia="宋体"/>
+                <w:b w:val="0"/>
+                <w:i w:val="0"/>
+                <w:sz w:val="16"/>
+              </w:rPr>
+              <w:t>d23 边际正</w:t>
+            </w:r>
+          </w:p>
+        </w:tc>
+      </w:tr>
+      <w:tr>
+        <w:tc>
+          <w:tcPr>
+            <w:tcW w:type="dxa" w:w="2268"/>
+          </w:tcPr>
+          <w:p>
+            <w:r/>
+            <w:r>
+              <w:rPr>
+                <w:rFonts w:ascii="Times New Roman" w:hAnsi="Times New Roman" w:eastAsia="宋体"/>
+                <w:b w:val="0"/>
+                <w:i w:val="0"/>
+                <w:sz w:val="16"/>
+              </w:rPr>
+              <w:t>M-C3 对齐</w:t>
+            </w:r>
+          </w:p>
+        </w:tc>
+        <w:tc>
+          <w:tcPr>
+            <w:tcW w:type="dxa" w:w="2268"/>
+          </w:tcPr>
+          <w:p>
+            <w:r/>
+            <w:r>
+              <w:rPr>
+                <w:rFonts w:ascii="Times New Roman" w:hAnsi="Times New Roman" w:eastAsia="宋体"/>
+                <w:b w:val="0"/>
+                <w:i w:val="0"/>
+                <w:sz w:val="16"/>
+              </w:rPr>
+              <w:t>除·D_shared 0.296（CI [0.227,0.342]）；flagged 全在 HUMAN_ORG（dim11/34）</w:t>
+            </w:r>
+          </w:p>
+        </w:tc>
+        <w:tc>
+          <w:tcPr>
+            <w:tcW w:type="dxa" w:w="2268"/>
+          </w:tcPr>
+          <w:p>
+            <w:r/>
+            <w:r>
+              <w:rPr>
+                <w:rFonts w:ascii="Times New Roman" w:hAnsi="Times New Roman" w:eastAsia="宋体"/>
+                <w:b w:val="0"/>
+                <w:i w:val="0"/>
+                <w:sz w:val="16"/>
+              </w:rPr>
+              <w:t>—</w:t>
+            </w:r>
+          </w:p>
+        </w:tc>
+        <w:tc>
+          <w:tcPr>
+            <w:tcW w:type="dxa" w:w="2268"/>
+          </w:tcPr>
+          <w:p>
+            <w:r/>
+            <w:r>
+              <w:rPr>
+                <w:rFonts w:ascii="Times New Roman" w:hAnsi="Times New Roman" w:eastAsia="宋体"/>
+                <w:b w:val="0"/>
+                <w:i w:val="0"/>
+                <w:sz w:val="16"/>
+              </w:rPr>
+              <w:t>仅报告</w:t>
+            </w:r>
+          </w:p>
+        </w:tc>
+      </w:tr>
+      <w:tr>
+        <w:tc>
+          <w:tcPr>
+            <w:tcW w:type="dxa" w:w="2268"/>
+          </w:tcPr>
+          <w:p>
+            <w:r/>
+            <w:r>
+              <w:rPr>
+                <w:rFonts w:ascii="Times New Roman" w:hAnsi="Times New Roman" w:eastAsia="宋体"/>
+                <w:b w:val="0"/>
+                <w:i w:val="0"/>
+                <w:sz w:val="16"/>
+              </w:rPr>
+              <w:t>512 维支持臂</w:t>
+            </w:r>
+          </w:p>
+        </w:tc>
+        <w:tc>
+          <w:tcPr>
+            <w:tcW w:type="dxa" w:w="2268"/>
+          </w:tcPr>
+          <w:p>
+            <w:r/>
+            <w:r>
+              <w:rPr>
+                <w:rFonts w:ascii="Times New Roman" w:hAnsi="Times New Roman" w:eastAsia="宋体"/>
+                <w:b w:val="0"/>
+                <w:i w:val="0"/>
+                <w:sz w:val="16"/>
+              </w:rPr>
+              <w:t>g 0.201</w:t>
+            </w:r>
+          </w:p>
+        </w:tc>
+        <w:tc>
+          <w:tcPr>
+            <w:tcW w:type="dxa" w:w="2268"/>
+          </w:tcPr>
+          <w:p>
+            <w:r/>
+            <w:r>
+              <w:rPr>
+                <w:rFonts w:ascii="Times New Roman" w:hAnsi="Times New Roman" w:eastAsia="宋体"/>
+                <w:b w:val="0"/>
+                <w:i w:val="0"/>
+                <w:sz w:val="16"/>
+              </w:rPr>
+              <w:t>Δg −0.104（置换 p=0.000）</w:t>
+            </w:r>
+          </w:p>
+        </w:tc>
+        <w:tc>
+          <w:tcPr>
+            <w:tcW w:type="dxa" w:w="2268"/>
+          </w:tcPr>
+          <w:p>
+            <w:r/>
+            <w:r>
+              <w:rPr>
+                <w:rFonts w:ascii="Times New Roman" w:hAnsi="Times New Roman" w:eastAsia="宋体"/>
+                <w:b w:val="0"/>
+                <w:i w:val="0"/>
+                <w:sz w:val="16"/>
+              </w:rPr>
+              <w:t>仅报告（同型）</w:t>
+            </w:r>
+          </w:p>
+        </w:tc>
+      </w:tr>
+    </w:tbl>
+    <w:p>
+      <w:pPr>
+        <w:spacing w:after="120" w:line="300" w:lineRule="auto"/>
+        <w:ind w:firstLine="420"/>
+      </w:pPr>
+      <w:r>
+        <w:rPr>
+          <w:rFonts w:ascii="Times New Roman" w:hAnsi="Times New Roman" w:eastAsia="宋体"/>
+          <w:b/>
+          <w:i w:val="0"/>
+          <w:sz w:val="21"/>
+        </w:rPr>
+        <w:t>结论（否定——收敛措辞）</w:t>
+      </w:r>
+      <w:r>
+        <w:rPr>
+          <w:rFonts w:ascii="Times New Roman" w:hAnsi="Times New Roman" w:eastAsia="宋体"/>
+          <w:b w:val="0"/>
+          <w:i w:val="0"/>
+          <w:sz w:val="21"/>
+        </w:rPr>
+        <w:t>：</w:t>
+      </w:r>
+      <w:r>
+        <w:rPr>
+          <w:rFonts w:ascii="Times New Roman" w:hAnsi="Times New Roman" w:eastAsia="宋体"/>
+          <w:b/>
+          <w:i w:val="0"/>
+          <w:sz w:val="21"/>
+        </w:rPr>
+        <w:t>坍缩方向未被确证为运算特异</w:t>
+      </w:r>
+      <w:r>
+        <w:rPr>
+          <w:rFonts w:ascii="Times New Roman" w:hAnsi="Times New Roman" w:eastAsia="宋体"/>
+          <w:b w:val="0"/>
+          <w:i w:val="0"/>
+          <w:sz w:val="21"/>
+        </w:rPr>
+        <w:t>——①残差空间 within=0.092≈随机基线——去除共同跳跃后运算特异残差方向跨阶梯不稳定（M-C1 严重未过）；②</w:t>
+      </w:r>
+      <w:r>
+        <w:rPr>
+          <w:rFonts w:ascii="Times New Roman" w:hAnsi="Times New Roman" w:eastAsia="宋体"/>
+          <w:b/>
+          <w:i w:val="0"/>
+          <w:sz w:val="21"/>
+        </w:rPr>
+        <w:t>Δg 显著为负</w:t>
+      </w:r>
+      <w:r>
+        <w:rPr>
+          <w:rFonts w:ascii="Times New Roman" w:hAnsi="Times New Roman" w:eastAsia="宋体"/>
+          <w:b w:val="0"/>
+          <w:i w:val="0"/>
+          <w:sz w:val="21"/>
+        </w:rPr>
+        <w:t>——占位臂分离度反而更高——真实运算符词/符号无增量且破坏方向稳定性；③分离存在（标签置换 p=0.000）但完全可由 L1 实体层模板（两臂共享、按构造 op 特异）解释——</w:t>
+      </w:r>
+      <w:r>
+        <w:rPr>
+          <w:rFonts w:ascii="Times New Roman" w:hAnsi="Times New Roman" w:eastAsia="宋体"/>
+          <w:b/>
+          <w:i w:val="0"/>
+          <w:sz w:val="21"/>
+        </w:rPr>
+        <w:t>"从语言到符号的抽象化产生额外运算特异几何结构"未获支持</w:t>
+      </w:r>
+      <w:r>
+        <w:rPr>
+          <w:rFonts w:ascii="Times New Roman" w:hAnsi="Times New Roman" w:eastAsia="宋体"/>
+          <w:b w:val="0"/>
+          <w:i w:val="0"/>
+          <w:sz w:val="21"/>
+        </w:rPr>
+        <w:t>——用户假说在本空间（判别器 64 维指纹）否定；④窄化正例不改变裁定：d23 符号过渡层 Δg=+0.105（边际）、除法方向与主轴 D_shared 对齐、flagged 维全在 HUMAN_ORG——仅报告；⑤结构（或缺失）在 bge 语义层（512 臂同型——判别器未转化）。方法学沉淀：共享内容池/同一 Ĉ 残差化/cross-op shuffle 主 null/逐级 Δg/bootstrap 无偏化。</w:t>
       </w:r>
     </w:p>
     <w:p>

--- a/论文/意图动力学：从意图流转捕捉到模拟智能的架构构想.docx
+++ b/论文/意图动力学：从意图流转捕捉到模拟智能的架构构想.docx
@@ -10142,6 +10142,675 @@
           <w:sz w:val="21"/>
         </w:rPr>
         <w:t>——用户假说在本空间（判别器 64 维指纹）否定；④窄化正例不改变裁定：d23 符号过渡层 Δg=+0.105（边际）、除法方向与主轴 D_shared 对齐、flagged 维全在 HUMAN_ORG——仅报告；⑤结构（或缺失）在 bge 语义层（512 臂同型——判别器未转化）。方法学沉淀：共享内容池/同一 Ĉ 残差化/cross-op shuffle 主 null/逐级 Δg/bootstrap 无偏化。</w:t>
+      </w:r>
+    </w:p>
+    <w:p>
+      <w:pPr>
+        <w:keepNext/>
+        <w:spacing w:before="160" w:after="100"/>
+      </w:pPr>
+      <w:r>
+        <w:rPr>
+          <w:rFonts w:ascii="Times New Roman" w:hAnsi="Times New Roman" w:eastAsia="黑体"/>
+          <w:b/>
+          <w:i w:val="0"/>
+          <w:sz w:val="25"/>
+        </w:rPr>
+        <w:t>6.6.11 数学推理对错判别力探测（v0.89——语义层支线——奇偶匹配注入——按对 LOO——总判定：否定——架构分离主张获反向支持）</w:t>
+      </w:r>
+    </w:p>
+    <w:p>
+      <w:pPr>
+        <w:spacing w:after="120" w:line="300" w:lineRule="auto"/>
+        <w:ind w:firstLine="420"/>
+      </w:pPr>
+      <w:r>
+        <w:rPr>
+          <w:rFonts w:ascii="Times New Roman" w:hAnsi="Times New Roman" w:eastAsia="宋体"/>
+          <w:b/>
+          <w:i w:val="0"/>
+          <w:sz w:val="21"/>
+        </w:rPr>
+        <w:t>问题（用户——架构分离主张）</w:t>
+      </w:r>
+      <w:r>
+        <w:rPr>
+          <w:rFonts w:ascii="Times New Roman" w:hAnsi="Times New Roman" w:eastAsia="宋体"/>
+          <w:b w:val="0"/>
+          <w:i w:val="0"/>
+          <w:sz w:val="21"/>
+        </w:rPr>
+        <w:t>：语言（BGE）与数学逻辑编码器是两类不同结构（归纳偏置不同——函数复合/算子作用/形式变换 vs 词汇共现/主题/指代）——应分离。四步路线第一步：BGE 语义特征+轻量数学结构特征拼接→训练"数学对错判别器"。本实验测</w:t>
+      </w:r>
+      <w:r>
+        <w:rPr>
+          <w:rFonts w:ascii="Times New Roman" w:hAnsi="Times New Roman" w:eastAsia="宋体"/>
+          <w:b/>
+          <w:i w:val="0"/>
+          <w:sz w:val="21"/>
+        </w:rPr>
+        <w:t>文本表面表征（bge 语义/风格指纹/手写结构）对数学推理对错的可判别力上界</w:t>
+      </w:r>
+      <w:r>
+        <w:rPr>
+          <w:rFonts w:ascii="Times New Roman" w:hAnsi="Times New Roman" w:eastAsia="宋体"/>
+          <w:b w:val="0"/>
+          <w:i w:val="0"/>
+          <w:sz w:val="21"/>
+        </w:rPr>
+        <w:t>——双向预注册（FAIL 预期支持架构分离；PASS 进路线② CodeBERT）。</w:t>
+      </w:r>
+    </w:p>
+    <w:p>
+      <w:pPr>
+        <w:spacing w:after="120" w:line="300" w:lineRule="auto"/>
+        <w:ind w:firstLine="420"/>
+      </w:pPr>
+      <w:r>
+        <w:rPr>
+          <w:rFonts w:ascii="Times New Roman" w:hAnsi="Times New Roman" w:eastAsia="宋体"/>
+          <w:b/>
+          <w:i w:val="0"/>
+          <w:sz w:val="21"/>
+        </w:rPr>
+        <w:t>设计</w:t>
+      </w:r>
+      <w:r>
+        <w:rPr>
+          <w:rFonts w:ascii="Times New Roman" w:hAnsi="Times New Roman" w:eastAsia="宋体"/>
+          <w:b w:val="0"/>
+          <w:i w:val="0"/>
+          <w:sz w:val="21"/>
+        </w:rPr>
+        <w:t>（判据先写后跑——评审 4 条冻结）：96 对（3 组 × 32：算式转写 4 运算×8 / 应用题 4 运算×8 / 方程断言式 2 类×16——去推导句防"内部一致性⇒正确性"同构 cue；竖式排除：末位一致性 cue≈90% 判别率）——</w:t>
+      </w:r>
+      <w:r>
+        <w:rPr>
+          <w:rFonts w:ascii="Times New Roman" w:hAnsi="Times New Roman" w:eastAsia="宋体"/>
+          <w:b/>
+          <w:i w:val="0"/>
+          <w:sz w:val="21"/>
+        </w:rPr>
+        <w:t>错误注入五约束</w:t>
+      </w:r>
+      <w:r>
+        <w:rPr>
+          <w:rFonts w:ascii="Times New Roman" w:hAnsi="Times New Roman" w:eastAsia="宋体"/>
+          <w:b w:val="0"/>
+          <w:i w:val="0"/>
+          <w:sz w:val="21"/>
+        </w:rPr>
+        <w:t>：e≠c、|e−c|∈[1,max(2,c//10)]、</w:t>
+      </w:r>
+      <w:r>
+        <w:rPr>
+          <w:rFonts w:ascii="Times New Roman" w:hAnsi="Times New Roman" w:eastAsia="宋体"/>
+          <w:b/>
+          <w:i w:val="0"/>
+          <w:sz w:val="21"/>
+        </w:rPr>
+        <w:t>同位数</w:t>
+      </w:r>
+      <w:r>
+        <w:rPr>
+          <w:rFonts w:ascii="Times New Roman" w:hAnsi="Times New Roman" w:eastAsia="宋体"/>
+          <w:b w:val="0"/>
+          <w:i w:val="0"/>
+          <w:sz w:val="21"/>
+        </w:rPr>
+        <w:t>、</w:t>
+      </w:r>
+      <w:r>
+        <w:rPr>
+          <w:rFonts w:ascii="Times New Roman" w:hAnsi="Times New Roman" w:eastAsia="宋体"/>
+          <w:b/>
+          <w:i w:val="0"/>
+          <w:sz w:val="21"/>
+        </w:rPr>
+        <w:t>同奇偶</w:t>
+      </w:r>
+      <w:r>
+        <w:rPr>
+          <w:rFonts w:ascii="Times New Roman" w:hAnsi="Times New Roman" w:eastAsia="宋体"/>
+          <w:b w:val="0"/>
+          <w:i w:val="0"/>
+          <w:sz w:val="21"/>
+        </w:rPr>
+        <w:t>（无此约束时操作数奇偶决定结果奇偶——"找奇偶匹配结果"即得 75% 判别率——纯表面规则零算术——最严重假 PASS 漏洞）、</w:t>
+      </w:r>
+      <w:r>
+        <w:rPr>
+          <w:rFonts w:ascii="Times New Roman" w:hAnsi="Times New Roman" w:eastAsia="宋体"/>
+          <w:b/>
+          <w:i w:val="0"/>
+          <w:sz w:val="21"/>
+        </w:rPr>
+        <w:t>同大小档</w:t>
+      </w:r>
+      <w:r>
+        <w:rPr>
+          <w:rFonts w:ascii="Times New Roman" w:hAnsi="Times New Roman" w:eastAsia="宋体"/>
+          <w:b w:val="0"/>
+          <w:i w:val="0"/>
+          <w:sz w:val="21"/>
+        </w:rPr>
+        <w:t>（防档位边界跨档泄漏）——方向平衡、对内单 token 差异硬断言（断言拦陷阱实例：方程模板 R=x+b 文本内绑定被断言捕获→真值固定改造）——</w:t>
+      </w:r>
+      <w:r>
+        <w:rPr>
+          <w:rFonts w:ascii="Times New Roman" w:hAnsi="Times New Roman" w:eastAsia="宋体"/>
+          <w:b/>
+          <w:i w:val="0"/>
+          <w:sz w:val="21"/>
+        </w:rPr>
+        <w:t>按对 LOO 96 折</w:t>
+      </w:r>
+      <w:r>
+        <w:rPr>
+          <w:rFonts w:ascii="Times New Roman" w:hAnsi="Times New Roman" w:eastAsia="宋体"/>
+          <w:b w:val="0"/>
+          <w:i w:val="0"/>
+          <w:sz w:val="21"/>
+        </w:rPr>
+        <w:t>（对身份不泄漏）——LR 主估计器（主 acc 嵌套选 C——置换 null 固定 C=1.0——参数敏感性双保险对照 Δ=0.0625 如实标注）——置换 1000 p=(1+#{≥obs})/1001——M-M3 正确值池重分配条件门（仅 PASS 触发）。</w:t>
+      </w:r>
+    </w:p>
+    <w:p>
+      <w:pPr>
+        <w:spacing w:after="120" w:line="300" w:lineRule="auto"/>
+        <w:ind w:firstLine="420"/>
+      </w:pPr>
+      <w:r>
+        <w:rPr>
+          <w:rFonts w:ascii="Times New Roman" w:hAnsi="Times New Roman" w:eastAsia="宋体"/>
+          <w:b/>
+          <w:i w:val="0"/>
+          <w:sz w:val="21"/>
+        </w:rPr>
+        <w:t>结果（诚实）</w:t>
+      </w:r>
+      <w:r>
+        <w:rPr>
+          <w:rFonts w:ascii="Times New Roman" w:hAnsi="Times New Roman" w:eastAsia="宋体"/>
+          <w:b w:val="0"/>
+          <w:i w:val="0"/>
+          <w:sz w:val="21"/>
+        </w:rPr>
+        <w:t>：</w:t>
+      </w:r>
+    </w:p>
+    <w:tbl>
+      <w:tblPr>
+        <w:tblStyle w:val="TableGrid"/>
+        <w:tblW w:type="auto" w:w="0"/>
+        <w:jc w:val="center"/>
+        <w:tblLook w:firstColumn="1" w:firstRow="1" w:lastColumn="0" w:lastRow="0" w:noHBand="0" w:noVBand="1" w:val="04A0"/>
+      </w:tblPr>
+      <w:tblGrid>
+        <w:gridCol w:w="3024"/>
+        <w:gridCol w:w="3024"/>
+        <w:gridCol w:w="3024"/>
+      </w:tblGrid>
+      <w:tr>
+        <w:tc>
+          <w:tcPr>
+            <w:tcW w:type="dxa" w:w="3024"/>
+            <w:shd w:val="clear" w:fill="E8EEF7"/>
+          </w:tcPr>
+          <w:p>
+            <w:pPr>
+              <w:jc w:val="center"/>
+            </w:pPr>
+            <w:r/>
+            <w:r>
+              <w:rPr>
+                <w:rFonts w:ascii="Times New Roman" w:hAnsi="Times New Roman" w:eastAsia="黑体"/>
+                <w:b/>
+                <w:i w:val="0"/>
+                <w:sz w:val="17"/>
+              </w:rPr>
+              <w:t>指标</w:t>
+            </w:r>
+          </w:p>
+        </w:tc>
+        <w:tc>
+          <w:tcPr>
+            <w:tcW w:type="dxa" w:w="3024"/>
+            <w:shd w:val="clear" w:fill="E8EEF7"/>
+          </w:tcPr>
+          <w:p>
+            <w:pPr>
+              <w:jc w:val="center"/>
+            </w:pPr>
+            <w:r/>
+            <w:r>
+              <w:rPr>
+                <w:rFonts w:ascii="Times New Roman" w:hAnsi="Times New Roman" w:eastAsia="黑体"/>
+                <w:b/>
+                <w:i w:val="0"/>
+                <w:sz w:val="17"/>
+              </w:rPr>
+              <w:t>数值</w:t>
+            </w:r>
+          </w:p>
+        </w:tc>
+        <w:tc>
+          <w:tcPr>
+            <w:tcW w:type="dxa" w:w="3024"/>
+            <w:shd w:val="clear" w:fill="E8EEF7"/>
+          </w:tcPr>
+          <w:p>
+            <w:pPr>
+              <w:jc w:val="center"/>
+            </w:pPr>
+            <w:r/>
+            <w:r>
+              <w:rPr>
+                <w:rFonts w:ascii="Times New Roman" w:hAnsi="Times New Roman" w:eastAsia="黑体"/>
+                <w:b/>
+                <w:i w:val="0"/>
+                <w:sz w:val="17"/>
+              </w:rPr>
+              <w:t>判定</w:t>
+            </w:r>
+          </w:p>
+        </w:tc>
+      </w:tr>
+      <w:tr>
+        <w:tc>
+          <w:tcPr>
+            <w:tcW w:type="dxa" w:w="3024"/>
+          </w:tcPr>
+          <w:p>
+            <w:r/>
+            <w:r>
+              <w:rPr>
+                <w:rFonts w:ascii="Times New Roman" w:hAnsi="Times New Roman" w:eastAsia="宋体"/>
+                <w:b w:val="0"/>
+                <w:i w:val="0"/>
+                <w:sz w:val="16"/>
+              </w:rPr>
+              <w:t>M-M1（F_all 按对 LOO）</w:t>
+            </w:r>
+          </w:p>
+        </w:tc>
+        <w:tc>
+          <w:tcPr>
+            <w:tcW w:type="dxa" w:w="3024"/>
+          </w:tcPr>
+          <w:p>
+            <w:r/>
+            <w:r>
+              <w:rPr>
+                <w:rFonts w:ascii="Times New Roman" w:hAnsi="Times New Roman" w:eastAsia="宋体"/>
+                <w:b w:val="0"/>
+                <w:i w:val="0"/>
+                <w:sz w:val="16"/>
+              </w:rPr>
+              <w:t>acc=0.4167（&lt;0.60 门）；置换 p=0.6913；CI [0.323, 0.521]</w:t>
+            </w:r>
+          </w:p>
+        </w:tc>
+        <w:tc>
+          <w:tcPr>
+            <w:tcW w:type="dxa" w:w="3024"/>
+          </w:tcPr>
+          <w:p>
+            <w:r/>
+            <w:r>
+              <w:rPr>
+                <w:rFonts w:ascii="Times New Roman" w:hAnsi="Times New Roman" w:eastAsia="宋体"/>
+                <w:b/>
+                <w:i w:val="0"/>
+                <w:sz w:val="16"/>
+              </w:rPr>
+              <w:t>FAIL</w:t>
+            </w:r>
+          </w:p>
+        </w:tc>
+      </w:tr>
+      <w:tr>
+        <w:tc>
+          <w:tcPr>
+            <w:tcW w:type="dxa" w:w="3024"/>
+          </w:tcPr>
+          <w:p>
+            <w:r/>
+            <w:r>
+              <w:rPr>
+                <w:rFonts w:ascii="Times New Roman" w:hAnsi="Times New Roman" w:eastAsia="宋体"/>
+                <w:b w:val="0"/>
+                <w:i w:val="0"/>
+                <w:sz w:val="16"/>
+              </w:rPr>
+              <w:t>M-M2 特征分解</w:t>
+            </w:r>
+          </w:p>
+        </w:tc>
+        <w:tc>
+          <w:tcPr>
+            <w:tcW w:type="dxa" w:w="3024"/>
+          </w:tcPr>
+          <w:p>
+            <w:r/>
+            <w:r>
+              <w:rPr>
+                <w:rFonts w:ascii="Times New Roman" w:hAnsi="Times New Roman" w:eastAsia="宋体"/>
+                <w:b w:val="0"/>
+                <w:i w:val="0"/>
+                <w:sz w:val="16"/>
+              </w:rPr>
+              <w:t>bge 0.401 / fp 0.510 / struct 0.500 / all 0.417——Δf=−0.094</w:t>
+            </w:r>
+          </w:p>
+        </w:tc>
+        <w:tc>
+          <w:tcPr>
+            <w:tcW w:type="dxa" w:w="3024"/>
+          </w:tcPr>
+          <w:p>
+            <w:r/>
+            <w:r>
+              <w:rPr>
+                <w:rFonts w:ascii="Times New Roman" w:hAnsi="Times New Roman" w:eastAsia="宋体"/>
+                <w:b w:val="0"/>
+                <w:i w:val="0"/>
+                <w:sz w:val="16"/>
+              </w:rPr>
+              <w:t>全 ≈ 随机（p≥0.64）</w:t>
+            </w:r>
+          </w:p>
+        </w:tc>
+      </w:tr>
+      <w:tr>
+        <w:tc>
+          <w:tcPr>
+            <w:tcW w:type="dxa" w:w="3024"/>
+          </w:tcPr>
+          <w:p>
+            <w:r/>
+            <w:r>
+              <w:rPr>
+                <w:rFonts w:ascii="Times New Roman" w:hAnsi="Times New Roman" w:eastAsia="宋体"/>
+                <w:b w:val="0"/>
+                <w:i w:val="0"/>
+                <w:sz w:val="16"/>
+              </w:rPr>
+              <w:t>M-M3 正确值池重分配</w:t>
+            </w:r>
+          </w:p>
+        </w:tc>
+        <w:tc>
+          <w:tcPr>
+            <w:tcW w:type="dxa" w:w="3024"/>
+          </w:tcPr>
+          <w:p>
+            <w:r/>
+            <w:r>
+              <w:rPr>
+                <w:rFonts w:ascii="Times New Roman" w:hAnsi="Times New Roman" w:eastAsia="宋体"/>
+                <w:b w:val="0"/>
+                <w:i w:val="0"/>
+                <w:sz w:val="16"/>
+              </w:rPr>
+              <w:t>skipped（M-M1 FAIL——预注册条件门未触发）</w:t>
+            </w:r>
+          </w:p>
+        </w:tc>
+        <w:tc>
+          <w:tcPr>
+            <w:tcW w:type="dxa" w:w="3024"/>
+          </w:tcPr>
+          <w:p>
+            <w:r/>
+            <w:r>
+              <w:rPr>
+                <w:rFonts w:ascii="Times New Roman" w:hAnsi="Times New Roman" w:eastAsia="宋体"/>
+                <w:b w:val="0"/>
+                <w:i w:val="0"/>
+                <w:sz w:val="16"/>
+              </w:rPr>
+              <w:t>条件门</w:t>
+            </w:r>
+          </w:p>
+        </w:tc>
+      </w:tr>
+      <w:tr>
+        <w:tc>
+          <w:tcPr>
+            <w:tcW w:type="dxa" w:w="3024"/>
+          </w:tcPr>
+          <w:p>
+            <w:r/>
+            <w:r>
+              <w:rPr>
+                <w:rFonts w:ascii="Times New Roman" w:hAnsi="Times New Roman" w:eastAsia="宋体"/>
+                <w:b w:val="0"/>
+                <w:i w:val="0"/>
+                <w:sz w:val="16"/>
+              </w:rPr>
+              <w:t>M-M4 κ（对内差向量集中度）</w:t>
+            </w:r>
+          </w:p>
+        </w:tc>
+        <w:tc>
+          <w:tcPr>
+            <w:tcW w:type="dxa" w:w="3024"/>
+          </w:tcPr>
+          <w:p>
+            <w:r/>
+            <w:r>
+              <w:rPr>
+                <w:rFonts w:ascii="Times New Roman" w:hAnsi="Times New Roman" w:eastAsia="宋体"/>
+                <w:b w:val="0"/>
+                <w:i w:val="0"/>
+                <w:sz w:val="16"/>
+              </w:rPr>
+              <w:t>bge 0.046 / fp 0.060（随机基线 0.016）</w:t>
+            </w:r>
+          </w:p>
+        </w:tc>
+        <w:tc>
+          <w:tcPr>
+            <w:tcW w:type="dxa" w:w="3024"/>
+          </w:tcPr>
+          <w:p>
+            <w:r/>
+            <w:r>
+              <w:rPr>
+                <w:rFonts w:ascii="Times New Roman" w:hAnsi="Times New Roman" w:eastAsia="宋体"/>
+                <w:b w:val="0"/>
+                <w:i w:val="0"/>
+                <w:sz w:val="16"/>
+              </w:rPr>
+              <w:t>报告</w:t>
+            </w:r>
+          </w:p>
+        </w:tc>
+      </w:tr>
+      <w:tr>
+        <w:tc>
+          <w:tcPr>
+            <w:tcW w:type="dxa" w:w="3024"/>
+          </w:tcPr>
+          <w:p>
+            <w:r/>
+            <w:r>
+              <w:rPr>
+                <w:rFonts w:ascii="Times New Roman" w:hAnsi="Times New Roman" w:eastAsia="宋体"/>
+                <w:b w:val="0"/>
+                <w:i w:val="0"/>
+                <w:sz w:val="16"/>
+              </w:rPr>
+              <w:t>MLP/KNN-1 稳健臂</w:t>
+            </w:r>
+          </w:p>
+        </w:tc>
+        <w:tc>
+          <w:tcPr>
+            <w:tcW w:type="dxa" w:w="3024"/>
+          </w:tcPr>
+          <w:p>
+            <w:r/>
+            <w:r>
+              <w:rPr>
+                <w:rFonts w:ascii="Times New Roman" w:hAnsi="Times New Roman" w:eastAsia="宋体"/>
+                <w:b w:val="0"/>
+                <w:i w:val="0"/>
+                <w:sz w:val="16"/>
+              </w:rPr>
+              <w:t>MLP 0.29-0.51（全≈随机）；KNN 0.16（低于随机——对内相似性结构性）</w:t>
+            </w:r>
+          </w:p>
+        </w:tc>
+        <w:tc>
+          <w:tcPr>
+            <w:tcW w:type="dxa" w:w="3024"/>
+          </w:tcPr>
+          <w:p>
+            <w:r/>
+            <w:r>
+              <w:rPr>
+                <w:rFonts w:ascii="Times New Roman" w:hAnsi="Times New Roman" w:eastAsia="宋体"/>
+                <w:b w:val="0"/>
+                <w:i w:val="0"/>
+                <w:sz w:val="16"/>
+              </w:rPr>
+              <w:t>报告</w:t>
+            </w:r>
+          </w:p>
+        </w:tc>
+      </w:tr>
+      <w:tr>
+        <w:tc>
+          <w:tcPr>
+            <w:tcW w:type="dxa" w:w="3024"/>
+          </w:tcPr>
+          <w:p>
+            <w:r/>
+            <w:r>
+              <w:rPr>
+                <w:rFonts w:ascii="Times New Roman" w:hAnsi="Times New Roman" w:eastAsia="宋体"/>
+                <w:b w:val="0"/>
+                <w:i w:val="0"/>
+                <w:sz w:val="16"/>
+              </w:rPr>
+              <w:t>F_fp 退化检查</w:t>
+            </w:r>
+          </w:p>
+        </w:tc>
+        <w:tc>
+          <w:tcPr>
+            <w:tcW w:type="dxa" w:w="3024"/>
+          </w:tcPr>
+          <w:p>
+            <w:r/>
+            <w:r>
+              <w:rPr>
+                <w:rFonts w:ascii="Times New Roman" w:hAnsi="Times New Roman" w:eastAsia="宋体"/>
+                <w:b w:val="0"/>
+                <w:i w:val="0"/>
+                <w:sz w:val="16"/>
+              </w:rPr>
+              <w:t>std&lt;0.05 占比 0.250（非退化——判别器对数学文本有激活）</w:t>
+            </w:r>
+          </w:p>
+        </w:tc>
+        <w:tc>
+          <w:tcPr>
+            <w:tcW w:type="dxa" w:w="3024"/>
+          </w:tcPr>
+          <w:p>
+            <w:r/>
+            <w:r>
+              <w:rPr>
+                <w:rFonts w:ascii="Times New Roman" w:hAnsi="Times New Roman" w:eastAsia="宋体"/>
+                <w:b w:val="0"/>
+                <w:i w:val="0"/>
+                <w:sz w:val="16"/>
+              </w:rPr>
+              <w:t>报告</w:t>
+            </w:r>
+          </w:p>
+        </w:tc>
+      </w:tr>
+    </w:tbl>
+    <w:p>
+      <w:pPr>
+        <w:spacing w:after="120" w:line="300" w:lineRule="auto"/>
+        <w:ind w:firstLine="420"/>
+      </w:pPr>
+      <w:r>
+        <w:rPr>
+          <w:rFonts w:ascii="Times New Roman" w:hAnsi="Times New Roman" w:eastAsia="宋体"/>
+          <w:b/>
+          <w:i w:val="0"/>
+          <w:sz w:val="21"/>
+        </w:rPr>
+        <w:t>结论（否定——收敛措辞）</w:t>
+      </w:r>
+      <w:r>
+        <w:rPr>
+          <w:rFonts w:ascii="Times New Roman" w:hAnsi="Times New Roman" w:eastAsia="宋体"/>
+          <w:b w:val="0"/>
+          <w:i w:val="0"/>
+          <w:sz w:val="21"/>
+        </w:rPr>
+        <w:t>：按对分割下，bge 语义嵌入/风格指纹/手写表面结构对数学推理对错</w:t>
+      </w:r>
+      <w:r>
+        <w:rPr>
+          <w:rFonts w:ascii="Times New Roman" w:hAnsi="Times New Roman" w:eastAsia="宋体"/>
+          <w:b/>
+          <w:i w:val="0"/>
+          <w:sz w:val="21"/>
+        </w:rPr>
+        <w:t>无可读判别</w:t>
+      </w:r>
+      <w:r>
+        <w:rPr>
+          <w:rFonts w:ascii="Times New Roman" w:hAnsi="Times New Roman" w:eastAsia="宋体"/>
+          <w:b w:val="0"/>
+          <w:i w:val="0"/>
+          <w:sz w:val="21"/>
+        </w:rPr>
+        <w:t>（acc ≤ 0.60，置换不显著——功率范围 θ ≤ 0.65——不声称绝对无信号）——文本表面表征不承载"结果-操作数"运算关系——数学逻辑判定需</w:t>
+      </w:r>
+      <w:r>
+        <w:rPr>
+          <w:rFonts w:ascii="Times New Roman" w:hAnsi="Times New Roman" w:eastAsia="宋体"/>
+          <w:b/>
+          <w:i w:val="0"/>
+          <w:sz w:val="21"/>
+        </w:rPr>
+        <w:t>专用结构表征或符号计算</w:t>
+      </w:r>
+      <w:r>
+        <w:rPr>
+          <w:rFonts w:ascii="Times New Roman" w:hAnsi="Times New Roman" w:eastAsia="宋体"/>
+          <w:b w:val="0"/>
+          <w:i w:val="0"/>
+          <w:sz w:val="21"/>
+        </w:rPr>
+        <w:t>——</w:t>
+      </w:r>
+      <w:r>
+        <w:rPr>
+          <w:rFonts w:ascii="Times New Roman" w:hAnsi="Times New Roman" w:eastAsia="宋体"/>
+          <w:b/>
+          <w:i w:val="0"/>
+          <w:sz w:val="21"/>
+        </w:rPr>
+        <w:t>架构分离主张获反向支持</w:t>
+      </w:r>
+      <w:r>
+        <w:rPr>
+          <w:rFonts w:ascii="Times New Roman" w:hAnsi="Times New Roman" w:eastAsia="宋体"/>
+          <w:b w:val="0"/>
+          <w:i w:val="0"/>
+          <w:sz w:val="21"/>
+        </w:rPr>
+        <w:t>（与 v0.88 坍缩向量 Δg 显著为负构成两次独立证据：语言空间既不承载运算几何（v0.88）也不承载运算对错（v0.89））——用户的路线②（CodeBERT 第二编码器）与路线③（专用对错判别器——需能捕捉符号结构的数据集）作为后续路径的合理性获实证支撑。</w:t>
       </w:r>
     </w:p>
     <w:p>
